--- a/10-保护电路/05-短路保护/短路检测保护电路/短路检测保护电路.docx
+++ b/10-保护电路/05-短路保护/短路检测保护电路/短路检测保护电路.docx
@@ -3012,6 +3012,20 @@
     </w:p>
     <w:bookmarkEnd w:id="26"/>
     <w:bookmarkEnd w:id="27"/>
+    <w:p>
+      <w:pPr>
+        <w:spacing w:before="360"/>
+        <w:jc w:val="center"/>
+      </w:pPr>
+      <w:r>
+        <w:rPr>
+          <w:rFonts w:ascii="Times New Roman" w:hAnsi="Times New Roman"/>
+          <w:color w:val="555555"/>
+          <w:sz w:val="21"/>
+        </w:rPr>
+        <w:t>材料收集者：杜文杰</w:t>
+      </w:r>
+    </w:p>
     <w:sectPr>
       <w:headerReference r:id="rId9" w:type="default"/>
       <w:footerReference r:id="rId10" w:type="default"/>

--- a/10-保护电路/05-短路保护/短路检测保护电路/短路检测保护电路.docx
+++ b/10-保护电路/05-短路保护/短路检测保护电路/短路检测保护电路.docx
@@ -1,6 +1,6 @@
 
 <file path=word/document.xml><?xml version="1.0" encoding="utf-8"?>
-<w:document xmlns:w="http://schemas.openxmlformats.org/wordprocessingml/2006/main" xmlns:m="http://schemas.openxmlformats.org/officeDocument/2006/math" xmlns:r="http://schemas.openxmlformats.org/officeDocument/2006/relationships" xmlns:o="urn:schemas-microsoft-com:office:office" xmlns:v="urn:schemas-microsoft-com:vml" xmlns:w10="urn:schemas-microsoft-com:office:word" xmlns:a="http://schemas.openxmlformats.org/drawingml/2006/main" xmlns:pic="http://schemas.openxmlformats.org/drawingml/2006/picture" xmlns:wp="http://schemas.openxmlformats.org/drawingml/2006/wordprocessingDrawing">
+<w:document xmlns:m="http://schemas.openxmlformats.org/officeDocument/2006/math" xmlns:r="http://schemas.openxmlformats.org/officeDocument/2006/relationships" xmlns:w="http://schemas.openxmlformats.org/wordprocessingml/2006/main" xmlns:o="urn:schemas-microsoft-com:office:office" xmlns:v="urn:schemas-microsoft-com:vml" xmlns:w10="urn:schemas-microsoft-com:office:word" xmlns:a="http://schemas.openxmlformats.org/drawingml/2006/main" xmlns:pic="http://schemas.openxmlformats.org/drawingml/2006/picture" xmlns:wp="http://schemas.openxmlformats.org/drawingml/2006/wordprocessingDrawing">
   <w:body>
     <w:bookmarkStart w:id="27" w:name="短路检测保护电路"/>
     <w:p>
@@ -9,7 +9,7 @@
       </w:pPr>
       <w:r>
         <w:rPr>
-          <w:rFonts w:hint="eastAsia"/>
+          <w:rFonts w:hint="eastAsia" w:eastAsia="黑体"/>
         </w:rPr>
         <w:t xml:space="preserve">短路检测保护电路</w:t>
       </w:r>
@@ -21,7 +21,7 @@
       </w:pPr>
       <w:r>
         <w:rPr>
-          <w:rFonts w:hint="eastAsia"/>
+          <w:rFonts w:hint="eastAsia" w:eastAsia="黑体"/>
         </w:rPr>
         <w:t xml:space="preserve">拓扑描述</w:t>
       </w:r>
@@ -32,11 +32,14 @@
       </w:pPr>
       <w:r>
         <w:rPr>
-          <w:rFonts w:hint="eastAsia"/>
+          <w:rFonts w:hint="eastAsia" w:eastAsia="黑体"/>
         </w:rPr>
         <w:t xml:space="preserve">该电路由采样电阻</w:t>
       </w:r>
       <w:r>
+        <w:rPr>
+          <w:rFonts w:eastAsia="黑体"/>
+        </w:rPr>
         <w:t xml:space="preserve"> </w:t>
       </w:r>
       <m:oMath>
@@ -67,83 +70,110 @@
       </m:oMath>
       <w:r>
         <w:rPr>
-          <w:rFonts w:hint="eastAsia"/>
+          <w:rFonts w:hint="eastAsia" w:eastAsia="黑体"/>
         </w:rPr>
         <w:t xml:space="preserve">（编号</w:t>
       </w:r>
       <w:r>
+        <w:rPr>
+          <w:rFonts w:eastAsia="黑体"/>
+        </w:rPr>
         <w:t xml:space="preserve"> </w:t>
       </w:r>
       <w:r>
         <w:rPr>
-          <w:rFonts w:hint="eastAsia"/>
+          <w:rFonts w:hint="eastAsia" w:eastAsia="黑体"/>
         </w:rPr>
         <w:t xml:space="preserve">R1）、电流检测放大器</w:t>
       </w:r>
       <w:r>
+        <w:rPr>
+          <w:rFonts w:eastAsia="黑体"/>
+        </w:rPr>
         <w:t xml:space="preserve"> </w:t>
       </w:r>
       <w:r>
         <w:rPr>
-          <w:rFonts w:hint="eastAsia"/>
+          <w:rFonts w:hint="eastAsia" w:eastAsia="黑体"/>
         </w:rPr>
         <w:t xml:space="preserve">IC1（如</w:t>
       </w:r>
       <w:r>
+        <w:rPr>
+          <w:rFonts w:eastAsia="黑体"/>
+        </w:rPr>
         <w:t xml:space="preserve"> </w:t>
       </w:r>
       <w:r>
         <w:rPr>
-          <w:rFonts w:hint="eastAsia"/>
+          <w:rFonts w:hint="eastAsia" w:eastAsia="黑体"/>
         </w:rPr>
         <w:t xml:space="preserve">INA240）、比较器</w:t>
       </w:r>
       <w:r>
+        <w:rPr>
+          <w:rFonts w:eastAsia="黑体"/>
+        </w:rPr>
         <w:t xml:space="preserve"> </w:t>
       </w:r>
       <w:r>
         <w:rPr>
-          <w:rFonts w:hint="eastAsia"/>
+          <w:rFonts w:hint="eastAsia" w:eastAsia="黑体"/>
         </w:rPr>
         <w:t xml:space="preserve">IC2（如</w:t>
       </w:r>
       <w:r>
+        <w:rPr>
+          <w:rFonts w:eastAsia="黑体"/>
+        </w:rPr>
         <w:t xml:space="preserve"> </w:t>
       </w:r>
       <w:r>
         <w:rPr>
-          <w:rFonts w:hint="eastAsia"/>
+          <w:rFonts w:hint="eastAsia" w:eastAsia="黑体"/>
         </w:rPr>
         <w:t xml:space="preserve">LM393）与受控开关</w:t>
       </w:r>
       <w:r>
+        <w:rPr>
+          <w:rFonts w:eastAsia="黑体"/>
+        </w:rPr>
         <w:t xml:space="preserve"> </w:t>
       </w:r>
       <w:r>
         <w:rPr>
-          <w:rFonts w:hint="eastAsia"/>
+          <w:rFonts w:hint="eastAsia" w:eastAsia="黑体"/>
         </w:rPr>
         <w:t xml:space="preserve">Q1（N</w:t>
       </w:r>
       <w:r>
+        <w:rPr>
+          <w:rFonts w:eastAsia="黑体"/>
+        </w:rPr>
         <w:t xml:space="preserve"> </w:t>
       </w:r>
       <w:r>
         <w:rPr>
-          <w:rFonts w:hint="eastAsia"/>
+          <w:rFonts w:hint="eastAsia" w:eastAsia="黑体"/>
         </w:rPr>
         <w:t xml:space="preserve">沟道</w:t>
       </w:r>
       <w:r>
+        <w:rPr>
+          <w:rFonts w:eastAsia="黑体"/>
+        </w:rPr>
         <w:t xml:space="preserve"> </w:t>
       </w:r>
       <w:r>
         <w:rPr>
-          <w:rFonts w:hint="eastAsia"/>
+          <w:rFonts w:hint="eastAsia" w:eastAsia="黑体"/>
         </w:rPr>
         <w:t xml:space="preserve">MOSFET）组成。关键节点定义如下：输入电源正节点</w:t>
       </w:r>
       <w:r>
+        <w:rPr>
+          <w:rFonts w:eastAsia="黑体"/>
+        </w:rPr>
         <w:t xml:space="preserve"> </w:t>
       </w:r>
       <m:oMath>
@@ -164,15 +194,21 @@
         </m:sSub>
       </m:oMath>
       <w:r>
+        <w:rPr>
+          <w:rFonts w:eastAsia="黑体"/>
+        </w:rPr>
         <w:t xml:space="preserve"> </w:t>
       </w:r>
       <w:r>
         <w:rPr>
-          <w:rFonts w:hint="eastAsia"/>
+          <w:rFonts w:hint="eastAsia" w:eastAsia="黑体"/>
         </w:rPr>
         <w:t xml:space="preserve">接采样电阻</w:t>
       </w:r>
       <w:r>
+        <w:rPr>
+          <w:rFonts w:eastAsia="黑体"/>
+        </w:rPr>
         <w:t xml:space="preserve"> </w:t>
       </w:r>
       <m:oMath>
@@ -202,15 +238,21 @@
         </m:sSub>
       </m:oMath>
       <w:r>
+        <w:rPr>
+          <w:rFonts w:eastAsia="黑体"/>
+        </w:rPr>
         <w:t xml:space="preserve"> </w:t>
       </w:r>
       <w:r>
         <w:rPr>
-          <w:rFonts w:hint="eastAsia"/>
+          <w:rFonts w:hint="eastAsia" w:eastAsia="黑体"/>
         </w:rPr>
         <w:t xml:space="preserve">的一端；采样（检流）节点</w:t>
       </w:r>
       <w:r>
+        <w:rPr>
+          <w:rFonts w:eastAsia="黑体"/>
+        </w:rPr>
         <w:t xml:space="preserve"> </w:t>
       </w:r>
       <m:oMath>
@@ -240,15 +282,21 @@
         </m:sSub>
       </m:oMath>
       <w:r>
+        <w:rPr>
+          <w:rFonts w:eastAsia="黑体"/>
+        </w:rPr>
         <w:t xml:space="preserve"> </w:t>
       </w:r>
       <w:r>
         <w:rPr>
-          <w:rFonts w:hint="eastAsia"/>
+          <w:rFonts w:hint="eastAsia" w:eastAsia="黑体"/>
         </w:rPr>
         <w:t xml:space="preserve">是</w:t>
       </w:r>
       <w:r>
+        <w:rPr>
+          <w:rFonts w:eastAsia="黑体"/>
+        </w:rPr>
         <w:t xml:space="preserve"> </w:t>
       </w:r>
       <m:oMath>
@@ -278,42 +326,57 @@
         </m:sSub>
       </m:oMath>
       <w:r>
+        <w:rPr>
+          <w:rFonts w:eastAsia="黑体"/>
+        </w:rPr>
         <w:t xml:space="preserve"> </w:t>
       </w:r>
       <w:r>
         <w:rPr>
-          <w:rFonts w:hint="eastAsia"/>
+          <w:rFonts w:hint="eastAsia" w:eastAsia="黑体"/>
         </w:rPr>
         <w:t xml:space="preserve">另一端与开关</w:t>
       </w:r>
       <w:r>
+        <w:rPr>
+          <w:rFonts w:eastAsia="黑体"/>
+        </w:rPr>
         <w:t xml:space="preserve"> Q1 </w:t>
       </w:r>
       <w:r>
         <w:rPr>
-          <w:rFonts w:hint="eastAsia"/>
+          <w:rFonts w:hint="eastAsia" w:eastAsia="黑体"/>
         </w:rPr>
         <w:t xml:space="preserve">漏极</w:t>
       </w:r>
       <w:r>
+        <w:rPr>
+          <w:rFonts w:eastAsia="黑体"/>
+        </w:rPr>
         <w:t xml:space="preserve"> D </w:t>
       </w:r>
       <w:r>
         <w:rPr>
-          <w:rFonts w:hint="eastAsia"/>
+          <w:rFonts w:hint="eastAsia" w:eastAsia="黑体"/>
         </w:rPr>
         <w:t xml:space="preserve">的公共点，同时给电流检测放大器</w:t>
       </w:r>
       <w:r>
+        <w:rPr>
+          <w:rFonts w:eastAsia="黑体"/>
+        </w:rPr>
         <w:t xml:space="preserve"> IC1 </w:t>
       </w:r>
       <w:r>
         <w:rPr>
-          <w:rFonts w:hint="eastAsia"/>
+          <w:rFonts w:hint="eastAsia" w:eastAsia="黑体"/>
         </w:rPr>
         <w:t xml:space="preserve">提供采样信号；输出供电节点</w:t>
       </w:r>
       <w:r>
+        <w:rPr>
+          <w:rFonts w:eastAsia="黑体"/>
+        </w:rPr>
         <w:t xml:space="preserve"> </w:t>
       </w:r>
       <m:oMath>
@@ -337,51 +400,69 @@
         </m:sSub>
       </m:oMath>
       <w:r>
+        <w:rPr>
+          <w:rFonts w:eastAsia="黑体"/>
+        </w:rPr>
         <w:t xml:space="preserve"> </w:t>
       </w:r>
       <w:r>
         <w:rPr>
-          <w:rFonts w:hint="eastAsia"/>
+          <w:rFonts w:hint="eastAsia" w:eastAsia="黑体"/>
         </w:rPr>
         <w:t xml:space="preserve">接开关</w:t>
       </w:r>
       <w:r>
+        <w:rPr>
+          <w:rFonts w:eastAsia="黑体"/>
+        </w:rPr>
         <w:t xml:space="preserve"> Q1 </w:t>
       </w:r>
       <w:r>
         <w:rPr>
-          <w:rFonts w:hint="eastAsia"/>
+          <w:rFonts w:hint="eastAsia" w:eastAsia="黑体"/>
         </w:rPr>
         <w:t xml:space="preserve">的源极</w:t>
       </w:r>
       <w:r>
+        <w:rPr>
+          <w:rFonts w:eastAsia="黑体"/>
+        </w:rPr>
         <w:t xml:space="preserve"> S </w:t>
       </w:r>
       <w:r>
         <w:rPr>
-          <w:rFonts w:hint="eastAsia"/>
+          <w:rFonts w:hint="eastAsia" w:eastAsia="黑体"/>
         </w:rPr>
         <w:t xml:space="preserve">并直接连到负载；地节点</w:t>
       </w:r>
       <w:r>
+        <w:rPr>
+          <w:rFonts w:eastAsia="黑体"/>
+        </w:rPr>
         <w:t xml:space="preserve"> GND </w:t>
       </w:r>
       <w:r>
         <w:rPr>
-          <w:rFonts w:hint="eastAsia"/>
+          <w:rFonts w:hint="eastAsia" w:eastAsia="黑体"/>
         </w:rPr>
         <w:t xml:space="preserve">是电源负极、比较器参考地、IC1/IC2</w:t>
       </w:r>
       <w:r>
+        <w:rPr>
+          <w:rFonts w:eastAsia="黑体"/>
+        </w:rPr>
         <w:t xml:space="preserve"> </w:t>
       </w:r>
       <w:r>
         <w:rPr>
-          <w:rFonts w:hint="eastAsia"/>
+          <w:rFonts w:hint="eastAsia" w:eastAsia="黑体"/>
         </w:rPr>
         <w:t xml:space="preserve">供电地与基准电压</w:t>
       </w:r>
       <w:r>
+        <w:rPr>
+          <w:rFonts w:eastAsia="黑体"/>
+        </w:rPr>
         <w:t xml:space="preserve"> </w:t>
       </w:r>
       <m:oMath>
@@ -405,11 +486,14 @@
         </m:sSub>
       </m:oMath>
       <w:r>
+        <w:rPr>
+          <w:rFonts w:eastAsia="黑体"/>
+        </w:rPr>
         <w:t xml:space="preserve"> </w:t>
       </w:r>
       <w:r>
         <w:rPr>
-          <w:rFonts w:hint="eastAsia"/>
+          <w:rFonts w:hint="eastAsia" w:eastAsia="黑体"/>
         </w:rPr>
         <w:t xml:space="preserve">的公共参考点，也接采样电阻另一侧（取决于高/低侧采样接法）。</w:t>
       </w:r>
@@ -418,11 +502,14 @@
       <w:pPr/>
       <w:r>
         <w:rPr>
-          <w:rFonts w:hint="eastAsia"/>
+          <w:rFonts w:hint="eastAsia" w:eastAsia="黑体"/>
         </w:rPr>
         <w:t xml:space="preserve">各元件管脚连接：采样电阻</w:t>
       </w:r>
       <w:r>
+        <w:rPr>
+          <w:rFonts w:eastAsia="黑体"/>
+        </w:rPr>
         <w:t xml:space="preserve"> </w:t>
       </w:r>
       <m:oMath>
@@ -452,15 +539,21 @@
         </m:sSub>
       </m:oMath>
       <w:r>
+        <w:rPr>
+          <w:rFonts w:eastAsia="黑体"/>
+        </w:rPr>
         <w:t xml:space="preserve"> </w:t>
       </w:r>
       <w:r>
         <w:rPr>
-          <w:rFonts w:hint="eastAsia"/>
+          <w:rFonts w:hint="eastAsia" w:eastAsia="黑体"/>
         </w:rPr>
         <w:t xml:space="preserve">一端接输入电源</w:t>
       </w:r>
       <w:r>
+        <w:rPr>
+          <w:rFonts w:eastAsia="黑体"/>
+        </w:rPr>
         <w:t xml:space="preserve"> </w:t>
       </w:r>
       <m:oMath>
@@ -482,11 +575,14 @@
       </m:oMath>
       <w:r>
         <w:rPr>
-          <w:rFonts w:hint="eastAsia"/>
+          <w:rFonts w:hint="eastAsia" w:eastAsia="黑体"/>
         </w:rPr>
         <w:t xml:space="preserve">，另一端接检流节点</w:t>
       </w:r>
       <w:r>
+        <w:rPr>
+          <w:rFonts w:eastAsia="黑体"/>
+        </w:rPr>
         <w:t xml:space="preserve"> </w:t>
       </w:r>
       <m:oMath>
@@ -517,47 +613,62 @@
       </m:oMath>
       <w:r>
         <w:rPr>
-          <w:rFonts w:hint="eastAsia"/>
+          <w:rFonts w:hint="eastAsia" w:eastAsia="黑体"/>
         </w:rPr>
         <w:t xml:space="preserve">（即开关</w:t>
       </w:r>
       <w:r>
+        <w:rPr>
+          <w:rFonts w:eastAsia="黑体"/>
+        </w:rPr>
         <w:t xml:space="preserve"> Q1 </w:t>
       </w:r>
       <w:r>
         <w:rPr>
-          <w:rFonts w:hint="eastAsia"/>
+          <w:rFonts w:hint="eastAsia" w:eastAsia="黑体"/>
         </w:rPr>
         <w:t xml:space="preserve">的漏极</w:t>
       </w:r>
       <w:r>
+        <w:rPr>
+          <w:rFonts w:eastAsia="黑体"/>
+        </w:rPr>
         <w:t xml:space="preserve"> D </w:t>
       </w:r>
       <w:r>
         <w:rPr>
-          <w:rFonts w:hint="eastAsia"/>
+          <w:rFonts w:hint="eastAsia" w:eastAsia="黑体"/>
         </w:rPr>
         <w:t xml:space="preserve">与电流检测放大器</w:t>
       </w:r>
       <w:r>
+        <w:rPr>
+          <w:rFonts w:eastAsia="黑体"/>
+        </w:rPr>
         <w:t xml:space="preserve"> IC1 </w:t>
       </w:r>
       <w:r>
         <w:rPr>
-          <w:rFonts w:hint="eastAsia"/>
+          <w:rFonts w:hint="eastAsia" w:eastAsia="黑体"/>
         </w:rPr>
         <w:t xml:space="preserve">的两个差动输入端之一）；电流检测放大器</w:t>
       </w:r>
       <w:r>
+        <w:rPr>
+          <w:rFonts w:eastAsia="黑体"/>
+        </w:rPr>
         <w:t xml:space="preserve"> IC1 </w:t>
       </w:r>
       <w:r>
         <w:rPr>
-          <w:rFonts w:hint="eastAsia"/>
+          <w:rFonts w:hint="eastAsia" w:eastAsia="黑体"/>
         </w:rPr>
         <w:t xml:space="preserve">的差动输入正、负端分别跨接在</w:t>
       </w:r>
       <w:r>
+        <w:rPr>
+          <w:rFonts w:eastAsia="黑体"/>
+        </w:rPr>
         <w:t xml:space="preserve"> </w:t>
       </w:r>
       <m:oMath>
@@ -587,33 +698,45 @@
         </m:sSub>
       </m:oMath>
       <w:r>
+        <w:rPr>
+          <w:rFonts w:eastAsia="黑体"/>
+        </w:rPr>
         <w:t xml:space="preserve"> </w:t>
       </w:r>
       <w:r>
         <w:rPr>
-          <w:rFonts w:hint="eastAsia"/>
+          <w:rFonts w:hint="eastAsia" w:eastAsia="黑体"/>
         </w:rPr>
         <w:t xml:space="preserve">两端，输出端接比较器</w:t>
       </w:r>
       <w:r>
+        <w:rPr>
+          <w:rFonts w:eastAsia="黑体"/>
+        </w:rPr>
         <w:t xml:space="preserve"> IC2 </w:t>
       </w:r>
       <w:r>
         <w:rPr>
-          <w:rFonts w:hint="eastAsia"/>
+          <w:rFonts w:hint="eastAsia" w:eastAsia="黑体"/>
         </w:rPr>
         <w:t xml:space="preserve">的同相输入端（+）；比较器</w:t>
       </w:r>
       <w:r>
+        <w:rPr>
+          <w:rFonts w:eastAsia="黑体"/>
+        </w:rPr>
         <w:t xml:space="preserve"> IC2 </w:t>
       </w:r>
       <w:r>
         <w:rPr>
-          <w:rFonts w:hint="eastAsia"/>
+          <w:rFonts w:hint="eastAsia" w:eastAsia="黑体"/>
         </w:rPr>
         <w:t xml:space="preserve">的反相输入端（−）接基准电压</w:t>
       </w:r>
       <w:r>
+        <w:rPr>
+          <w:rFonts w:eastAsia="黑体"/>
+        </w:rPr>
         <w:t xml:space="preserve"> </w:t>
       </w:r>
       <m:oMath>
@@ -638,11 +761,14 @@
       </m:oMath>
       <w:r>
         <w:rPr>
-          <w:rFonts w:hint="eastAsia"/>
+          <w:rFonts w:hint="eastAsia" w:eastAsia="黑体"/>
         </w:rPr>
         <w:t xml:space="preserve">，正、负电源端分别接电源</w:t>
       </w:r>
       <w:r>
+        <w:rPr>
+          <w:rFonts w:eastAsia="黑体"/>
+        </w:rPr>
         <w:t xml:space="preserve"> </w:t>
       </w:r>
       <m:oMath>
@@ -663,60 +789,81 @@
         </m:sSub>
       </m:oMath>
       <w:r>
+        <w:rPr>
+          <w:rFonts w:eastAsia="黑体"/>
+        </w:rPr>
         <w:t xml:space="preserve"> </w:t>
       </w:r>
       <w:r>
         <w:rPr>
-          <w:rFonts w:hint="eastAsia"/>
+          <w:rFonts w:hint="eastAsia" w:eastAsia="黑体"/>
         </w:rPr>
         <w:t xml:space="preserve">与地</w:t>
       </w:r>
       <w:r>
+        <w:rPr>
+          <w:rFonts w:eastAsia="黑体"/>
+        </w:rPr>
         <w:t xml:space="preserve"> </w:t>
       </w:r>
       <w:r>
         <w:rPr>
-          <w:rFonts w:hint="eastAsia"/>
+          <w:rFonts w:hint="eastAsia" w:eastAsia="黑体"/>
         </w:rPr>
         <w:t xml:space="preserve">GND，输出端接开关</w:t>
       </w:r>
       <w:r>
+        <w:rPr>
+          <w:rFonts w:eastAsia="黑体"/>
+        </w:rPr>
         <w:t xml:space="preserve"> Q1 </w:t>
       </w:r>
       <w:r>
         <w:rPr>
-          <w:rFonts w:hint="eastAsia"/>
+          <w:rFonts w:hint="eastAsia" w:eastAsia="黑体"/>
         </w:rPr>
         <w:t xml:space="preserve">的栅极</w:t>
       </w:r>
       <w:r>
+        <w:rPr>
+          <w:rFonts w:eastAsia="黑体"/>
+        </w:rPr>
         <w:t xml:space="preserve"> </w:t>
       </w:r>
       <w:r>
         <w:rPr>
-          <w:rFonts w:hint="eastAsia"/>
+          <w:rFonts w:hint="eastAsia" w:eastAsia="黑体"/>
         </w:rPr>
         <w:t xml:space="preserve">G；开关</w:t>
       </w:r>
       <w:r>
+        <w:rPr>
+          <w:rFonts w:eastAsia="黑体"/>
+        </w:rPr>
         <w:t xml:space="preserve"> </w:t>
       </w:r>
       <w:r>
         <w:rPr>
-          <w:rFonts w:hint="eastAsia"/>
+          <w:rFonts w:hint="eastAsia" w:eastAsia="黑体"/>
         </w:rPr>
         <w:t xml:space="preserve">Q1（MOSFET）的漏极</w:t>
       </w:r>
       <w:r>
+        <w:rPr>
+          <w:rFonts w:eastAsia="黑体"/>
+        </w:rPr>
         <w:t xml:space="preserve"> D </w:t>
       </w:r>
       <w:r>
         <w:rPr>
-          <w:rFonts w:hint="eastAsia"/>
+          <w:rFonts w:hint="eastAsia" w:eastAsia="黑体"/>
         </w:rPr>
         <w:t xml:space="preserve">接检流节点</w:t>
       </w:r>
       <w:r>
+        <w:rPr>
+          <w:rFonts w:eastAsia="黑体"/>
+        </w:rPr>
         <w:t xml:space="preserve"> </w:t>
       </w:r>
       <m:oMath>
@@ -747,20 +894,26 @@
       </m:oMath>
       <w:r>
         <w:rPr>
-          <w:rFonts w:hint="eastAsia"/>
+          <w:rFonts w:hint="eastAsia" w:eastAsia="黑体"/>
         </w:rPr>
         <w:t xml:space="preserve">，源极</w:t>
       </w:r>
       <w:r>
+        <w:rPr>
+          <w:rFonts w:eastAsia="黑体"/>
+        </w:rPr>
         <w:t xml:space="preserve"> S </w:t>
       </w:r>
       <w:r>
         <w:rPr>
-          <w:rFonts w:hint="eastAsia"/>
+          <w:rFonts w:hint="eastAsia" w:eastAsia="黑体"/>
         </w:rPr>
         <w:t xml:space="preserve">接输出节点</w:t>
       </w:r>
       <w:r>
+        <w:rPr>
+          <w:rFonts w:eastAsia="黑体"/>
+        </w:rPr>
         <w:t xml:space="preserve"> </w:t>
       </w:r>
       <m:oMath>
@@ -785,25 +938,31 @@
       </m:oMath>
       <w:r>
         <w:rPr>
-          <w:rFonts w:hint="eastAsia"/>
+          <w:rFonts w:hint="eastAsia" w:eastAsia="黑体"/>
         </w:rPr>
         <w:t xml:space="preserve">，栅极</w:t>
       </w:r>
       <w:r>
+        <w:rPr>
+          <w:rFonts w:eastAsia="黑体"/>
+        </w:rPr>
         <w:t xml:space="preserve"> G </w:t>
       </w:r>
       <w:r>
         <w:rPr>
-          <w:rFonts w:hint="eastAsia"/>
+          <w:rFonts w:hint="eastAsia" w:eastAsia="黑体"/>
         </w:rPr>
         <w:t xml:space="preserve">接比较器</w:t>
       </w:r>
       <w:r>
+        <w:rPr>
+          <w:rFonts w:eastAsia="黑体"/>
+        </w:rPr>
         <w:t xml:space="preserve"> IC2 </w:t>
       </w:r>
       <w:r>
         <w:rPr>
-          <w:rFonts w:hint="eastAsia"/>
+          <w:rFonts w:hint="eastAsia" w:eastAsia="黑体"/>
         </w:rPr>
         <w:t xml:space="preserve">的输出。</w:t>
       </w:r>
@@ -812,34 +971,43 @@
       <w:pPr/>
       <w:r>
         <w:rPr>
-          <w:rFonts w:hint="eastAsia"/>
+          <w:rFonts w:hint="eastAsia" w:eastAsia="黑体"/>
         </w:rPr>
         <w:t xml:space="preserve">由此构成”采样电阻检流</w:t>
       </w:r>
       <w:r>
+        <w:rPr>
+          <w:rFonts w:eastAsia="黑体"/>
+        </w:rPr>
         <w:t xml:space="preserve"> + </w:t>
       </w:r>
       <w:r>
         <w:rPr>
-          <w:rFonts w:hint="eastAsia"/>
+          <w:rFonts w:hint="eastAsia" w:eastAsia="黑体"/>
         </w:rPr>
         <w:t xml:space="preserve">放大比较</w:t>
       </w:r>
       <w:r>
+        <w:rPr>
+          <w:rFonts w:eastAsia="黑体"/>
+        </w:rPr>
         <w:t xml:space="preserve"> + </w:t>
       </w:r>
       <w:r>
         <w:rPr>
-          <w:rFonts w:hint="eastAsia"/>
+          <w:rFonts w:hint="eastAsia" w:eastAsia="黑体"/>
         </w:rPr>
         <w:t xml:space="preserve">串联开关关断”的滞回比较闭环保护组态，一旦回路电流超过短路阈值即迅速关断</w:t>
       </w:r>
       <w:r>
+        <w:rPr>
+          <w:rFonts w:eastAsia="黑体"/>
+        </w:rPr>
         <w:t xml:space="preserve"> </w:t>
       </w:r>
       <w:r>
         <w:rPr>
-          <w:rFonts w:hint="eastAsia"/>
+          <w:rFonts w:hint="eastAsia" w:eastAsia="黑体"/>
         </w:rPr>
         <w:t xml:space="preserve">Q1，切断负载完成短路保护。</w:t>
       </w:r>
@@ -852,7 +1020,7 @@
       </w:pPr>
       <w:r>
         <w:rPr>
-          <w:rFonts w:hint="eastAsia"/>
+          <w:rFonts w:hint="eastAsia" w:eastAsia="黑体"/>
         </w:rPr>
         <w:t xml:space="preserve">工作原理</w:t>
       </w:r>
@@ -863,11 +1031,14 @@
       </w:pPr>
       <w:r>
         <w:rPr>
-          <w:rFonts w:hint="eastAsia"/>
+          <w:rFonts w:hint="eastAsia" w:eastAsia="黑体"/>
         </w:rPr>
         <w:t xml:space="preserve">负载电流流过采样电阻产生压降</w:t>
       </w:r>
       <w:r>
+        <w:rPr>
+          <w:rFonts w:eastAsia="黑体"/>
+        </w:rPr>
         <w:t xml:space="preserve"> </w:t>
       </w:r>
       <m:oMath>
@@ -931,11 +1102,14 @@
       </m:oMath>
       <w:r>
         <w:rPr>
-          <w:rFonts w:hint="eastAsia"/>
+          <w:rFonts w:hint="eastAsia" w:eastAsia="黑体"/>
         </w:rPr>
         <w:t xml:space="preserve">，放大后与短路阈值比较。正常时开关导通；当发生短路、电流骤增使</w:t>
       </w:r>
       <w:r>
+        <w:rPr>
+          <w:rFonts w:eastAsia="黑体"/>
+        </w:rPr>
         <w:t xml:space="preserve"> </w:t>
       </w:r>
       <m:oMath>
@@ -965,11 +1139,14 @@
         </m:sSub>
       </m:oMath>
       <w:r>
+        <w:rPr>
+          <w:rFonts w:eastAsia="黑体"/>
+        </w:rPr>
         <w:t xml:space="preserve"> </w:t>
       </w:r>
       <w:r>
         <w:rPr>
-          <w:rFonts w:hint="eastAsia"/>
+          <w:rFonts w:hint="eastAsia" w:eastAsia="黑体"/>
         </w:rPr>
         <w:t xml:space="preserve">超过阈值时，比较器翻转驱动开关断开，切断故障电流，实现快速短路保护。短路消除后可自动重试或手动复位。</w:t>
       </w:r>
@@ -982,7 +1159,7 @@
       </w:pPr>
       <w:r>
         <w:rPr>
-          <w:rFonts w:hint="eastAsia"/>
+          <w:rFonts w:hint="eastAsia" w:eastAsia="黑体"/>
         </w:rPr>
         <w:t xml:space="preserve">关键计算公式</w:t>
       </w:r>
@@ -996,7 +1173,7 @@
       </w:pPr>
       <w:r>
         <w:rPr>
-          <w:rFonts w:hint="eastAsia"/>
+          <w:rFonts w:hint="eastAsia" w:eastAsia="黑体"/>
         </w:rPr>
         <w:t xml:space="preserve">采样电压：</w:t>
       </w:r>
@@ -1080,7 +1257,7 @@
       </w:pPr>
       <w:r>
         <w:rPr>
-          <w:rFonts w:hint="eastAsia"/>
+          <w:rFonts w:hint="eastAsia" w:eastAsia="黑体"/>
         </w:rPr>
         <w:t xml:space="preserve">短路触发条件：</w:t>
       </w:r>
@@ -1188,7 +1365,7 @@
       </w:pPr>
       <w:r>
         <w:rPr>
-          <w:rFonts w:hint="eastAsia"/>
+          <w:rFonts w:hint="eastAsia" w:eastAsia="黑体"/>
         </w:rPr>
         <w:t xml:space="preserve">采样电阻功耗：</w:t>
       </w:r>
@@ -1281,7 +1458,7 @@
       </w:pPr>
       <w:r>
         <w:rPr>
-          <w:rFonts w:hint="eastAsia"/>
+          <w:rFonts w:hint="eastAsia" w:eastAsia="黑体"/>
         </w:rPr>
         <w:t xml:space="preserve">保护响应时间（含滤波）：</w:t>
       </w:r>
@@ -1386,7 +1563,7 @@
       </w:pPr>
       <w:r>
         <w:rPr>
-          <w:rFonts w:hint="eastAsia"/>
+          <w:rFonts w:hint="eastAsia" w:eastAsia="黑体"/>
         </w:rPr>
         <w:t xml:space="preserve">采样电阻取值：</w:t>
       </w:r>
@@ -1507,7 +1684,7 @@
             </w:pPr>
             <w:r>
               <w:rPr>
-                <w:rFonts w:hint="eastAsia"/>
+                <w:rFonts w:hint="eastAsia" w:eastAsia="黑体"/>
               </w:rPr>
               <w:t xml:space="preserve">符号</w:t>
             </w:r>
@@ -1521,7 +1698,7 @@
             </w:pPr>
             <w:r>
               <w:rPr>
-                <w:rFonts w:hint="eastAsia"/>
+                <w:rFonts w:hint="eastAsia" w:eastAsia="黑体"/>
               </w:rPr>
               <w:t xml:space="preserve">含义</w:t>
             </w:r>
@@ -1535,7 +1712,7 @@
             </w:pPr>
             <w:r>
               <w:rPr>
-                <w:rFonts w:hint="eastAsia"/>
+                <w:rFonts w:hint="eastAsia" w:eastAsia="黑体"/>
               </w:rPr>
               <w:t xml:space="preserve">单位</w:t>
             </w:r>
@@ -1576,6 +1753,9 @@
               </m:sSub>
             </m:oMath>
             <w:r>
+              <w:rPr>
+                <w:rFonts w:eastAsia="黑体"/>
+              </w:rPr>
               <w:t xml:space="preserve">​</w:t>
             </w:r>
           </w:p>
@@ -1588,7 +1768,7 @@
             </w:pPr>
             <w:r>
               <w:rPr>
-                <w:rFonts w:hint="eastAsia"/>
+                <w:rFonts w:hint="eastAsia" w:eastAsia="黑体"/>
               </w:rPr>
               <w:t xml:space="preserve">采样电阻</w:t>
             </w:r>
@@ -1601,6 +1781,9 @@
               <w:pStyle w:val="Compact"/>
             </w:pPr>
             <w:r>
+              <w:rPr>
+                <w:rFonts w:eastAsia="黑体"/>
+              </w:rPr>
               <w:t xml:space="preserve">Ω</w:t>
             </w:r>
           </w:p>
@@ -1619,6 +1802,9 @@
               </m:r>
             </m:oMath>
             <w:r>
+              <w:rPr>
+                <w:rFonts w:eastAsia="黑体"/>
+              </w:rPr>
               <w:t xml:space="preserve">​</w:t>
             </w:r>
           </w:p>
@@ -1631,7 +1817,7 @@
             </w:pPr>
             <w:r>
               <w:rPr>
-                <w:rFonts w:hint="eastAsia"/>
+                <w:rFonts w:hint="eastAsia" w:eastAsia="黑体"/>
               </w:rPr>
               <w:t xml:space="preserve">负载电流</w:t>
             </w:r>
@@ -1644,6 +1830,9 @@
               <w:pStyle w:val="Compact"/>
             </w:pPr>
             <w:r>
+              <w:rPr>
+                <w:rFonts w:eastAsia="黑体"/>
+              </w:rPr>
               <w:t xml:space="preserve">A</w:t>
             </w:r>
           </w:p>
@@ -1674,6 +1863,9 @@
               </m:sSub>
             </m:oMath>
             <w:r>
+              <w:rPr>
+                <w:rFonts w:eastAsia="黑体"/>
+              </w:rPr>
               <w:t xml:space="preserve">​</w:t>
             </w:r>
           </w:p>
@@ -1686,7 +1878,7 @@
             </w:pPr>
             <w:r>
               <w:rPr>
-                <w:rFonts w:hint="eastAsia"/>
+                <w:rFonts w:hint="eastAsia" w:eastAsia="黑体"/>
               </w:rPr>
               <w:t xml:space="preserve">短路触发电流</w:t>
             </w:r>
@@ -1699,6 +1891,9 @@
               <w:pStyle w:val="Compact"/>
             </w:pPr>
             <w:r>
+              <w:rPr>
+                <w:rFonts w:eastAsia="黑体"/>
+              </w:rPr>
               <w:t xml:space="preserve">A</w:t>
             </w:r>
           </w:p>
@@ -1732,6 +1927,9 @@
               </m:sSub>
             </m:oMath>
             <w:r>
+              <w:rPr>
+                <w:rFonts w:eastAsia="黑体"/>
+              </w:rPr>
               <w:t xml:space="preserve">​</w:t>
             </w:r>
           </w:p>
@@ -1744,7 +1942,7 @@
             </w:pPr>
             <w:r>
               <w:rPr>
-                <w:rFonts w:hint="eastAsia"/>
+                <w:rFonts w:hint="eastAsia" w:eastAsia="黑体"/>
               </w:rPr>
               <w:t xml:space="preserve">阈值基准电压</w:t>
             </w:r>
@@ -1757,6 +1955,9 @@
               <w:pStyle w:val="Compact"/>
             </w:pPr>
             <w:r>
+              <w:rPr>
+                <w:rFonts w:eastAsia="黑体"/>
+              </w:rPr>
               <w:t xml:space="preserve">V</w:t>
             </w:r>
           </w:p>
@@ -1784,6 +1985,9 @@
               </m:sSub>
             </m:oMath>
             <w:r>
+              <w:rPr>
+                <w:rFonts w:eastAsia="黑体"/>
+              </w:rPr>
               <w:t xml:space="preserve">​</w:t>
             </w:r>
           </w:p>
@@ -1796,7 +2000,7 @@
             </w:pPr>
             <w:r>
               <w:rPr>
-                <w:rFonts w:hint="eastAsia"/>
+                <w:rFonts w:hint="eastAsia" w:eastAsia="黑体"/>
               </w:rPr>
               <w:t xml:space="preserve">滤波电容</w:t>
             </w:r>
@@ -1809,6 +2013,9 @@
               <w:pStyle w:val="Compact"/>
             </w:pPr>
             <w:r>
+              <w:rPr>
+                <w:rFonts w:eastAsia="黑体"/>
+              </w:rPr>
               <w:t xml:space="preserve">F</w:t>
             </w:r>
           </w:p>
@@ -1845,6 +2052,9 @@
               </m:sSub>
             </m:oMath>
             <w:r>
+              <w:rPr>
+                <w:rFonts w:eastAsia="黑体"/>
+              </w:rPr>
               <w:t xml:space="preserve">​</w:t>
             </w:r>
           </w:p>
@@ -1857,7 +2067,7 @@
             </w:pPr>
             <w:r>
               <w:rPr>
-                <w:rFonts w:hint="eastAsia"/>
+                <w:rFonts w:hint="eastAsia" w:eastAsia="黑体"/>
               </w:rPr>
               <w:t xml:space="preserve">保护响应时间</w:t>
             </w:r>
@@ -1870,6 +2080,9 @@
               <w:pStyle w:val="Compact"/>
             </w:pPr>
             <w:r>
+              <w:rPr>
+                <w:rFonts w:eastAsia="黑体"/>
+              </w:rPr>
               <w:t xml:space="preserve">s</w:t>
             </w:r>
           </w:p>
@@ -1884,7 +2097,7 @@
       </w:pPr>
       <w:r>
         <w:rPr>
-          <w:rFonts w:hint="eastAsia"/>
+          <w:rFonts w:hint="eastAsia" w:eastAsia="黑体"/>
         </w:rPr>
         <w:t xml:space="preserve">元件调整影响</w:t>
       </w:r>
@@ -1925,6 +2138,7 @@
       </m:oMath>
       <w:r>
         <w:rPr>
+          <w:rFonts w:eastAsia="黑体"/>
           <w:b/>
           <w:bCs/>
         </w:rPr>
@@ -1932,21 +2146,27 @@
       </w:r>
       <w:r>
         <w:rPr>
-          <w:rFonts w:hint="eastAsia"/>
+          <w:rFonts w:hint="eastAsia" w:eastAsia="黑体"/>
           <w:b/>
           <w:bCs/>
         </w:rPr>
         <w:t xml:space="preserve">增大</w:t>
       </w:r>
       <w:r>
+        <w:rPr>
+          <w:rFonts w:eastAsia="黑体"/>
+        </w:rPr>
         <w:t xml:space="preserve"> </w:t>
       </w:r>
       <w:r>
+        <w:rPr>
+          <w:rFonts w:eastAsia="黑体"/>
+        </w:rPr>
         <w:t xml:space="preserve">→ </w:t>
       </w:r>
       <w:r>
         <w:rPr>
-          <w:rFonts w:hint="eastAsia"/>
+          <w:rFonts w:hint="eastAsia" w:eastAsia="黑体"/>
         </w:rPr>
         <w:t xml:space="preserve">采样电压大、检测灵敏、阈值精度高，但正常功耗和压降增大。</w:t>
       </w:r>
@@ -1987,6 +2207,7 @@
       </m:oMath>
       <w:r>
         <w:rPr>
+          <w:rFonts w:eastAsia="黑体"/>
           <w:b/>
           <w:bCs/>
         </w:rPr>
@@ -1994,21 +2215,27 @@
       </w:r>
       <w:r>
         <w:rPr>
-          <w:rFonts w:hint="eastAsia"/>
+          <w:rFonts w:hint="eastAsia" w:eastAsia="黑体"/>
           <w:b/>
           <w:bCs/>
         </w:rPr>
         <w:t xml:space="preserve">减小</w:t>
       </w:r>
       <w:r>
+        <w:rPr>
+          <w:rFonts w:eastAsia="黑体"/>
+        </w:rPr>
         <w:t xml:space="preserve"> </w:t>
       </w:r>
       <w:r>
+        <w:rPr>
+          <w:rFonts w:eastAsia="黑体"/>
+        </w:rPr>
         <w:t xml:space="preserve">→ </w:t>
       </w:r>
       <w:r>
         <w:rPr>
-          <w:rFonts w:hint="eastAsia"/>
+          <w:rFonts w:hint="eastAsia" w:eastAsia="黑体"/>
         </w:rPr>
         <w:t xml:space="preserve">损耗小、压降低，但信号弱、抗噪差，需放大处理。</w:t>
       </w:r>
@@ -2023,7 +2250,7 @@
       </w:pPr>
       <w:r>
         <w:rPr>
-          <w:rFonts w:hint="eastAsia"/>
+          <w:rFonts w:hint="eastAsia" w:eastAsia="黑体"/>
           <w:b/>
           <w:bCs/>
         </w:rPr>
@@ -2031,6 +2258,7 @@
       </w:r>
       <w:r>
         <w:rPr>
+          <w:rFonts w:eastAsia="黑体"/>
           <w:b/>
           <w:bCs/>
         </w:rPr>
@@ -2058,6 +2286,7 @@
       </m:oMath>
       <w:r>
         <w:rPr>
+          <w:rFonts w:eastAsia="黑体"/>
           <w:b/>
           <w:bCs/>
         </w:rPr>
@@ -2065,21 +2294,27 @@
       </w:r>
       <w:r>
         <w:rPr>
-          <w:rFonts w:hint="eastAsia"/>
+          <w:rFonts w:hint="eastAsia" w:eastAsia="黑体"/>
           <w:b/>
           <w:bCs/>
         </w:rPr>
         <w:t xml:space="preserve">调高</w:t>
       </w:r>
       <w:r>
+        <w:rPr>
+          <w:rFonts w:eastAsia="黑体"/>
+        </w:rPr>
         <w:t xml:space="preserve"> </w:t>
       </w:r>
       <w:r>
+        <w:rPr>
+          <w:rFonts w:eastAsia="黑体"/>
+        </w:rPr>
         <w:t xml:space="preserve">→ </w:t>
       </w:r>
       <w:r>
         <w:rPr>
-          <w:rFonts w:hint="eastAsia"/>
+          <w:rFonts w:hint="eastAsia" w:eastAsia="黑体"/>
         </w:rPr>
         <w:t xml:space="preserve">触发电流增大，对小短路不敏感，保护变迟钝。</w:t>
       </w:r>
@@ -2114,6 +2349,7 @@
       </m:oMath>
       <w:r>
         <w:rPr>
+          <w:rFonts w:eastAsia="黑体"/>
           <w:b/>
           <w:bCs/>
         </w:rPr>
@@ -2121,21 +2357,27 @@
       </w:r>
       <w:r>
         <w:rPr>
-          <w:rFonts w:hint="eastAsia"/>
+          <w:rFonts w:hint="eastAsia" w:eastAsia="黑体"/>
           <w:b/>
           <w:bCs/>
         </w:rPr>
         <w:t xml:space="preserve">调低</w:t>
       </w:r>
       <w:r>
+        <w:rPr>
+          <w:rFonts w:eastAsia="黑体"/>
+        </w:rPr>
         <w:t xml:space="preserve"> </w:t>
       </w:r>
       <w:r>
+        <w:rPr>
+          <w:rFonts w:eastAsia="黑体"/>
+        </w:rPr>
         <w:t xml:space="preserve">→ </w:t>
       </w:r>
       <w:r>
         <w:rPr>
-          <w:rFonts w:hint="eastAsia"/>
+          <w:rFonts w:hint="eastAsia" w:eastAsia="黑体"/>
         </w:rPr>
         <w:t xml:space="preserve">触发电流减小，保护更灵敏，但易被启动浪涌误触发。</w:t>
       </w:r>
@@ -2150,21 +2392,27 @@
       </w:pPr>
       <w:r>
         <w:rPr>
-          <w:rFonts w:hint="eastAsia"/>
+          <w:rFonts w:hint="eastAsia" w:eastAsia="黑体"/>
           <w:b/>
           <w:bCs/>
         </w:rPr>
         <w:t xml:space="preserve">滤波时间常数增大</w:t>
       </w:r>
       <w:r>
+        <w:rPr>
+          <w:rFonts w:eastAsia="黑体"/>
+        </w:rPr>
         <w:t xml:space="preserve"> </w:t>
       </w:r>
       <w:r>
+        <w:rPr>
+          <w:rFonts w:eastAsia="黑体"/>
+        </w:rPr>
         <w:t xml:space="preserve">→ </w:t>
       </w:r>
       <w:r>
         <w:rPr>
-          <w:rFonts w:hint="eastAsia"/>
+          <w:rFonts w:hint="eastAsia" w:eastAsia="黑体"/>
         </w:rPr>
         <w:t xml:space="preserve">抗噪更好，但响应变慢，可能烧毁器件。</w:t>
       </w:r>
@@ -2177,7 +2425,7 @@
       </w:pPr>
       <w:r>
         <w:rPr>
-          <w:rFonts w:hint="eastAsia"/>
+          <w:rFonts w:hint="eastAsia" w:eastAsia="黑体"/>
         </w:rPr>
         <w:t xml:space="preserve">典型参数示例</w:t>
       </w:r>
@@ -2192,11 +2440,14 @@
       </w:pPr>
       <w:r>
         <w:rPr>
-          <w:rFonts w:hint="eastAsia"/>
+          <w:rFonts w:hint="eastAsia" w:eastAsia="黑体"/>
         </w:rPr>
         <w:t xml:space="preserve">取</w:t>
       </w:r>
       <w:r>
+        <w:rPr>
+          <w:rFonts w:eastAsia="黑体"/>
+        </w:rPr>
         <w:t xml:space="preserve"> </w:t>
       </w:r>
       <m:oMath>
@@ -2245,6 +2496,9 @@
         </m:r>
       </m:oMath>
       <w:r>
+        <w:rPr>
+          <w:rFonts w:eastAsia="黑体"/>
+        </w:rPr>
         <w:t xml:space="preserve">、</w:t>
       </w:r>
       <m:oMath>
@@ -2285,7 +2539,7 @@
       </m:oMath>
       <w:r>
         <w:rPr>
-          <w:rFonts w:hint="eastAsia"/>
+          <w:rFonts w:hint="eastAsia" w:eastAsia="黑体"/>
         </w:rPr>
         <w:t xml:space="preserve">：</w:t>
       </w:r>
@@ -2354,11 +2608,14 @@
       </m:oMath>
       <w:r>
         <w:rPr>
-          <w:rFonts w:hint="eastAsia"/>
+          <w:rFonts w:hint="eastAsia" w:eastAsia="黑体"/>
         </w:rPr>
         <w:t xml:space="preserve">，即阈值</w:t>
       </w:r>
       <w:r>
+        <w:rPr>
+          <w:rFonts w:eastAsia="黑体"/>
+        </w:rPr>
         <w:t xml:space="preserve"> </w:t>
       </w:r>
       <m:oMath>
@@ -2402,20 +2659,26 @@
       </m:oMath>
       <w:r>
         <w:rPr>
-          <w:rFonts w:hint="eastAsia"/>
+          <w:rFonts w:hint="eastAsia" w:eastAsia="黑体"/>
         </w:rPr>
         <w:t xml:space="preserve">；正常满载</w:t>
       </w:r>
       <w:r>
+        <w:rPr>
+          <w:rFonts w:eastAsia="黑体"/>
+        </w:rPr>
         <w:t xml:space="preserve"> 2 A </w:t>
       </w:r>
       <w:r>
         <w:rPr>
-          <w:rFonts w:hint="eastAsia"/>
+          <w:rFonts w:hint="eastAsia" w:eastAsia="黑体"/>
         </w:rPr>
         <w:t xml:space="preserve">时采样功耗</w:t>
       </w:r>
       <w:r>
+        <w:rPr>
+          <w:rFonts w:eastAsia="黑体"/>
+        </w:rPr>
         <w:t xml:space="preserve"> </w:t>
       </w:r>
       <m:oMath>
@@ -2470,6 +2733,9 @@
         </m:r>
       </m:oMath>
       <w:r>
+        <w:rPr>
+          <w:rFonts w:eastAsia="黑体"/>
+        </w:rPr>
         <w:t xml:space="preserve">。</w:t>
       </w:r>
     </w:p>
@@ -2483,11 +2749,14 @@
       </w:pPr>
       <w:r>
         <w:rPr>
-          <w:rFonts w:hint="eastAsia"/>
+          <w:rFonts w:hint="eastAsia" w:eastAsia="黑体"/>
         </w:rPr>
         <w:t xml:space="preserve">取</w:t>
       </w:r>
       <w:r>
+        <w:rPr>
+          <w:rFonts w:eastAsia="黑体"/>
+        </w:rPr>
         <w:t xml:space="preserve"> </w:t>
       </w:r>
       <m:oMath>
@@ -2524,6 +2793,9 @@
         </m:r>
       </m:oMath>
       <w:r>
+        <w:rPr>
+          <w:rFonts w:eastAsia="黑体"/>
+        </w:rPr>
         <w:t xml:space="preserve">、</w:t>
       </w:r>
       <m:oMath>
@@ -2561,11 +2833,14 @@
       </m:oMath>
       <w:r>
         <w:rPr>
-          <w:rFonts w:hint="eastAsia"/>
+          <w:rFonts w:hint="eastAsia" w:eastAsia="黑体"/>
         </w:rPr>
         <w:t xml:space="preserve">，滤波器</w:t>
       </w:r>
       <w:r>
+        <w:rPr>
+          <w:rFonts w:eastAsia="黑体"/>
+        </w:rPr>
         <w:t xml:space="preserve"> </w:t>
       </w:r>
       <m:oMath>
@@ -2710,6 +2985,9 @@
         </m:r>
       </m:oMath>
       <w:r>
+        <w:rPr>
+          <w:rFonts w:eastAsia="黑体"/>
+        </w:rPr>
         <w:t xml:space="preserve">。</w:t>
       </w:r>
     </w:p>
@@ -2721,7 +2999,7 @@
       </w:pPr>
       <w:r>
         <w:rPr>
-          <w:rFonts w:hint="eastAsia"/>
+          <w:rFonts w:hint="eastAsia" w:eastAsia="黑体"/>
         </w:rPr>
         <w:t xml:space="preserve">常见器件型号</w:t>
       </w:r>
@@ -2736,20 +3014,26 @@
       </w:pPr>
       <w:r>
         <w:rPr>
-          <w:rFonts w:hint="eastAsia"/>
+          <w:rFonts w:hint="eastAsia" w:eastAsia="黑体"/>
         </w:rPr>
         <w:t xml:space="preserve">电流检测放大器：TI</w:t>
       </w:r>
       <w:r>
+        <w:rPr>
+          <w:rFonts w:eastAsia="黑体"/>
+        </w:rPr>
         <w:t xml:space="preserve"> </w:t>
       </w:r>
       <w:r>
         <w:rPr>
-          <w:rFonts w:hint="eastAsia"/>
+          <w:rFonts w:hint="eastAsia" w:eastAsia="黑体"/>
         </w:rPr>
         <w:t xml:space="preserve">INA199、INA240，ADI</w:t>
       </w:r>
       <w:r>
+        <w:rPr>
+          <w:rFonts w:eastAsia="黑体"/>
+        </w:rPr>
         <w:t xml:space="preserve"> AD8418。</w:t>
       </w:r>
     </w:p>
@@ -2763,7 +3047,7 @@
       </w:pPr>
       <w:r>
         <w:rPr>
-          <w:rFonts w:hint="eastAsia"/>
+          <w:rFonts w:hint="eastAsia" w:eastAsia="黑体"/>
         </w:rPr>
         <w:t xml:space="preserve">比较器：LM393、LM339、TLV3201。</w:t>
       </w:r>
@@ -2778,16 +3062,19 @@
       </w:pPr>
       <w:r>
         <w:rPr>
-          <w:rFonts w:hint="eastAsia"/>
+          <w:rFonts w:hint="eastAsia" w:eastAsia="黑体"/>
         </w:rPr>
         <w:t xml:space="preserve">采样电阻：低阻值合金电阻、四端子分流电阻（如</w:t>
       </w:r>
       <w:r>
+        <w:rPr>
+          <w:rFonts w:eastAsia="黑体"/>
+        </w:rPr>
         <w:t xml:space="preserve"> Vishay WSL </w:t>
       </w:r>
       <w:r>
         <w:rPr>
-          <w:rFonts w:hint="eastAsia"/>
+          <w:rFonts w:hint="eastAsia" w:eastAsia="黑体"/>
         </w:rPr>
         <w:t xml:space="preserve">系列）。</w:t>
       </w:r>
@@ -2802,34 +3089,43 @@
       </w:pPr>
       <w:r>
         <w:rPr>
-          <w:rFonts w:hint="eastAsia"/>
+          <w:rFonts w:hint="eastAsia" w:eastAsia="黑体"/>
         </w:rPr>
         <w:t xml:space="preserve">功率开关：N</w:t>
       </w:r>
       <w:r>
+        <w:rPr>
+          <w:rFonts w:eastAsia="黑体"/>
+        </w:rPr>
         <w:t xml:space="preserve"> </w:t>
       </w:r>
       <w:r>
         <w:rPr>
-          <w:rFonts w:hint="eastAsia"/>
+          <w:rFonts w:hint="eastAsia" w:eastAsia="黑体"/>
         </w:rPr>
         <w:t xml:space="preserve">沟道</w:t>
       </w:r>
       <w:r>
+        <w:rPr>
+          <w:rFonts w:eastAsia="黑体"/>
+        </w:rPr>
         <w:t xml:space="preserve"> </w:t>
       </w:r>
       <w:r>
         <w:rPr>
-          <w:rFonts w:hint="eastAsia"/>
+          <w:rFonts w:hint="eastAsia" w:eastAsia="黑体"/>
         </w:rPr>
         <w:t xml:space="preserve">MOSFET（如</w:t>
       </w:r>
       <w:r>
+        <w:rPr>
+          <w:rFonts w:eastAsia="黑体"/>
+        </w:rPr>
         <w:t xml:space="preserve"> </w:t>
       </w:r>
       <w:r>
         <w:rPr>
-          <w:rFonts w:hint="eastAsia"/>
+          <w:rFonts w:hint="eastAsia" w:eastAsia="黑体"/>
         </w:rPr>
         <w:t xml:space="preserve">IRFZ44N、AO3400、CSD18532）。</w:t>
       </w:r>
@@ -2842,7 +3138,7 @@
       </w:pPr>
       <w:r>
         <w:rPr>
-          <w:rFonts w:hint="eastAsia"/>
+          <w:rFonts w:hint="eastAsia" w:eastAsia="黑体"/>
         </w:rPr>
         <w:t xml:space="preserve">注意事项</w:t>
       </w:r>
@@ -2857,16 +3153,19 @@
       </w:pPr>
       <w:r>
         <w:rPr>
-          <w:rFonts w:hint="eastAsia"/>
+          <w:rFonts w:hint="eastAsia" w:eastAsia="黑体"/>
         </w:rPr>
         <w:t xml:space="preserve">采样电阻要选低温度系数（低</w:t>
       </w:r>
       <w:r>
+        <w:rPr>
+          <w:rFonts w:eastAsia="黑体"/>
+        </w:rPr>
         <w:t xml:space="preserve"> </w:t>
       </w:r>
       <w:r>
         <w:rPr>
-          <w:rFonts w:hint="eastAsia"/>
+          <w:rFonts w:hint="eastAsia" w:eastAsia="黑体"/>
         </w:rPr>
         <w:t xml:space="preserve">TCR）、四端子结构，否则大电流下发热引起检测误差。</w:t>
       </w:r>
@@ -2881,16 +3180,19 @@
       </w:pPr>
       <w:r>
         <w:rPr>
-          <w:rFonts w:hint="eastAsia"/>
+          <w:rFonts w:hint="eastAsia" w:eastAsia="黑体"/>
         </w:rPr>
         <w:t xml:space="preserve">短路响应要足够快，必要时加直通保护（如专用保护</w:t>
       </w:r>
       <w:r>
+        <w:rPr>
+          <w:rFonts w:eastAsia="黑体"/>
+        </w:rPr>
         <w:t xml:space="preserve"> </w:t>
       </w:r>
       <w:r>
         <w:rPr>
-          <w:rFonts w:hint="eastAsia"/>
+          <w:rFonts w:hint="eastAsia" w:eastAsia="黑体"/>
         </w:rPr>
         <w:t xml:space="preserve">IC）而非纯软件判断。</w:t>
       </w:r>
@@ -2905,16 +3207,19 @@
       </w:pPr>
       <w:r>
         <w:rPr>
-          <w:rFonts w:hint="eastAsia"/>
+          <w:rFonts w:hint="eastAsia" w:eastAsia="黑体"/>
         </w:rPr>
         <w:t xml:space="preserve">需区分短路与启动</w:t>
       </w:r>
       <w:r>
+        <w:rPr>
+          <w:rFonts w:eastAsia="黑体"/>
+        </w:rPr>
         <w:t xml:space="preserve"> / </w:t>
       </w:r>
       <w:r>
         <w:rPr>
-          <w:rFonts w:hint="eastAsia"/>
+          <w:rFonts w:hint="eastAsia" w:eastAsia="黑体"/>
         </w:rPr>
         <w:t xml:space="preserve">容性冲击电流，设置合理阈值或加短暂消隐时间。</w:t>
       </w:r>
@@ -2929,7 +3234,7 @@
       </w:pPr>
       <w:r>
         <w:rPr>
-          <w:rFonts w:hint="eastAsia"/>
+          <w:rFonts w:hint="eastAsia" w:eastAsia="黑体"/>
         </w:rPr>
         <w:t xml:space="preserve">高侧与低侧采样各有优劣，低侧采样简单但会抬高地线，需谨慎处理。</w:t>
       </w:r>
@@ -2942,7 +3247,7 @@
       </w:pPr>
       <w:r>
         <w:rPr>
-          <w:rFonts w:hint="eastAsia"/>
+          <w:rFonts w:hint="eastAsia" w:eastAsia="黑体"/>
         </w:rPr>
         <w:t xml:space="preserve">参考资料</w:t>
       </w:r>
@@ -2956,20 +3261,26 @@
         </w:numPr>
       </w:pPr>
       <w:r>
+        <w:rPr>
+          <w:rFonts w:eastAsia="黑体"/>
+        </w:rPr>
         <w:t xml:space="preserve">TI </w:t>
       </w:r>
       <w:r>
         <w:rPr>
-          <w:rFonts w:hint="eastAsia"/>
+          <w:rFonts w:hint="eastAsia" w:eastAsia="黑体"/>
         </w:rPr>
         <w:t xml:space="preserve">官网：INA240</w:t>
       </w:r>
       <w:r>
+        <w:rPr>
+          <w:rFonts w:eastAsia="黑体"/>
+        </w:rPr>
         <w:t xml:space="preserve"> </w:t>
       </w:r>
       <w:r>
         <w:rPr>
-          <w:rFonts w:hint="eastAsia"/>
+          <w:rFonts w:hint="eastAsia" w:eastAsia="黑体"/>
         </w:rPr>
         <w:t xml:space="preserve">电流检测放大器数据手册。</w:t>
       </w:r>
@@ -2983,6 +3294,9 @@
         </w:numPr>
       </w:pPr>
       <w:r>
+        <w:rPr>
+          <w:rFonts w:eastAsia="黑体"/>
+        </w:rPr>
         <w:t xml:space="preserve">Wikipedia: Current sensing。</w:t>
       </w:r>
     </w:p>
@@ -2996,16 +3310,19 @@
       </w:pPr>
       <w:r>
         <w:rPr>
-          <w:rFonts w:hint="eastAsia"/>
+          <w:rFonts w:hint="eastAsia" w:eastAsia="黑体"/>
         </w:rPr>
         <w:t xml:space="preserve">《开关电源设计》（Abraham</w:t>
       </w:r>
       <w:r>
+        <w:rPr>
+          <w:rFonts w:eastAsia="黑体"/>
+        </w:rPr>
         <w:t xml:space="preserve"> </w:t>
       </w:r>
       <w:r>
         <w:rPr>
-          <w:rFonts w:hint="eastAsia"/>
+          <w:rFonts w:hint="eastAsia" w:eastAsia="黑体"/>
         </w:rPr>
         <w:t xml:space="preserve">Pressman）。</w:t>
       </w:r>
@@ -3019,11 +3336,11 @@
       </w:pPr>
       <w:r>
         <w:rPr>
-          <w:rFonts w:ascii="Times New Roman" w:hAnsi="Times New Roman"/>
+          <w:rFonts w:ascii="Times New Roman" w:hAnsi="Times New Roman" w:eastAsia="黑体"/>
           <w:color w:val="555555"/>
           <w:sz w:val="21"/>
         </w:rPr>
-        <w:t>材料收集者：杜文杰</w:t>
+        <w:t>材料收集者：杜文杰，WX手机：19519196569，QQ:3478827729</w:t>
       </w:r>
     </w:p>
     <w:sectPr>
@@ -3043,7 +3360,7 @@
 </file>
 
 <file path=word/footer1.xml><?xml version="1.0" encoding="utf-8"?>
-<w:ftr xmlns:m="http://schemas.openxmlformats.org/officeDocument/2006/math" xmlns:mc="http://schemas.openxmlformats.org/markup-compatibility/2006" xmlns:mo="http://schemas.microsoft.com/office/mac/office/2008/main" xmlns:mv="urn:schemas-microsoft-com:mac:vml" xmlns:o="urn:schemas-microsoft-com:office:office" xmlns:r="http://schemas.openxmlformats.org/officeDocument/2006/relationships" xmlns:v="urn:schemas-microsoft-com:vml" xmlns:w10="urn:schemas-microsoft-com:office:word" xmlns:w14="http://schemas.microsoft.com/office/word/2010/wordml" xmlns:w="http://schemas.openxmlformats.org/wordprocessingml/2006/main" xmlns:wne="http://schemas.microsoft.com/office/word/2006/wordml" xmlns:wp14="http://schemas.microsoft.com/office/word/2010/wordprocessingDrawing" xmlns:wp="http://schemas.openxmlformats.org/drawingml/2006/wordprocessingDrawing" xmlns:wpc="http://schemas.microsoft.com/office/word/2010/wordprocessingCanvas" xmlns:wpg="http://schemas.microsoft.com/office/word/2010/wordprocessingGroup" xmlns:wpi="http://schemas.microsoft.com/office/word/2010/wordprocessingInk" xmlns:wps="http://schemas.microsoft.com/office/word/2010/wordprocessingShape" mc:Ignorable="w14 wp14">
+<w:ftr xmlns:mc="http://schemas.openxmlformats.org/markup-compatibility/2006" xmlns:w="http://schemas.openxmlformats.org/wordprocessingml/2006/main" xmlns:m="http://schemas.openxmlformats.org/officeDocument/2006/math" xmlns:mo="http://schemas.microsoft.com/office/mac/office/2008/main" xmlns:mv="urn:schemas-microsoft-com:mac:vml" xmlns:o="urn:schemas-microsoft-com:office:office" xmlns:r="http://schemas.openxmlformats.org/officeDocument/2006/relationships" xmlns:v="urn:schemas-microsoft-com:vml" xmlns:w10="urn:schemas-microsoft-com:office:word" xmlns:w14="http://schemas.microsoft.com/office/word/2010/wordml" xmlns:wne="http://schemas.microsoft.com/office/word/2006/wordml" xmlns:wp14="http://schemas.microsoft.com/office/word/2010/wordprocessingDrawing" xmlns:wp="http://schemas.openxmlformats.org/drawingml/2006/wordprocessingDrawing" xmlns:wpc="http://schemas.microsoft.com/office/word/2010/wordprocessingCanvas" xmlns:wpg="http://schemas.microsoft.com/office/word/2010/wordprocessingGroup" xmlns:wpi="http://schemas.microsoft.com/office/word/2010/wordprocessingInk" xmlns:wps="http://schemas.microsoft.com/office/word/2010/wordprocessingShape" mc:Ignorable="w14 wp14">
   <w:p>
     <w:pPr>
       <w:pStyle w:val="Footer"/>
@@ -3051,12 +3368,14 @@
     </w:pPr>
     <w:r>
       <w:rPr>
+        <w:rFonts w:eastAsia="黑体"/>
         <w:sz w:val="18"/>
       </w:rPr>
       <w:t xml:space="preserve">第 </w:t>
     </w:r>
     <w:r>
       <w:rPr>
+        <w:rFonts w:eastAsia="黑体"/>
         <w:sz w:val="18"/>
       </w:rPr>
       <w:fldChar w:fldCharType="begin"/>
@@ -3065,6 +3384,7 @@
     </w:r>
     <w:r>
       <w:rPr>
+        <w:rFonts w:eastAsia="黑体"/>
         <w:sz w:val="18"/>
       </w:rPr>
       <w:t xml:space="preserve"> 页</w:t>
@@ -3078,6 +3398,9 @@
   <w:footnote w:type="continuationSeparator" w:id="0">
     <w:p>
       <w:r>
+        <w:rPr>
+          <w:rFonts w:eastAsia="黑体"/>
+        </w:rPr>
         <w:continuationSeparator/>
       </w:r>
     </w:p>
@@ -3085,6 +3408,9 @@
   <w:footnote w:type="separator" w:id="-1">
     <w:p>
       <w:r>
+        <w:rPr>
+          <w:rFonts w:eastAsia="黑体"/>
+        </w:rPr>
         <w:separator/>
       </w:r>
     </w:p>
@@ -3093,7 +3419,7 @@
 </file>
 
 <file path=word/header1.xml><?xml version="1.0" encoding="utf-8"?>
-<w:hdr xmlns:m="http://schemas.openxmlformats.org/officeDocument/2006/math" xmlns:mc="http://schemas.openxmlformats.org/markup-compatibility/2006" xmlns:mo="http://schemas.microsoft.com/office/mac/office/2008/main" xmlns:mv="urn:schemas-microsoft-com:mac:vml" xmlns:o="urn:schemas-microsoft-com:office:office" xmlns:r="http://schemas.openxmlformats.org/officeDocument/2006/relationships" xmlns:v="urn:schemas-microsoft-com:vml" xmlns:w10="urn:schemas-microsoft-com:office:word" xmlns:w14="http://schemas.microsoft.com/office/word/2010/wordml" xmlns:w="http://schemas.openxmlformats.org/wordprocessingml/2006/main" xmlns:wne="http://schemas.microsoft.com/office/word/2006/wordml" xmlns:wp14="http://schemas.microsoft.com/office/word/2010/wordprocessingDrawing" xmlns:wp="http://schemas.openxmlformats.org/drawingml/2006/wordprocessingDrawing" xmlns:wpc="http://schemas.microsoft.com/office/word/2010/wordprocessingCanvas" xmlns:wpg="http://schemas.microsoft.com/office/word/2010/wordprocessingGroup" xmlns:wpi="http://schemas.microsoft.com/office/word/2010/wordprocessingInk" xmlns:wps="http://schemas.microsoft.com/office/word/2010/wordprocessingShape" mc:Ignorable="w14 wp14">
+<w:hdr xmlns:mc="http://schemas.openxmlformats.org/markup-compatibility/2006" xmlns:w="http://schemas.openxmlformats.org/wordprocessingml/2006/main" xmlns:m="http://schemas.openxmlformats.org/officeDocument/2006/math" xmlns:mo="http://schemas.microsoft.com/office/mac/office/2008/main" xmlns:mv="urn:schemas-microsoft-com:mac:vml" xmlns:o="urn:schemas-microsoft-com:office:office" xmlns:r="http://schemas.openxmlformats.org/officeDocument/2006/relationships" xmlns:v="urn:schemas-microsoft-com:vml" xmlns:w10="urn:schemas-microsoft-com:office:word" xmlns:w14="http://schemas.microsoft.com/office/word/2010/wordml" xmlns:wne="http://schemas.microsoft.com/office/word/2006/wordml" xmlns:wp14="http://schemas.microsoft.com/office/word/2010/wordprocessingDrawing" xmlns:wp="http://schemas.openxmlformats.org/drawingml/2006/wordprocessingDrawing" xmlns:wpc="http://schemas.microsoft.com/office/word/2010/wordprocessingCanvas" xmlns:wpg="http://schemas.microsoft.com/office/word/2010/wordprocessingGroup" xmlns:wpi="http://schemas.microsoft.com/office/word/2010/wordprocessingInk" xmlns:wps="http://schemas.microsoft.com/office/word/2010/wordprocessingShape" mc:Ignorable="w14 wp14">
   <w:p>
     <w:pPr>
       <w:pStyle w:val="Header"/>
@@ -3101,7 +3427,7 @@
     </w:pPr>
     <w:r>
       <w:rPr>
-        <w:rFonts w:ascii="Times New Roman" w:hAnsi="Times New Roman"/>
+        <w:rFonts w:ascii="Times New Roman" w:hAnsi="Times New Roman" w:eastAsia="黑体"/>
         <w:sz w:val="18"/>
         <w:rFonts w:eastAsia="黑体"/>
         <w:rFonts w:eastAsia="黑体"/>
@@ -3113,7 +3439,7 @@
 </file>
 
 <file path=word/numbering.xml><?xml version="1.0" encoding="utf-8"?>
-<w:numbering xmlns:m="http://schemas.openxmlformats.org/officeDocument/2006/math" xmlns:mc="http://schemas.openxmlformats.org/markup-compatibility/2006" xmlns:mo="http://schemas.microsoft.com/office/mac/office/2008/main" xmlns:mv="urn:schemas-microsoft-com:mac:vml" xmlns:o="urn:schemas-microsoft-com:office:office" xmlns:r="http://schemas.openxmlformats.org/officeDocument/2006/relationships" xmlns:v="urn:schemas-microsoft-com:vml" xmlns:w="http://schemas.openxmlformats.org/wordprocessingml/2006/main" xmlns:w10="urn:schemas-microsoft-com:office:word" xmlns:w14="http://schemas.microsoft.com/office/word/2010/wordml" xmlns:wne="http://schemas.microsoft.com/office/word/2006/wordml" xmlns:wp="http://schemas.openxmlformats.org/drawingml/2006/wordprocessingDrawing" xmlns:wp14="http://schemas.microsoft.com/office/word/2010/wordprocessingDrawing" xmlns:wpc="http://schemas.microsoft.com/office/word/2010/wordprocessingCanvas" xmlns:wpg="http://schemas.microsoft.com/office/word/2010/wordprocessingGroup" xmlns:wpi="http://schemas.microsoft.com/office/word/2010/wordprocessingInk" xmlns:wps="http://schemas.microsoft.com/office/word/2010/wordprocessingShape" mc:Ignorable="w14 wp14">
+<w:numbering xmlns:mc="http://schemas.openxmlformats.org/markup-compatibility/2006" xmlns:w="http://schemas.openxmlformats.org/wordprocessingml/2006/main" xmlns:m="http://schemas.openxmlformats.org/officeDocument/2006/math" xmlns:mo="http://schemas.microsoft.com/office/mac/office/2008/main" xmlns:mv="urn:schemas-microsoft-com:mac:vml" xmlns:o="urn:schemas-microsoft-com:office:office" xmlns:r="http://schemas.openxmlformats.org/officeDocument/2006/relationships" xmlns:v="urn:schemas-microsoft-com:vml" xmlns:w10="urn:schemas-microsoft-com:office:word" xmlns:w14="http://schemas.microsoft.com/office/word/2010/wordml" xmlns:wne="http://schemas.microsoft.com/office/word/2006/wordml" xmlns:wp="http://schemas.openxmlformats.org/drawingml/2006/wordprocessingDrawing" xmlns:wp14="http://schemas.microsoft.com/office/word/2010/wordprocessingDrawing" xmlns:wpc="http://schemas.microsoft.com/office/word/2010/wordprocessingCanvas" xmlns:wpg="http://schemas.microsoft.com/office/word/2010/wordprocessingGroup" xmlns:wpi="http://schemas.microsoft.com/office/word/2010/wordprocessingInk" xmlns:wps="http://schemas.microsoft.com/office/word/2010/wordprocessingShape" mc:Ignorable="w14 wp14">
   <w:abstractNum w:abstractNumId="0">
     <w:nsid w:val="FFFFFF7C"/>
     <w:multiLevelType w:val="singleLevel"/>
@@ -3200,7 +3526,7 @@
         <w:ind w:hanging="360" w:left="1440"/>
       </w:pPr>
       <w:rPr>
-        <w:rFonts w:ascii="Symbol" w:hAnsi="Symbol" w:hint="default"/>
+        <w:rFonts w:ascii="Symbol" w:hAnsi="Symbol" w:hint="default" w:eastAsia="黑体"/>
       </w:rPr>
     </w:lvl>
   </w:abstractNum>
@@ -3221,7 +3547,7 @@
         <w:ind w:hanging="360" w:left="1080"/>
       </w:pPr>
       <w:rPr>
-        <w:rFonts w:ascii="Symbol" w:hAnsi="Symbol" w:hint="default"/>
+        <w:rFonts w:ascii="Symbol" w:hAnsi="Symbol" w:hint="default" w:eastAsia="黑体"/>
       </w:rPr>
     </w:lvl>
   </w:abstractNum>
@@ -3242,7 +3568,7 @@
         <w:ind w:hanging="360" w:left="720"/>
       </w:pPr>
       <w:rPr>
-        <w:rFonts w:ascii="Symbol" w:hAnsi="Symbol" w:hint="default"/>
+        <w:rFonts w:ascii="Symbol" w:hAnsi="Symbol" w:hint="default" w:eastAsia="黑体"/>
       </w:rPr>
     </w:lvl>
   </w:abstractNum>
@@ -3281,7 +3607,7 @@
         <w:ind w:hanging="360" w:left="360"/>
       </w:pPr>
       <w:rPr>
-        <w:rFonts w:ascii="Symbol" w:hAnsi="Symbol" w:hint="default"/>
+        <w:rFonts w:ascii="Symbol" w:hAnsi="Symbol" w:hint="default" w:eastAsia="黑体"/>
       </w:rPr>
     </w:lvl>
   </w:abstractNum>
@@ -3372,7 +3698,7 @@
         <w:ind w:left="720" w:hanging="360"/>
       </w:pPr>
       <w:rPr>
-        <w:rFonts w:ascii="Symbol" w:hAnsi="Symbol" w:cs="Symbol" w:hint="default"/>
+        <w:rFonts w:ascii="Symbol" w:hAnsi="Symbol" w:cs="Symbol" w:hint="default" w:eastAsia="黑体"/>
       </w:rPr>
     </w:lvl>
     <w:lvl w:ilvl="1">
@@ -3383,7 +3709,7 @@
         <w:ind w:left="1440" w:hanging="360"/>
       </w:pPr>
       <w:rPr>
-        <w:rFonts w:ascii="Courier New" w:hAnsi="Courier New" w:cs="Courier New" w:hint="default"/>
+        <w:rFonts w:ascii="Courier New" w:hAnsi="Courier New" w:cs="Courier New" w:hint="default" w:eastAsia="黑体"/>
       </w:rPr>
     </w:lvl>
     <w:lvl w:ilvl="2">
@@ -3394,7 +3720,7 @@
         <w:ind w:left="2160" w:hanging="360"/>
       </w:pPr>
       <w:rPr>
-        <w:rFonts w:ascii="Wingdings" w:hAnsi="Wingdings" w:cs="Wingdings" w:hint="default"/>
+        <w:rFonts w:ascii="Wingdings" w:hAnsi="Wingdings" w:cs="Wingdings" w:hint="default" w:eastAsia="黑体"/>
       </w:rPr>
     </w:lvl>
     <w:lvl w:ilvl="3">
@@ -3405,7 +3731,7 @@
         <w:ind w:left="2880" w:hanging="360"/>
       </w:pPr>
       <w:rPr>
-        <w:rFonts w:ascii="Symbol" w:hAnsi="Symbol" w:cs="Symbol" w:hint="default"/>
+        <w:rFonts w:ascii="Symbol" w:hAnsi="Symbol" w:cs="Symbol" w:hint="default" w:eastAsia="黑体"/>
       </w:rPr>
     </w:lvl>
     <w:lvl w:ilvl="4">
@@ -3416,7 +3742,7 @@
         <w:ind w:left="3600" w:hanging="360"/>
       </w:pPr>
       <w:rPr>
-        <w:rFonts w:ascii="Courier New" w:hAnsi="Courier New" w:cs="Courier New" w:hint="default"/>
+        <w:rFonts w:ascii="Courier New" w:hAnsi="Courier New" w:cs="Courier New" w:hint="default" w:eastAsia="黑体"/>
       </w:rPr>
     </w:lvl>
     <w:lvl w:ilvl="5">
@@ -3427,7 +3753,7 @@
         <w:ind w:left="4320" w:hanging="360"/>
       </w:pPr>
       <w:rPr>
-        <w:rFonts w:ascii="Wingdings" w:hAnsi="Wingdings" w:cs="Wingdings" w:hint="default"/>
+        <w:rFonts w:ascii="Wingdings" w:hAnsi="Wingdings" w:cs="Wingdings" w:hint="default" w:eastAsia="黑体"/>
       </w:rPr>
     </w:lvl>
     <w:lvl w:ilvl="6">
@@ -3438,7 +3764,7 @@
         <w:ind w:left="5040" w:hanging="360"/>
       </w:pPr>
       <w:rPr>
-        <w:rFonts w:ascii="Symbol" w:hAnsi="Symbol" w:cs="Symbol" w:hint="default"/>
+        <w:rFonts w:ascii="Symbol" w:hAnsi="Symbol" w:cs="Symbol" w:hint="default" w:eastAsia="黑体"/>
       </w:rPr>
     </w:lvl>
     <w:lvl w:ilvl="7">
@@ -3449,7 +3775,7 @@
         <w:ind w:left="5760" w:hanging="360"/>
       </w:pPr>
       <w:rPr>
-        <w:rFonts w:ascii="Courier New" w:hAnsi="Courier New" w:cs="Courier New" w:hint="default"/>
+        <w:rFonts w:ascii="Courier New" w:hAnsi="Courier New" w:cs="Courier New" w:hint="default" w:eastAsia="黑体"/>
       </w:rPr>
     </w:lvl>
     <w:lvl w:ilvl="8">
@@ -3460,7 +3786,7 @@
         <w:ind w:left="6480" w:hanging="360"/>
       </w:pPr>
       <w:rPr>
-        <w:rFonts w:ascii="Wingdings" w:hAnsi="Wingdings" w:cs="Wingdings" w:hint="default"/>
+        <w:rFonts w:ascii="Wingdings" w:hAnsi="Wingdings" w:cs="Wingdings" w:hint="default" w:eastAsia="黑体"/>
       </w:rPr>
     </w:lvl>
   </w:abstractNum>
@@ -3516,11 +3842,11 @@
 </file>
 
 <file path=word/styles.xml><?xml version="1.0" encoding="utf-8"?>
-<w:styles xmlns:mc="http://schemas.openxmlformats.org/markup-compatibility/2006" xmlns:r="http://schemas.openxmlformats.org/officeDocument/2006/relationships" xmlns:w="http://schemas.openxmlformats.org/wordprocessingml/2006/main" xmlns:w14="http://schemas.microsoft.com/office/word/2010/wordml" mc:Ignorable="w14">
+<w:styles xmlns:mc="http://schemas.openxmlformats.org/markup-compatibility/2006" xmlns:w="http://schemas.openxmlformats.org/wordprocessingml/2006/main" xmlns:r="http://schemas.openxmlformats.org/officeDocument/2006/relationships" xmlns:w14="http://schemas.microsoft.com/office/word/2010/wordml" mc:Ignorable="w14">
   <w:docDefaults>
     <w:rPrDefault>
       <w:rPr>
-        <w:rFonts w:asciiTheme="minorHAnsi" w:cstheme="minorBidi" w:eastAsiaTheme="minorEastAsia" w:hAnsiTheme="minorHAnsi"/>
+        <w:rFonts w:asciiTheme="minorHAnsi" w:cstheme="minorBidi" w:hAnsiTheme="minorHAnsi" w:eastAsia="黑体"/>
         <w:sz w:val="22"/>
         <w:szCs w:val="22"/>
         <w:lang w:bidi="ar-SA" w:eastAsia="en-US" w:val="en-US"/>
@@ -3742,7 +4068,7 @@
       <w:outlineLvl w:val="0"/>
     </w:pPr>
     <w:rPr>
-      <w:rFonts w:ascii="Times New Roman" w:asciiTheme="majorHAnsi" w:cstheme="majorBidi" w:eastAsia="黑体" w:eastAsiaTheme="majorEastAsia" w:hAnsi="Times New Roman" w:hAnsiTheme="majorHAnsi"/>
+      <w:rFonts w:ascii="Times New Roman" w:asciiTheme="majorHAnsi" w:cstheme="majorBidi" w:eastAsia="黑体" w:hAnsi="Times New Roman" w:hAnsiTheme="majorHAnsi"/>
       <w:b/>
       <w:bCs/>
       <w:color w:val="1F3864"/>
@@ -3766,7 +4092,7 @@
       <w:outlineLvl w:val="1"/>
     </w:pPr>
     <w:rPr>
-      <w:rFonts w:ascii="Times New Roman" w:asciiTheme="majorHAnsi" w:cstheme="majorBidi" w:eastAsia="黑体" w:eastAsiaTheme="majorEastAsia" w:hAnsi="Times New Roman" w:hAnsiTheme="majorHAnsi"/>
+      <w:rFonts w:ascii="Times New Roman" w:asciiTheme="majorHAnsi" w:cstheme="majorBidi" w:eastAsia="黑体" w:hAnsi="Times New Roman" w:hAnsiTheme="majorHAnsi"/>
       <w:b/>
       <w:bCs/>
       <w:color w:val="2E4E7E"/>
@@ -3790,7 +4116,7 @@
       <w:outlineLvl w:val="2"/>
     </w:pPr>
     <w:rPr>
-      <w:rFonts w:ascii="Times New Roman" w:asciiTheme="majorHAnsi" w:cstheme="majorBidi" w:eastAsia="黑体" w:eastAsiaTheme="majorEastAsia" w:hAnsi="Times New Roman" w:hAnsiTheme="majorHAnsi"/>
+      <w:rFonts w:ascii="Times New Roman" w:asciiTheme="majorHAnsi" w:cstheme="majorBidi" w:eastAsia="黑体" w:hAnsi="Times New Roman" w:hAnsiTheme="majorHAnsi"/>
       <w:b/>
       <w:bCs/>
       <w:color w:val="2E4E7E"/>
@@ -3814,7 +4140,7 @@
       <w:outlineLvl w:val="3"/>
     </w:pPr>
     <w:rPr>
-      <w:rFonts w:ascii="Times New Roman" w:asciiTheme="majorHAnsi" w:cstheme="majorBidi" w:eastAsia="黑体" w:eastAsiaTheme="majorEastAsia" w:hAnsi="Times New Roman" w:hAnsiTheme="majorHAnsi"/>
+      <w:rFonts w:ascii="Times New Roman" w:asciiTheme="majorHAnsi" w:cstheme="majorBidi" w:eastAsia="黑体" w:hAnsi="Times New Roman" w:hAnsiTheme="majorHAnsi"/>
       <w:b/>
       <w:bCs/>
       <w:i/>
@@ -3840,7 +4166,7 @@
       <w:outlineLvl w:val="4"/>
     </w:pPr>
     <w:rPr>
-      <w:rFonts w:ascii="Times New Roman" w:asciiTheme="majorHAnsi" w:cstheme="majorBidi" w:eastAsia="黑体" w:eastAsiaTheme="majorEastAsia" w:hAnsi="Times New Roman" w:hAnsiTheme="majorHAnsi"/>
+      <w:rFonts w:ascii="Times New Roman" w:asciiTheme="majorHAnsi" w:cstheme="majorBidi" w:eastAsia="黑体" w:hAnsi="Times New Roman" w:hAnsiTheme="majorHAnsi"/>
       <w:b/>
       <w:color w:val="333333"/>
       <w:sz w:val="22"/>
@@ -3863,7 +4189,7 @@
       <w:outlineLvl w:val="5"/>
     </w:pPr>
     <w:rPr>
-      <w:rFonts w:asciiTheme="majorHAnsi" w:cstheme="majorBidi" w:eastAsiaTheme="majorEastAsia" w:hAnsiTheme="majorHAnsi"/>
+      <w:rFonts w:asciiTheme="majorHAnsi" w:cstheme="majorBidi" w:hAnsiTheme="majorHAnsi" w:eastAsia="黑体"/>
       <w:i/>
       <w:iCs/>
       <w:color w:themeColor="accent1" w:themeShade="7F" w:val="243F60"/>
@@ -3886,7 +4212,7 @@
       <w:outlineLvl w:val="6"/>
     </w:pPr>
     <w:rPr>
-      <w:rFonts w:asciiTheme="majorHAnsi" w:cstheme="majorBidi" w:eastAsiaTheme="majorEastAsia" w:hAnsiTheme="majorHAnsi"/>
+      <w:rFonts w:asciiTheme="majorHAnsi" w:cstheme="majorBidi" w:hAnsiTheme="majorHAnsi" w:eastAsia="黑体"/>
       <w:i/>
       <w:iCs/>
       <w:color w:themeColor="text1" w:themeTint="BF" w:val="404040"/>
@@ -3909,7 +4235,7 @@
       <w:outlineLvl w:val="7"/>
     </w:pPr>
     <w:rPr>
-      <w:rFonts w:asciiTheme="majorHAnsi" w:cstheme="majorBidi" w:eastAsiaTheme="majorEastAsia" w:hAnsiTheme="majorHAnsi"/>
+      <w:rFonts w:asciiTheme="majorHAnsi" w:cstheme="majorBidi" w:hAnsiTheme="majorHAnsi" w:eastAsia="黑体"/>
       <w:color w:themeColor="accent1" w:val="4F81BD"/>
       <w:sz w:val="20"/>
       <w:szCs w:val="20"/>
@@ -3932,7 +4258,7 @@
       <w:outlineLvl w:val="8"/>
     </w:pPr>
     <w:rPr>
-      <w:rFonts w:asciiTheme="majorHAnsi" w:cstheme="majorBidi" w:eastAsiaTheme="majorEastAsia" w:hAnsiTheme="majorHAnsi"/>
+      <w:rFonts w:asciiTheme="majorHAnsi" w:cstheme="majorBidi" w:hAnsiTheme="majorHAnsi" w:eastAsia="黑体"/>
       <w:i/>
       <w:iCs/>
       <w:color w:themeColor="text1" w:themeTint="BF" w:val="404040"/>
@@ -3983,7 +4309,7 @@
     <w:uiPriority w:val="9"/>
     <w:rsid w:val="00FC693F"/>
     <w:rPr>
-      <w:rFonts w:asciiTheme="majorHAnsi" w:cstheme="majorBidi" w:eastAsiaTheme="majorEastAsia" w:hAnsiTheme="majorHAnsi"/>
+      <w:rFonts w:asciiTheme="majorHAnsi" w:cstheme="majorBidi" w:hAnsiTheme="majorHAnsi" w:eastAsia="黑体"/>
       <w:b/>
       <w:bCs/>
       <w:color w:themeColor="accent1" w:themeShade="BF" w:val="365F91"/>
@@ -3998,7 +4324,7 @@
     <w:uiPriority w:val="9"/>
     <w:rsid w:val="00FC693F"/>
     <w:rPr>
-      <w:rFonts w:asciiTheme="majorHAnsi" w:cstheme="majorBidi" w:eastAsiaTheme="majorEastAsia" w:hAnsiTheme="majorHAnsi"/>
+      <w:rFonts w:asciiTheme="majorHAnsi" w:cstheme="majorBidi" w:hAnsiTheme="majorHAnsi" w:eastAsia="黑体"/>
       <w:b/>
       <w:bCs/>
       <w:color w:themeColor="accent1" w:val="4F81BD"/>
@@ -4013,7 +4339,7 @@
     <w:uiPriority w:val="9"/>
     <w:rsid w:val="00FC693F"/>
     <w:rPr>
-      <w:rFonts w:asciiTheme="majorHAnsi" w:cstheme="majorBidi" w:eastAsiaTheme="majorEastAsia" w:hAnsiTheme="majorHAnsi"/>
+      <w:rFonts w:asciiTheme="majorHAnsi" w:cstheme="majorBidi" w:hAnsiTheme="majorHAnsi" w:eastAsia="黑体"/>
       <w:b/>
       <w:bCs/>
       <w:color w:themeColor="accent1" w:val="4F81BD"/>
@@ -4036,7 +4362,7 @@
       <w:contextualSpacing/>
     </w:pPr>
     <w:rPr>
-      <w:rFonts w:ascii="Times New Roman" w:asciiTheme="majorHAnsi" w:cstheme="majorBidi" w:eastAsia="黑体" w:eastAsiaTheme="majorEastAsia" w:hAnsi="Times New Roman" w:hAnsiTheme="majorHAnsi"/>
+      <w:rFonts w:ascii="Times New Roman" w:asciiTheme="majorHAnsi" w:cstheme="majorBidi" w:eastAsia="黑体" w:hAnsi="Times New Roman" w:hAnsiTheme="majorHAnsi"/>
       <w:b/>
       <w:color w:val="1F3864"/>
       <w:spacing w:val="5"/>
@@ -4052,7 +4378,7 @@
     <w:uiPriority w:val="10"/>
     <w:rsid w:val="00FC693F"/>
     <w:rPr>
-      <w:rFonts w:asciiTheme="majorHAnsi" w:cstheme="majorBidi" w:eastAsiaTheme="majorEastAsia" w:hAnsiTheme="majorHAnsi"/>
+      <w:rFonts w:asciiTheme="majorHAnsi" w:cstheme="majorBidi" w:hAnsiTheme="majorHAnsi" w:eastAsia="黑体"/>
       <w:color w:themeColor="text2" w:themeShade="BF" w:val="17365D"/>
       <w:spacing w:val="5"/>
       <w:kern w:val="28"/>
@@ -4074,7 +4400,7 @@
       </w:numPr>
     </w:pPr>
     <w:rPr>
-      <w:rFonts w:asciiTheme="majorHAnsi" w:cstheme="majorBidi" w:eastAsiaTheme="majorEastAsia" w:hAnsiTheme="majorHAnsi"/>
+      <w:rFonts w:asciiTheme="majorHAnsi" w:cstheme="majorBidi" w:hAnsiTheme="majorHAnsi" w:eastAsia="黑体"/>
       <w:i/>
       <w:iCs/>
       <w:color w:themeColor="accent1" w:val="4F81BD"/>
@@ -4090,7 +4416,7 @@
     <w:uiPriority w:val="11"/>
     <w:rsid w:val="00FC693F"/>
     <w:rPr>
-      <w:rFonts w:asciiTheme="majorHAnsi" w:cstheme="majorBidi" w:eastAsiaTheme="majorEastAsia" w:hAnsiTheme="majorHAnsi"/>
+      <w:rFonts w:asciiTheme="majorHAnsi" w:cstheme="majorBidi" w:hAnsiTheme="majorHAnsi" w:eastAsia="黑体"/>
       <w:i/>
       <w:iCs/>
       <w:color w:themeColor="accent1" w:val="4F81BD"/>
@@ -4157,6 +4483,7 @@
       <w:spacing w:after="120"/>
     </w:pPr>
     <w:rPr>
+      <w:rFonts w:eastAsia="黑体"/>
       <w:sz w:val="16"/>
       <w:szCs w:val="16"/>
     </w:rPr>
@@ -4168,6 +4495,7 @@
     <w:uiPriority w:val="99"/>
     <w:rsid w:val="00AA1D8D"/>
     <w:rPr>
+      <w:rFonts w:eastAsia="黑体"/>
       <w:sz w:val="16"/>
       <w:szCs w:val="16"/>
     </w:rPr>
@@ -4337,7 +4665,7 @@
       </w:tabs>
     </w:pPr>
     <w:rPr>
-      <w:rFonts w:ascii="Courier" w:hAnsi="Courier"/>
+      <w:rFonts w:ascii="Courier" w:hAnsi="Courier" w:eastAsia="黑体"/>
       <w:sz w:val="20"/>
       <w:szCs w:val="20"/>
     </w:rPr>
@@ -4349,7 +4677,7 @@
     <w:uiPriority w:val="99"/>
     <w:rsid w:val="0029639D"/>
     <w:rPr>
-      <w:rFonts w:ascii="Courier" w:hAnsi="Courier"/>
+      <w:rFonts w:ascii="Courier" w:hAnsi="Courier" w:eastAsia="黑体"/>
       <w:sz w:val="20"/>
       <w:szCs w:val="20"/>
     </w:rPr>
@@ -4385,6 +4713,7 @@
     <w:uiPriority w:val="29"/>
     <w:rsid w:val="00FC693F"/>
     <w:rPr>
+      <w:rFonts w:eastAsia="黑体"/>
       <w:i/>
       <w:iCs/>
       <w:color w:themeColor="text1" w:val="000000"/>
@@ -4398,7 +4727,7 @@
     <w:semiHidden/>
     <w:rsid w:val="00FC693F"/>
     <w:rPr>
-      <w:rFonts w:asciiTheme="majorHAnsi" w:cstheme="majorBidi" w:eastAsiaTheme="majorEastAsia" w:hAnsiTheme="majorHAnsi"/>
+      <w:rFonts w:asciiTheme="majorHAnsi" w:cstheme="majorBidi" w:hAnsiTheme="majorHAnsi" w:eastAsia="黑体"/>
       <w:b/>
       <w:bCs/>
       <w:i/>
@@ -4414,7 +4743,7 @@
     <w:semiHidden/>
     <w:rsid w:val="00FC693F"/>
     <w:rPr>
-      <w:rFonts w:asciiTheme="majorHAnsi" w:cstheme="majorBidi" w:eastAsiaTheme="majorEastAsia" w:hAnsiTheme="majorHAnsi"/>
+      <w:rFonts w:asciiTheme="majorHAnsi" w:cstheme="majorBidi" w:hAnsiTheme="majorHAnsi" w:eastAsia="黑体"/>
       <w:color w:themeColor="accent1" w:themeShade="7F" w:val="243F60"/>
     </w:rPr>
   </w:style>
@@ -4426,7 +4755,7 @@
     <w:semiHidden/>
     <w:rsid w:val="00FC693F"/>
     <w:rPr>
-      <w:rFonts w:asciiTheme="majorHAnsi" w:cstheme="majorBidi" w:eastAsiaTheme="majorEastAsia" w:hAnsiTheme="majorHAnsi"/>
+      <w:rFonts w:asciiTheme="majorHAnsi" w:cstheme="majorBidi" w:hAnsiTheme="majorHAnsi" w:eastAsia="黑体"/>
       <w:i/>
       <w:iCs/>
       <w:color w:themeColor="accent1" w:themeShade="7F" w:val="243F60"/>
@@ -4440,7 +4769,7 @@
     <w:semiHidden/>
     <w:rsid w:val="00FC693F"/>
     <w:rPr>
-      <w:rFonts w:asciiTheme="majorHAnsi" w:cstheme="majorBidi" w:eastAsiaTheme="majorEastAsia" w:hAnsiTheme="majorHAnsi"/>
+      <w:rFonts w:asciiTheme="majorHAnsi" w:cstheme="majorBidi" w:hAnsiTheme="majorHAnsi" w:eastAsia="黑体"/>
       <w:i/>
       <w:iCs/>
       <w:color w:themeColor="text1" w:themeTint="BF" w:val="404040"/>
@@ -4454,7 +4783,7 @@
     <w:semiHidden/>
     <w:rsid w:val="00FC693F"/>
     <w:rPr>
-      <w:rFonts w:asciiTheme="majorHAnsi" w:cstheme="majorBidi" w:eastAsiaTheme="majorEastAsia" w:hAnsiTheme="majorHAnsi"/>
+      <w:rFonts w:asciiTheme="majorHAnsi" w:cstheme="majorBidi" w:hAnsiTheme="majorHAnsi" w:eastAsia="黑体"/>
       <w:color w:themeColor="accent1" w:val="4F81BD"/>
       <w:sz w:val="20"/>
       <w:szCs w:val="20"/>
@@ -4468,7 +4797,7 @@
     <w:semiHidden/>
     <w:rsid w:val="00FC693F"/>
     <w:rPr>
-      <w:rFonts w:asciiTheme="majorHAnsi" w:cstheme="majorBidi" w:eastAsiaTheme="majorEastAsia" w:hAnsiTheme="majorHAnsi"/>
+      <w:rFonts w:asciiTheme="majorHAnsi" w:cstheme="majorBidi" w:hAnsiTheme="majorHAnsi" w:eastAsia="黑体"/>
       <w:i/>
       <w:iCs/>
       <w:color w:themeColor="text1" w:themeTint="BF" w:val="404040"/>
@@ -4489,6 +4818,7 @@
       <w:spacing w:line="240" w:lineRule="auto"/>
     </w:pPr>
     <w:rPr>
+      <w:rFonts w:eastAsia="黑体"/>
       <w:b/>
       <w:bCs/>
       <w:color w:themeColor="accent1" w:val="4F81BD"/>
@@ -4503,6 +4833,7 @@
     <w:qFormat/>
     <w:rsid w:val="00FC693F"/>
     <w:rPr>
+      <w:rFonts w:eastAsia="黑体"/>
       <w:b/>
       <w:bCs/>
     </w:rPr>
@@ -4514,6 +4845,7 @@
     <w:qFormat/>
     <w:rsid w:val="00FC693F"/>
     <w:rPr>
+      <w:rFonts w:eastAsia="黑体"/>
       <w:i/>
       <w:iCs/>
     </w:rPr>
@@ -4534,6 +4866,7 @@
       <w:ind w:left="936" w:right="936"/>
     </w:pPr>
     <w:rPr>
+      <w:rFonts w:eastAsia="黑体"/>
       <w:b/>
       <w:bCs/>
       <w:i/>
@@ -4548,6 +4881,7 @@
     <w:uiPriority w:val="30"/>
     <w:rsid w:val="00FC693F"/>
     <w:rPr>
+      <w:rFonts w:eastAsia="黑体"/>
       <w:b/>
       <w:bCs/>
       <w:i/>
@@ -4562,6 +4896,7 @@
     <w:qFormat/>
     <w:rsid w:val="00FC693F"/>
     <w:rPr>
+      <w:rFonts w:eastAsia="黑体"/>
       <w:i/>
       <w:iCs/>
       <w:color w:themeColor="text1" w:themeTint="7F" w:val="808080"/>
@@ -4574,6 +4909,7 @@
     <w:qFormat/>
     <w:rsid w:val="00FC693F"/>
     <w:rPr>
+      <w:rFonts w:eastAsia="黑体"/>
       <w:b/>
       <w:bCs/>
       <w:i/>
@@ -4588,6 +4924,7 @@
     <w:qFormat/>
     <w:rsid w:val="00FC693F"/>
     <w:rPr>
+      <w:rFonts w:eastAsia="黑体"/>
       <w:smallCaps/>
       <w:color w:themeColor="accent2" w:val="C0504D"/>
       <w:u w:val="single"/>
@@ -4600,6 +4937,7 @@
     <w:qFormat/>
     <w:rsid w:val="00FC693F"/>
     <w:rPr>
+      <w:rFonts w:eastAsia="黑体"/>
       <w:b/>
       <w:bCs/>
       <w:smallCaps/>
@@ -4615,6 +4953,7 @@
     <w:qFormat/>
     <w:rsid w:val="00FC693F"/>
     <w:rPr>
+      <w:rFonts w:eastAsia="黑体"/>
       <w:b/>
       <w:bCs/>
       <w:smallCaps/>
@@ -4669,6 +5008,7 @@
       <w:spacing w:after="0" w:line="240" w:lineRule="auto"/>
     </w:pPr>
     <w:rPr>
+      <w:rFonts w:eastAsia="黑体"/>
       <w:color w:themeColor="text1" w:themeShade="BF" w:val="000000"/>
     </w:rPr>
     <w:tblPr>
@@ -4691,6 +5031,7 @@
         <w:spacing w:after="0" w:before="0" w:line="240" w:lineRule="auto"/>
       </w:pPr>
       <w:rPr>
+        <w:rFonts w:eastAsia="黑体"/>
         <w:b/>
         <w:bCs/>
       </w:rPr>
@@ -4711,6 +5052,7 @@
         <w:spacing w:after="0" w:before="0" w:line="240" w:lineRule="auto"/>
       </w:pPr>
       <w:rPr>
+        <w:rFonts w:eastAsia="黑体"/>
         <w:b/>
         <w:bCs/>
       </w:rPr>
@@ -4728,12 +5070,14 @@
     </w:tblStylePr>
     <w:tblStylePr w:type="firstCol">
       <w:rPr>
+        <w:rFonts w:eastAsia="黑体"/>
         <w:b/>
         <w:bCs/>
       </w:rPr>
     </w:tblStylePr>
     <w:tblStylePr w:type="lastCol">
       <w:rPr>
+        <w:rFonts w:eastAsia="黑体"/>
         <w:b/>
         <w:bCs/>
       </w:rPr>
@@ -4772,6 +5116,7 @@
       <w:spacing w:after="0" w:line="240" w:lineRule="auto"/>
     </w:pPr>
     <w:rPr>
+      <w:rFonts w:eastAsia="黑体"/>
       <w:color w:themeColor="accent1" w:themeShade="BF" w:val="365F91"/>
     </w:rPr>
     <w:tblPr>
@@ -4794,6 +5139,7 @@
         <w:spacing w:after="0" w:before="0" w:line="240" w:lineRule="auto"/>
       </w:pPr>
       <w:rPr>
+        <w:rFonts w:eastAsia="黑体"/>
         <w:b/>
         <w:bCs/>
       </w:rPr>
@@ -4814,6 +5160,7 @@
         <w:spacing w:after="0" w:before="0" w:line="240" w:lineRule="auto"/>
       </w:pPr>
       <w:rPr>
+        <w:rFonts w:eastAsia="黑体"/>
         <w:b/>
         <w:bCs/>
       </w:rPr>
@@ -4831,12 +5178,14 @@
     </w:tblStylePr>
     <w:tblStylePr w:type="firstCol">
       <w:rPr>
+        <w:rFonts w:eastAsia="黑体"/>
         <w:b/>
         <w:bCs/>
       </w:rPr>
     </w:tblStylePr>
     <w:tblStylePr w:type="lastCol">
       <w:rPr>
+        <w:rFonts w:eastAsia="黑体"/>
         <w:b/>
         <w:bCs/>
       </w:rPr>
@@ -4875,6 +5224,7 @@
       <w:spacing w:after="0" w:line="240" w:lineRule="auto"/>
     </w:pPr>
     <w:rPr>
+      <w:rFonts w:eastAsia="黑体"/>
       <w:color w:themeColor="accent2" w:themeShade="BF" w:val="943634"/>
     </w:rPr>
     <w:tblPr>
@@ -4897,6 +5247,7 @@
         <w:spacing w:after="0" w:before="0" w:line="240" w:lineRule="auto"/>
       </w:pPr>
       <w:rPr>
+        <w:rFonts w:eastAsia="黑体"/>
         <w:b/>
         <w:bCs/>
       </w:rPr>
@@ -4917,6 +5268,7 @@
         <w:spacing w:after="0" w:before="0" w:line="240" w:lineRule="auto"/>
       </w:pPr>
       <w:rPr>
+        <w:rFonts w:eastAsia="黑体"/>
         <w:b/>
         <w:bCs/>
       </w:rPr>
@@ -4934,12 +5286,14 @@
     </w:tblStylePr>
     <w:tblStylePr w:type="firstCol">
       <w:rPr>
+        <w:rFonts w:eastAsia="黑体"/>
         <w:b/>
         <w:bCs/>
       </w:rPr>
     </w:tblStylePr>
     <w:tblStylePr w:type="lastCol">
       <w:rPr>
+        <w:rFonts w:eastAsia="黑体"/>
         <w:b/>
         <w:bCs/>
       </w:rPr>
@@ -4978,6 +5332,7 @@
       <w:spacing w:after="0" w:line="240" w:lineRule="auto"/>
     </w:pPr>
     <w:rPr>
+      <w:rFonts w:eastAsia="黑体"/>
       <w:color w:themeColor="accent3" w:themeShade="BF" w:val="76923C"/>
     </w:rPr>
     <w:tblPr>
@@ -5000,6 +5355,7 @@
         <w:spacing w:after="0" w:before="0" w:line="240" w:lineRule="auto"/>
       </w:pPr>
       <w:rPr>
+        <w:rFonts w:eastAsia="黑体"/>
         <w:b/>
         <w:bCs/>
       </w:rPr>
@@ -5020,6 +5376,7 @@
         <w:spacing w:after="0" w:before="0" w:line="240" w:lineRule="auto"/>
       </w:pPr>
       <w:rPr>
+        <w:rFonts w:eastAsia="黑体"/>
         <w:b/>
         <w:bCs/>
       </w:rPr>
@@ -5037,12 +5394,14 @@
     </w:tblStylePr>
     <w:tblStylePr w:type="firstCol">
       <w:rPr>
+        <w:rFonts w:eastAsia="黑体"/>
         <w:b/>
         <w:bCs/>
       </w:rPr>
     </w:tblStylePr>
     <w:tblStylePr w:type="lastCol">
       <w:rPr>
+        <w:rFonts w:eastAsia="黑体"/>
         <w:b/>
         <w:bCs/>
       </w:rPr>
@@ -5081,6 +5440,7 @@
       <w:spacing w:after="0" w:line="240" w:lineRule="auto"/>
     </w:pPr>
     <w:rPr>
+      <w:rFonts w:eastAsia="黑体"/>
       <w:color w:themeColor="accent4" w:themeShade="BF" w:val="5F497A"/>
     </w:rPr>
     <w:tblPr>
@@ -5103,6 +5463,7 @@
         <w:spacing w:after="0" w:before="0" w:line="240" w:lineRule="auto"/>
       </w:pPr>
       <w:rPr>
+        <w:rFonts w:eastAsia="黑体"/>
         <w:b/>
         <w:bCs/>
       </w:rPr>
@@ -5123,6 +5484,7 @@
         <w:spacing w:after="0" w:before="0" w:line="240" w:lineRule="auto"/>
       </w:pPr>
       <w:rPr>
+        <w:rFonts w:eastAsia="黑体"/>
         <w:b/>
         <w:bCs/>
       </w:rPr>
@@ -5140,12 +5502,14 @@
     </w:tblStylePr>
     <w:tblStylePr w:type="firstCol">
       <w:rPr>
+        <w:rFonts w:eastAsia="黑体"/>
         <w:b/>
         <w:bCs/>
       </w:rPr>
     </w:tblStylePr>
     <w:tblStylePr w:type="lastCol">
       <w:rPr>
+        <w:rFonts w:eastAsia="黑体"/>
         <w:b/>
         <w:bCs/>
       </w:rPr>
@@ -5184,6 +5548,7 @@
       <w:spacing w:after="0" w:line="240" w:lineRule="auto"/>
     </w:pPr>
     <w:rPr>
+      <w:rFonts w:eastAsia="黑体"/>
       <w:color w:themeColor="accent5" w:themeShade="BF" w:val="31849B"/>
     </w:rPr>
     <w:tblPr>
@@ -5206,6 +5571,7 @@
         <w:spacing w:after="0" w:before="0" w:line="240" w:lineRule="auto"/>
       </w:pPr>
       <w:rPr>
+        <w:rFonts w:eastAsia="黑体"/>
         <w:b/>
         <w:bCs/>
       </w:rPr>
@@ -5226,6 +5592,7 @@
         <w:spacing w:after="0" w:before="0" w:line="240" w:lineRule="auto"/>
       </w:pPr>
       <w:rPr>
+        <w:rFonts w:eastAsia="黑体"/>
         <w:b/>
         <w:bCs/>
       </w:rPr>
@@ -5243,12 +5610,14 @@
     </w:tblStylePr>
     <w:tblStylePr w:type="firstCol">
       <w:rPr>
+        <w:rFonts w:eastAsia="黑体"/>
         <w:b/>
         <w:bCs/>
       </w:rPr>
     </w:tblStylePr>
     <w:tblStylePr w:type="lastCol">
       <w:rPr>
+        <w:rFonts w:eastAsia="黑体"/>
         <w:b/>
         <w:bCs/>
       </w:rPr>
@@ -5287,6 +5656,7 @@
       <w:spacing w:after="0" w:line="240" w:lineRule="auto"/>
     </w:pPr>
     <w:rPr>
+      <w:rFonts w:eastAsia="黑体"/>
       <w:color w:themeColor="accent6" w:themeShade="BF" w:val="E36C0A"/>
     </w:rPr>
     <w:tblPr>
@@ -5309,6 +5679,7 @@
         <w:spacing w:after="0" w:before="0" w:line="240" w:lineRule="auto"/>
       </w:pPr>
       <w:rPr>
+        <w:rFonts w:eastAsia="黑体"/>
         <w:b/>
         <w:bCs/>
       </w:rPr>
@@ -5329,6 +5700,7 @@
         <w:spacing w:after="0" w:before="0" w:line="240" w:lineRule="auto"/>
       </w:pPr>
       <w:rPr>
+        <w:rFonts w:eastAsia="黑体"/>
         <w:b/>
         <w:bCs/>
       </w:rPr>
@@ -5346,12 +5718,14 @@
     </w:tblStylePr>
     <w:tblStylePr w:type="firstCol">
       <w:rPr>
+        <w:rFonts w:eastAsia="黑体"/>
         <w:b/>
         <w:bCs/>
       </w:rPr>
     </w:tblStylePr>
     <w:tblStylePr w:type="lastCol">
       <w:rPr>
+        <w:rFonts w:eastAsia="黑体"/>
         <w:b/>
         <w:bCs/>
       </w:rPr>
@@ -5411,6 +5785,7 @@
         <w:spacing w:after="0" w:before="0" w:line="240" w:lineRule="auto"/>
       </w:pPr>
       <w:rPr>
+        <w:rFonts w:eastAsia="黑体"/>
         <w:b/>
         <w:bCs/>
         <w:color w:themeColor="background1" w:val="FFFFFF"/>
@@ -5425,6 +5800,7 @@
         <w:spacing w:after="0" w:before="0" w:line="240" w:lineRule="auto"/>
       </w:pPr>
       <w:rPr>
+        <w:rFonts w:eastAsia="黑体"/>
         <w:b/>
         <w:bCs/>
       </w:rPr>
@@ -5440,12 +5816,14 @@
     </w:tblStylePr>
     <w:tblStylePr w:type="firstCol">
       <w:rPr>
+        <w:rFonts w:eastAsia="黑体"/>
         <w:b/>
         <w:bCs/>
       </w:rPr>
     </w:tblStylePr>
     <w:tblStylePr w:type="lastCol">
       <w:rPr>
+        <w:rFonts w:eastAsia="黑体"/>
         <w:b/>
         <w:bCs/>
       </w:rPr>
@@ -5503,6 +5881,7 @@
         <w:spacing w:after="0" w:before="0" w:line="240" w:lineRule="auto"/>
       </w:pPr>
       <w:rPr>
+        <w:rFonts w:eastAsia="黑体"/>
         <w:b/>
         <w:bCs/>
         <w:color w:themeColor="background1" w:val="FFFFFF"/>
@@ -5517,6 +5896,7 @@
         <w:spacing w:after="0" w:before="0" w:line="240" w:lineRule="auto"/>
       </w:pPr>
       <w:rPr>
+        <w:rFonts w:eastAsia="黑体"/>
         <w:b/>
         <w:bCs/>
       </w:rPr>
@@ -5532,12 +5912,14 @@
     </w:tblStylePr>
     <w:tblStylePr w:type="firstCol">
       <w:rPr>
+        <w:rFonts w:eastAsia="黑体"/>
         <w:b/>
         <w:bCs/>
       </w:rPr>
     </w:tblStylePr>
     <w:tblStylePr w:type="lastCol">
       <w:rPr>
+        <w:rFonts w:eastAsia="黑体"/>
         <w:b/>
         <w:bCs/>
       </w:rPr>
@@ -5595,6 +5977,7 @@
         <w:spacing w:after="0" w:before="0" w:line="240" w:lineRule="auto"/>
       </w:pPr>
       <w:rPr>
+        <w:rFonts w:eastAsia="黑体"/>
         <w:b/>
         <w:bCs/>
         <w:color w:themeColor="background1" w:val="FFFFFF"/>
@@ -5609,6 +5992,7 @@
         <w:spacing w:after="0" w:before="0" w:line="240" w:lineRule="auto"/>
       </w:pPr>
       <w:rPr>
+        <w:rFonts w:eastAsia="黑体"/>
         <w:b/>
         <w:bCs/>
       </w:rPr>
@@ -5624,12 +6008,14 @@
     </w:tblStylePr>
     <w:tblStylePr w:type="firstCol">
       <w:rPr>
+        <w:rFonts w:eastAsia="黑体"/>
         <w:b/>
         <w:bCs/>
       </w:rPr>
     </w:tblStylePr>
     <w:tblStylePr w:type="lastCol">
       <w:rPr>
+        <w:rFonts w:eastAsia="黑体"/>
         <w:b/>
         <w:bCs/>
       </w:rPr>
@@ -5687,6 +6073,7 @@
         <w:spacing w:after="0" w:before="0" w:line="240" w:lineRule="auto"/>
       </w:pPr>
       <w:rPr>
+        <w:rFonts w:eastAsia="黑体"/>
         <w:b/>
         <w:bCs/>
         <w:color w:themeColor="background1" w:val="FFFFFF"/>
@@ -5701,6 +6088,7 @@
         <w:spacing w:after="0" w:before="0" w:line="240" w:lineRule="auto"/>
       </w:pPr>
       <w:rPr>
+        <w:rFonts w:eastAsia="黑体"/>
         <w:b/>
         <w:bCs/>
       </w:rPr>
@@ -5716,12 +6104,14 @@
     </w:tblStylePr>
     <w:tblStylePr w:type="firstCol">
       <w:rPr>
+        <w:rFonts w:eastAsia="黑体"/>
         <w:b/>
         <w:bCs/>
       </w:rPr>
     </w:tblStylePr>
     <w:tblStylePr w:type="lastCol">
       <w:rPr>
+        <w:rFonts w:eastAsia="黑体"/>
         <w:b/>
         <w:bCs/>
       </w:rPr>
@@ -5779,6 +6169,7 @@
         <w:spacing w:after="0" w:before="0" w:line="240" w:lineRule="auto"/>
       </w:pPr>
       <w:rPr>
+        <w:rFonts w:eastAsia="黑体"/>
         <w:b/>
         <w:bCs/>
         <w:color w:themeColor="background1" w:val="FFFFFF"/>
@@ -5793,6 +6184,7 @@
         <w:spacing w:after="0" w:before="0" w:line="240" w:lineRule="auto"/>
       </w:pPr>
       <w:rPr>
+        <w:rFonts w:eastAsia="黑体"/>
         <w:b/>
         <w:bCs/>
       </w:rPr>
@@ -5808,12 +6200,14 @@
     </w:tblStylePr>
     <w:tblStylePr w:type="firstCol">
       <w:rPr>
+        <w:rFonts w:eastAsia="黑体"/>
         <w:b/>
         <w:bCs/>
       </w:rPr>
     </w:tblStylePr>
     <w:tblStylePr w:type="lastCol">
       <w:rPr>
+        <w:rFonts w:eastAsia="黑体"/>
         <w:b/>
         <w:bCs/>
       </w:rPr>
@@ -5871,6 +6265,7 @@
         <w:spacing w:after="0" w:before="0" w:line="240" w:lineRule="auto"/>
       </w:pPr>
       <w:rPr>
+        <w:rFonts w:eastAsia="黑体"/>
         <w:b/>
         <w:bCs/>
         <w:color w:themeColor="background1" w:val="FFFFFF"/>
@@ -5885,6 +6280,7 @@
         <w:spacing w:after="0" w:before="0" w:line="240" w:lineRule="auto"/>
       </w:pPr>
       <w:rPr>
+        <w:rFonts w:eastAsia="黑体"/>
         <w:b/>
         <w:bCs/>
       </w:rPr>
@@ -5900,12 +6296,14 @@
     </w:tblStylePr>
     <w:tblStylePr w:type="firstCol">
       <w:rPr>
+        <w:rFonts w:eastAsia="黑体"/>
         <w:b/>
         <w:bCs/>
       </w:rPr>
     </w:tblStylePr>
     <w:tblStylePr w:type="lastCol">
       <w:rPr>
+        <w:rFonts w:eastAsia="黑体"/>
         <w:b/>
         <w:bCs/>
       </w:rPr>
@@ -5963,6 +6361,7 @@
         <w:spacing w:after="0" w:before="0" w:line="240" w:lineRule="auto"/>
       </w:pPr>
       <w:rPr>
+        <w:rFonts w:eastAsia="黑体"/>
         <w:b/>
         <w:bCs/>
         <w:color w:themeColor="background1" w:val="FFFFFF"/>
@@ -5977,6 +6376,7 @@
         <w:spacing w:after="0" w:before="0" w:line="240" w:lineRule="auto"/>
       </w:pPr>
       <w:rPr>
+        <w:rFonts w:eastAsia="黑体"/>
         <w:b/>
         <w:bCs/>
       </w:rPr>
@@ -5992,12 +6392,14 @@
     </w:tblStylePr>
     <w:tblStylePr w:type="firstCol">
       <w:rPr>
+        <w:rFonts w:eastAsia="黑体"/>
         <w:b/>
         <w:bCs/>
       </w:rPr>
     </w:tblStylePr>
     <w:tblStylePr w:type="lastCol">
       <w:rPr>
+        <w:rFonts w:eastAsia="黑体"/>
         <w:b/>
         <w:bCs/>
       </w:rPr>
@@ -6057,7 +6459,7 @@
         <w:spacing w:after="0" w:before="0" w:line="240" w:lineRule="auto"/>
       </w:pPr>
       <w:rPr>
-        <w:rFonts w:asciiTheme="majorHAnsi" w:cstheme="majorBidi" w:eastAsiaTheme="majorEastAsia" w:hAnsiTheme="majorHAnsi"/>
+        <w:rFonts w:asciiTheme="majorHAnsi" w:cstheme="majorBidi" w:hAnsiTheme="majorHAnsi" w:eastAsia="黑体"/>
         <w:b/>
         <w:bCs/>
       </w:rPr>
@@ -6078,7 +6480,7 @@
         <w:spacing w:after="0" w:before="0" w:line="240" w:lineRule="auto"/>
       </w:pPr>
       <w:rPr>
-        <w:rFonts w:asciiTheme="majorHAnsi" w:cstheme="majorBidi" w:eastAsiaTheme="majorEastAsia" w:hAnsiTheme="majorHAnsi"/>
+        <w:rFonts w:asciiTheme="majorHAnsi" w:cstheme="majorBidi" w:hAnsiTheme="majorHAnsi" w:eastAsia="黑体"/>
         <w:b/>
         <w:bCs/>
       </w:rPr>
@@ -6096,14 +6498,14 @@
     </w:tblStylePr>
     <w:tblStylePr w:type="firstCol">
       <w:rPr>
-        <w:rFonts w:asciiTheme="majorHAnsi" w:cstheme="majorBidi" w:eastAsiaTheme="majorEastAsia" w:hAnsiTheme="majorHAnsi"/>
+        <w:rFonts w:asciiTheme="majorHAnsi" w:cstheme="majorBidi" w:hAnsiTheme="majorHAnsi" w:eastAsia="黑体"/>
         <w:b/>
         <w:bCs/>
       </w:rPr>
     </w:tblStylePr>
     <w:tblStylePr w:type="lastCol">
       <w:rPr>
-        <w:rFonts w:asciiTheme="majorHAnsi" w:cstheme="majorBidi" w:eastAsiaTheme="majorEastAsia" w:hAnsiTheme="majorHAnsi"/>
+        <w:rFonts w:asciiTheme="majorHAnsi" w:cstheme="majorBidi" w:hAnsiTheme="majorHAnsi" w:eastAsia="黑体"/>
         <w:b/>
         <w:bCs/>
       </w:rPr>
@@ -6187,7 +6589,7 @@
         <w:spacing w:after="0" w:before="0" w:line="240" w:lineRule="auto"/>
       </w:pPr>
       <w:rPr>
-        <w:rFonts w:asciiTheme="majorHAnsi" w:cstheme="majorBidi" w:eastAsiaTheme="majorEastAsia" w:hAnsiTheme="majorHAnsi"/>
+        <w:rFonts w:asciiTheme="majorHAnsi" w:cstheme="majorBidi" w:hAnsiTheme="majorHAnsi" w:eastAsia="黑体"/>
         <w:b/>
         <w:bCs/>
       </w:rPr>
@@ -6208,7 +6610,7 @@
         <w:spacing w:after="0" w:before="0" w:line="240" w:lineRule="auto"/>
       </w:pPr>
       <w:rPr>
-        <w:rFonts w:asciiTheme="majorHAnsi" w:cstheme="majorBidi" w:eastAsiaTheme="majorEastAsia" w:hAnsiTheme="majorHAnsi"/>
+        <w:rFonts w:asciiTheme="majorHAnsi" w:cstheme="majorBidi" w:hAnsiTheme="majorHAnsi" w:eastAsia="黑体"/>
         <w:b/>
         <w:bCs/>
       </w:rPr>
@@ -6226,14 +6628,14 @@
     </w:tblStylePr>
     <w:tblStylePr w:type="firstCol">
       <w:rPr>
-        <w:rFonts w:asciiTheme="majorHAnsi" w:cstheme="majorBidi" w:eastAsiaTheme="majorEastAsia" w:hAnsiTheme="majorHAnsi"/>
+        <w:rFonts w:asciiTheme="majorHAnsi" w:cstheme="majorBidi" w:hAnsiTheme="majorHAnsi" w:eastAsia="黑体"/>
         <w:b/>
         <w:bCs/>
       </w:rPr>
     </w:tblStylePr>
     <w:tblStylePr w:type="lastCol">
       <w:rPr>
-        <w:rFonts w:asciiTheme="majorHAnsi" w:cstheme="majorBidi" w:eastAsiaTheme="majorEastAsia" w:hAnsiTheme="majorHAnsi"/>
+        <w:rFonts w:asciiTheme="majorHAnsi" w:cstheme="majorBidi" w:hAnsiTheme="majorHAnsi" w:eastAsia="黑体"/>
         <w:b/>
         <w:bCs/>
       </w:rPr>
@@ -6317,7 +6719,7 @@
         <w:spacing w:after="0" w:before="0" w:line="240" w:lineRule="auto"/>
       </w:pPr>
       <w:rPr>
-        <w:rFonts w:asciiTheme="majorHAnsi" w:cstheme="majorBidi" w:eastAsiaTheme="majorEastAsia" w:hAnsiTheme="majorHAnsi"/>
+        <w:rFonts w:asciiTheme="majorHAnsi" w:cstheme="majorBidi" w:hAnsiTheme="majorHAnsi" w:eastAsia="黑体"/>
         <w:b/>
         <w:bCs/>
       </w:rPr>
@@ -6338,7 +6740,7 @@
         <w:spacing w:after="0" w:before="0" w:line="240" w:lineRule="auto"/>
       </w:pPr>
       <w:rPr>
-        <w:rFonts w:asciiTheme="majorHAnsi" w:cstheme="majorBidi" w:eastAsiaTheme="majorEastAsia" w:hAnsiTheme="majorHAnsi"/>
+        <w:rFonts w:asciiTheme="majorHAnsi" w:cstheme="majorBidi" w:hAnsiTheme="majorHAnsi" w:eastAsia="黑体"/>
         <w:b/>
         <w:bCs/>
       </w:rPr>
@@ -6356,14 +6758,14 @@
     </w:tblStylePr>
     <w:tblStylePr w:type="firstCol">
       <w:rPr>
-        <w:rFonts w:asciiTheme="majorHAnsi" w:cstheme="majorBidi" w:eastAsiaTheme="majorEastAsia" w:hAnsiTheme="majorHAnsi"/>
+        <w:rFonts w:asciiTheme="majorHAnsi" w:cstheme="majorBidi" w:hAnsiTheme="majorHAnsi" w:eastAsia="黑体"/>
         <w:b/>
         <w:bCs/>
       </w:rPr>
     </w:tblStylePr>
     <w:tblStylePr w:type="lastCol">
       <w:rPr>
-        <w:rFonts w:asciiTheme="majorHAnsi" w:cstheme="majorBidi" w:eastAsiaTheme="majorEastAsia" w:hAnsiTheme="majorHAnsi"/>
+        <w:rFonts w:asciiTheme="majorHAnsi" w:cstheme="majorBidi" w:hAnsiTheme="majorHAnsi" w:eastAsia="黑体"/>
         <w:b/>
         <w:bCs/>
       </w:rPr>
@@ -6447,7 +6849,7 @@
         <w:spacing w:after="0" w:before="0" w:line="240" w:lineRule="auto"/>
       </w:pPr>
       <w:rPr>
-        <w:rFonts w:asciiTheme="majorHAnsi" w:cstheme="majorBidi" w:eastAsiaTheme="majorEastAsia" w:hAnsiTheme="majorHAnsi"/>
+        <w:rFonts w:asciiTheme="majorHAnsi" w:cstheme="majorBidi" w:hAnsiTheme="majorHAnsi" w:eastAsia="黑体"/>
         <w:b/>
         <w:bCs/>
       </w:rPr>
@@ -6468,7 +6870,7 @@
         <w:spacing w:after="0" w:before="0" w:line="240" w:lineRule="auto"/>
       </w:pPr>
       <w:rPr>
-        <w:rFonts w:asciiTheme="majorHAnsi" w:cstheme="majorBidi" w:eastAsiaTheme="majorEastAsia" w:hAnsiTheme="majorHAnsi"/>
+        <w:rFonts w:asciiTheme="majorHAnsi" w:cstheme="majorBidi" w:hAnsiTheme="majorHAnsi" w:eastAsia="黑体"/>
         <w:b/>
         <w:bCs/>
       </w:rPr>
@@ -6486,14 +6888,14 @@
     </w:tblStylePr>
     <w:tblStylePr w:type="firstCol">
       <w:rPr>
-        <w:rFonts w:asciiTheme="majorHAnsi" w:cstheme="majorBidi" w:eastAsiaTheme="majorEastAsia" w:hAnsiTheme="majorHAnsi"/>
+        <w:rFonts w:asciiTheme="majorHAnsi" w:cstheme="majorBidi" w:hAnsiTheme="majorHAnsi" w:eastAsia="黑体"/>
         <w:b/>
         <w:bCs/>
       </w:rPr>
     </w:tblStylePr>
     <w:tblStylePr w:type="lastCol">
       <w:rPr>
-        <w:rFonts w:asciiTheme="majorHAnsi" w:cstheme="majorBidi" w:eastAsiaTheme="majorEastAsia" w:hAnsiTheme="majorHAnsi"/>
+        <w:rFonts w:asciiTheme="majorHAnsi" w:cstheme="majorBidi" w:hAnsiTheme="majorHAnsi" w:eastAsia="黑体"/>
         <w:b/>
         <w:bCs/>
       </w:rPr>
@@ -6577,7 +6979,7 @@
         <w:spacing w:after="0" w:before="0" w:line="240" w:lineRule="auto"/>
       </w:pPr>
       <w:rPr>
-        <w:rFonts w:asciiTheme="majorHAnsi" w:cstheme="majorBidi" w:eastAsiaTheme="majorEastAsia" w:hAnsiTheme="majorHAnsi"/>
+        <w:rFonts w:asciiTheme="majorHAnsi" w:cstheme="majorBidi" w:hAnsiTheme="majorHAnsi" w:eastAsia="黑体"/>
         <w:b/>
         <w:bCs/>
       </w:rPr>
@@ -6598,7 +7000,7 @@
         <w:spacing w:after="0" w:before="0" w:line="240" w:lineRule="auto"/>
       </w:pPr>
       <w:rPr>
-        <w:rFonts w:asciiTheme="majorHAnsi" w:cstheme="majorBidi" w:eastAsiaTheme="majorEastAsia" w:hAnsiTheme="majorHAnsi"/>
+        <w:rFonts w:asciiTheme="majorHAnsi" w:cstheme="majorBidi" w:hAnsiTheme="majorHAnsi" w:eastAsia="黑体"/>
         <w:b/>
         <w:bCs/>
       </w:rPr>
@@ -6616,14 +7018,14 @@
     </w:tblStylePr>
     <w:tblStylePr w:type="firstCol">
       <w:rPr>
-        <w:rFonts w:asciiTheme="majorHAnsi" w:cstheme="majorBidi" w:eastAsiaTheme="majorEastAsia" w:hAnsiTheme="majorHAnsi"/>
+        <w:rFonts w:asciiTheme="majorHAnsi" w:cstheme="majorBidi" w:hAnsiTheme="majorHAnsi" w:eastAsia="黑体"/>
         <w:b/>
         <w:bCs/>
       </w:rPr>
     </w:tblStylePr>
     <w:tblStylePr w:type="lastCol">
       <w:rPr>
-        <w:rFonts w:asciiTheme="majorHAnsi" w:cstheme="majorBidi" w:eastAsiaTheme="majorEastAsia" w:hAnsiTheme="majorHAnsi"/>
+        <w:rFonts w:asciiTheme="majorHAnsi" w:cstheme="majorBidi" w:hAnsiTheme="majorHAnsi" w:eastAsia="黑体"/>
         <w:b/>
         <w:bCs/>
       </w:rPr>
@@ -6707,7 +7109,7 @@
         <w:spacing w:after="0" w:before="0" w:line="240" w:lineRule="auto"/>
       </w:pPr>
       <w:rPr>
-        <w:rFonts w:asciiTheme="majorHAnsi" w:cstheme="majorBidi" w:eastAsiaTheme="majorEastAsia" w:hAnsiTheme="majorHAnsi"/>
+        <w:rFonts w:asciiTheme="majorHAnsi" w:cstheme="majorBidi" w:hAnsiTheme="majorHAnsi" w:eastAsia="黑体"/>
         <w:b/>
         <w:bCs/>
       </w:rPr>
@@ -6728,7 +7130,7 @@
         <w:spacing w:after="0" w:before="0" w:line="240" w:lineRule="auto"/>
       </w:pPr>
       <w:rPr>
-        <w:rFonts w:asciiTheme="majorHAnsi" w:cstheme="majorBidi" w:eastAsiaTheme="majorEastAsia" w:hAnsiTheme="majorHAnsi"/>
+        <w:rFonts w:asciiTheme="majorHAnsi" w:cstheme="majorBidi" w:hAnsiTheme="majorHAnsi" w:eastAsia="黑体"/>
         <w:b/>
         <w:bCs/>
       </w:rPr>
@@ -6746,14 +7148,14 @@
     </w:tblStylePr>
     <w:tblStylePr w:type="firstCol">
       <w:rPr>
-        <w:rFonts w:asciiTheme="majorHAnsi" w:cstheme="majorBidi" w:eastAsiaTheme="majorEastAsia" w:hAnsiTheme="majorHAnsi"/>
+        <w:rFonts w:asciiTheme="majorHAnsi" w:cstheme="majorBidi" w:hAnsiTheme="majorHAnsi" w:eastAsia="黑体"/>
         <w:b/>
         <w:bCs/>
       </w:rPr>
     </w:tblStylePr>
     <w:tblStylePr w:type="lastCol">
       <w:rPr>
-        <w:rFonts w:asciiTheme="majorHAnsi" w:cstheme="majorBidi" w:eastAsiaTheme="majorEastAsia" w:hAnsiTheme="majorHAnsi"/>
+        <w:rFonts w:asciiTheme="majorHAnsi" w:cstheme="majorBidi" w:hAnsiTheme="majorHAnsi" w:eastAsia="黑体"/>
         <w:b/>
         <w:bCs/>
       </w:rPr>
@@ -6837,7 +7239,7 @@
         <w:spacing w:after="0" w:before="0" w:line="240" w:lineRule="auto"/>
       </w:pPr>
       <w:rPr>
-        <w:rFonts w:asciiTheme="majorHAnsi" w:cstheme="majorBidi" w:eastAsiaTheme="majorEastAsia" w:hAnsiTheme="majorHAnsi"/>
+        <w:rFonts w:asciiTheme="majorHAnsi" w:cstheme="majorBidi" w:hAnsiTheme="majorHAnsi" w:eastAsia="黑体"/>
         <w:b/>
         <w:bCs/>
       </w:rPr>
@@ -6858,7 +7260,7 @@
         <w:spacing w:after="0" w:before="0" w:line="240" w:lineRule="auto"/>
       </w:pPr>
       <w:rPr>
-        <w:rFonts w:asciiTheme="majorHAnsi" w:cstheme="majorBidi" w:eastAsiaTheme="majorEastAsia" w:hAnsiTheme="majorHAnsi"/>
+        <w:rFonts w:asciiTheme="majorHAnsi" w:cstheme="majorBidi" w:hAnsiTheme="majorHAnsi" w:eastAsia="黑体"/>
         <w:b/>
         <w:bCs/>
       </w:rPr>
@@ -6876,14 +7278,14 @@
     </w:tblStylePr>
     <w:tblStylePr w:type="firstCol">
       <w:rPr>
-        <w:rFonts w:asciiTheme="majorHAnsi" w:cstheme="majorBidi" w:eastAsiaTheme="majorEastAsia" w:hAnsiTheme="majorHAnsi"/>
+        <w:rFonts w:asciiTheme="majorHAnsi" w:cstheme="majorBidi" w:hAnsiTheme="majorHAnsi" w:eastAsia="黑体"/>
         <w:b/>
         <w:bCs/>
       </w:rPr>
     </w:tblStylePr>
     <w:tblStylePr w:type="lastCol">
       <w:rPr>
-        <w:rFonts w:asciiTheme="majorHAnsi" w:cstheme="majorBidi" w:eastAsiaTheme="majorEastAsia" w:hAnsiTheme="majorHAnsi"/>
+        <w:rFonts w:asciiTheme="majorHAnsi" w:cstheme="majorBidi" w:hAnsiTheme="majorHAnsi" w:eastAsia="黑体"/>
         <w:b/>
         <w:bCs/>
       </w:rPr>
@@ -6966,6 +7368,7 @@
         <w:spacing w:after="0" w:before="0" w:line="240" w:lineRule="auto"/>
       </w:pPr>
       <w:rPr>
+        <w:rFonts w:eastAsia="黑体"/>
         <w:b/>
         <w:bCs/>
         <w:color w:themeColor="background1" w:val="FFFFFF"/>
@@ -6988,6 +7391,7 @@
         <w:spacing w:after="0" w:before="0" w:line="240" w:lineRule="auto"/>
       </w:pPr>
       <w:rPr>
+        <w:rFonts w:eastAsia="黑体"/>
         <w:b/>
         <w:bCs/>
       </w:rPr>
@@ -7005,12 +7409,14 @@
     </w:tblStylePr>
     <w:tblStylePr w:type="firstCol">
       <w:rPr>
+        <w:rFonts w:eastAsia="黑体"/>
         <w:b/>
         <w:bCs/>
       </w:rPr>
     </w:tblStylePr>
     <w:tblStylePr w:type="lastCol">
       <w:rPr>
+        <w:rFonts w:eastAsia="黑体"/>
         <w:b/>
         <w:bCs/>
       </w:rPr>
@@ -7072,6 +7478,7 @@
         <w:spacing w:after="0" w:before="0" w:line="240" w:lineRule="auto"/>
       </w:pPr>
       <w:rPr>
+        <w:rFonts w:eastAsia="黑体"/>
         <w:b/>
         <w:bCs/>
         <w:color w:themeColor="background1" w:val="FFFFFF"/>
@@ -7094,6 +7501,7 @@
         <w:spacing w:after="0" w:before="0" w:line="240" w:lineRule="auto"/>
       </w:pPr>
       <w:rPr>
+        <w:rFonts w:eastAsia="黑体"/>
         <w:b/>
         <w:bCs/>
       </w:rPr>
@@ -7111,12 +7519,14 @@
     </w:tblStylePr>
     <w:tblStylePr w:type="firstCol">
       <w:rPr>
+        <w:rFonts w:eastAsia="黑体"/>
         <w:b/>
         <w:bCs/>
       </w:rPr>
     </w:tblStylePr>
     <w:tblStylePr w:type="lastCol">
       <w:rPr>
+        <w:rFonts w:eastAsia="黑体"/>
         <w:b/>
         <w:bCs/>
       </w:rPr>
@@ -7178,6 +7588,7 @@
         <w:spacing w:after="0" w:before="0" w:line="240" w:lineRule="auto"/>
       </w:pPr>
       <w:rPr>
+        <w:rFonts w:eastAsia="黑体"/>
         <w:b/>
         <w:bCs/>
         <w:color w:themeColor="background1" w:val="FFFFFF"/>
@@ -7200,6 +7611,7 @@
         <w:spacing w:after="0" w:before="0" w:line="240" w:lineRule="auto"/>
       </w:pPr>
       <w:rPr>
+        <w:rFonts w:eastAsia="黑体"/>
         <w:b/>
         <w:bCs/>
       </w:rPr>
@@ -7217,12 +7629,14 @@
     </w:tblStylePr>
     <w:tblStylePr w:type="firstCol">
       <w:rPr>
+        <w:rFonts w:eastAsia="黑体"/>
         <w:b/>
         <w:bCs/>
       </w:rPr>
     </w:tblStylePr>
     <w:tblStylePr w:type="lastCol">
       <w:rPr>
+        <w:rFonts w:eastAsia="黑体"/>
         <w:b/>
         <w:bCs/>
       </w:rPr>
@@ -7284,6 +7698,7 @@
         <w:spacing w:after="0" w:before="0" w:line="240" w:lineRule="auto"/>
       </w:pPr>
       <w:rPr>
+        <w:rFonts w:eastAsia="黑体"/>
         <w:b/>
         <w:bCs/>
         <w:color w:themeColor="background1" w:val="FFFFFF"/>
@@ -7306,6 +7721,7 @@
         <w:spacing w:after="0" w:before="0" w:line="240" w:lineRule="auto"/>
       </w:pPr>
       <w:rPr>
+        <w:rFonts w:eastAsia="黑体"/>
         <w:b/>
         <w:bCs/>
       </w:rPr>
@@ -7323,12 +7739,14 @@
     </w:tblStylePr>
     <w:tblStylePr w:type="firstCol">
       <w:rPr>
+        <w:rFonts w:eastAsia="黑体"/>
         <w:b/>
         <w:bCs/>
       </w:rPr>
     </w:tblStylePr>
     <w:tblStylePr w:type="lastCol">
       <w:rPr>
+        <w:rFonts w:eastAsia="黑体"/>
         <w:b/>
         <w:bCs/>
       </w:rPr>
@@ -7390,6 +7808,7 @@
         <w:spacing w:after="0" w:before="0" w:line="240" w:lineRule="auto"/>
       </w:pPr>
       <w:rPr>
+        <w:rFonts w:eastAsia="黑体"/>
         <w:b/>
         <w:bCs/>
         <w:color w:themeColor="background1" w:val="FFFFFF"/>
@@ -7412,6 +7831,7 @@
         <w:spacing w:after="0" w:before="0" w:line="240" w:lineRule="auto"/>
       </w:pPr>
       <w:rPr>
+        <w:rFonts w:eastAsia="黑体"/>
         <w:b/>
         <w:bCs/>
       </w:rPr>
@@ -7429,12 +7849,14 @@
     </w:tblStylePr>
     <w:tblStylePr w:type="firstCol">
       <w:rPr>
+        <w:rFonts w:eastAsia="黑体"/>
         <w:b/>
         <w:bCs/>
       </w:rPr>
     </w:tblStylePr>
     <w:tblStylePr w:type="lastCol">
       <w:rPr>
+        <w:rFonts w:eastAsia="黑体"/>
         <w:b/>
         <w:bCs/>
       </w:rPr>
@@ -7496,6 +7918,7 @@
         <w:spacing w:after="0" w:before="0" w:line="240" w:lineRule="auto"/>
       </w:pPr>
       <w:rPr>
+        <w:rFonts w:eastAsia="黑体"/>
         <w:b/>
         <w:bCs/>
         <w:color w:themeColor="background1" w:val="FFFFFF"/>
@@ -7518,6 +7941,7 @@
         <w:spacing w:after="0" w:before="0" w:line="240" w:lineRule="auto"/>
       </w:pPr>
       <w:rPr>
+        <w:rFonts w:eastAsia="黑体"/>
         <w:b/>
         <w:bCs/>
       </w:rPr>
@@ -7535,12 +7959,14 @@
     </w:tblStylePr>
     <w:tblStylePr w:type="firstCol">
       <w:rPr>
+        <w:rFonts w:eastAsia="黑体"/>
         <w:b/>
         <w:bCs/>
       </w:rPr>
     </w:tblStylePr>
     <w:tblStylePr w:type="lastCol">
       <w:rPr>
+        <w:rFonts w:eastAsia="黑体"/>
         <w:b/>
         <w:bCs/>
       </w:rPr>
@@ -7602,6 +8028,7 @@
         <w:spacing w:after="0" w:before="0" w:line="240" w:lineRule="auto"/>
       </w:pPr>
       <w:rPr>
+        <w:rFonts w:eastAsia="黑体"/>
         <w:b/>
         <w:bCs/>
         <w:color w:themeColor="background1" w:val="FFFFFF"/>
@@ -7624,6 +8051,7 @@
         <w:spacing w:after="0" w:before="0" w:line="240" w:lineRule="auto"/>
       </w:pPr>
       <w:rPr>
+        <w:rFonts w:eastAsia="黑体"/>
         <w:b/>
         <w:bCs/>
       </w:rPr>
@@ -7641,12 +8069,14 @@
     </w:tblStylePr>
     <w:tblStylePr w:type="firstCol">
       <w:rPr>
+        <w:rFonts w:eastAsia="黑体"/>
         <w:b/>
         <w:bCs/>
       </w:rPr>
     </w:tblStylePr>
     <w:tblStylePr w:type="lastCol">
       <w:rPr>
+        <w:rFonts w:eastAsia="黑体"/>
         <w:b/>
         <w:bCs/>
       </w:rPr>
@@ -7705,6 +8135,7 @@
         <w:spacing w:after="0" w:before="0" w:line="240" w:lineRule="auto"/>
       </w:pPr>
       <w:rPr>
+        <w:rFonts w:eastAsia="黑体"/>
         <w:b/>
         <w:bCs/>
         <w:color w:themeColor="background1" w:val="FFFFFF"/>
@@ -7727,6 +8158,7 @@
         <w:spacing w:after="0" w:before="0" w:line="240" w:lineRule="auto"/>
       </w:pPr>
       <w:rPr>
+        <w:rFonts w:eastAsia="黑体"/>
         <w:color w:val="auto"/>
       </w:rPr>
       <w:tblPr/>
@@ -7744,6 +8176,7 @@
     </w:tblStylePr>
     <w:tblStylePr w:type="firstCol">
       <w:rPr>
+        <w:rFonts w:eastAsia="黑体"/>
         <w:b/>
         <w:bCs/>
         <w:color w:themeColor="background1" w:val="FFFFFF"/>
@@ -7763,6 +8196,7 @@
     </w:tblStylePr>
     <w:tblStylePr w:type="lastCol">
       <w:rPr>
+        <w:rFonts w:eastAsia="黑体"/>
         <w:b/>
         <w:bCs/>
         <w:color w:themeColor="background1" w:val="FFFFFF"/>
@@ -7811,6 +8245,7 @@
     </w:tblStylePr>
     <w:tblStylePr w:type="nwCell">
       <w:rPr>
+        <w:rFonts w:eastAsia="黑体"/>
         <w:color w:themeColor="background1" w:val="FFFFFF"/>
       </w:rPr>
       <w:tblPr/>
@@ -7854,6 +8289,7 @@
         <w:spacing w:after="0" w:before="0" w:line="240" w:lineRule="auto"/>
       </w:pPr>
       <w:rPr>
+        <w:rFonts w:eastAsia="黑体"/>
         <w:b/>
         <w:bCs/>
         <w:color w:themeColor="background1" w:val="FFFFFF"/>
@@ -7876,6 +8312,7 @@
         <w:spacing w:after="0" w:before="0" w:line="240" w:lineRule="auto"/>
       </w:pPr>
       <w:rPr>
+        <w:rFonts w:eastAsia="黑体"/>
         <w:color w:val="auto"/>
       </w:rPr>
       <w:tblPr/>
@@ -7893,6 +8330,7 @@
     </w:tblStylePr>
     <w:tblStylePr w:type="firstCol">
       <w:rPr>
+        <w:rFonts w:eastAsia="黑体"/>
         <w:b/>
         <w:bCs/>
         <w:color w:themeColor="background1" w:val="FFFFFF"/>
@@ -7912,6 +8350,7 @@
     </w:tblStylePr>
     <w:tblStylePr w:type="lastCol">
       <w:rPr>
+        <w:rFonts w:eastAsia="黑体"/>
         <w:b/>
         <w:bCs/>
         <w:color w:themeColor="background1" w:val="FFFFFF"/>
@@ -7960,6 +8399,7 @@
     </w:tblStylePr>
     <w:tblStylePr w:type="nwCell">
       <w:rPr>
+        <w:rFonts w:eastAsia="黑体"/>
         <w:color w:themeColor="background1" w:val="FFFFFF"/>
       </w:rPr>
       <w:tblPr/>
@@ -8003,6 +8443,7 @@
         <w:spacing w:after="0" w:before="0" w:line="240" w:lineRule="auto"/>
       </w:pPr>
       <w:rPr>
+        <w:rFonts w:eastAsia="黑体"/>
         <w:b/>
         <w:bCs/>
         <w:color w:themeColor="background1" w:val="FFFFFF"/>
@@ -8025,6 +8466,7 @@
         <w:spacing w:after="0" w:before="0" w:line="240" w:lineRule="auto"/>
       </w:pPr>
       <w:rPr>
+        <w:rFonts w:eastAsia="黑体"/>
         <w:color w:val="auto"/>
       </w:rPr>
       <w:tblPr/>
@@ -8042,6 +8484,7 @@
     </w:tblStylePr>
     <w:tblStylePr w:type="firstCol">
       <w:rPr>
+        <w:rFonts w:eastAsia="黑体"/>
         <w:b/>
         <w:bCs/>
         <w:color w:themeColor="background1" w:val="FFFFFF"/>
@@ -8061,6 +8504,7 @@
     </w:tblStylePr>
     <w:tblStylePr w:type="lastCol">
       <w:rPr>
+        <w:rFonts w:eastAsia="黑体"/>
         <w:b/>
         <w:bCs/>
         <w:color w:themeColor="background1" w:val="FFFFFF"/>
@@ -8109,6 +8553,7 @@
     </w:tblStylePr>
     <w:tblStylePr w:type="nwCell">
       <w:rPr>
+        <w:rFonts w:eastAsia="黑体"/>
         <w:color w:themeColor="background1" w:val="FFFFFF"/>
       </w:rPr>
       <w:tblPr/>
@@ -8152,6 +8597,7 @@
         <w:spacing w:after="0" w:before="0" w:line="240" w:lineRule="auto"/>
       </w:pPr>
       <w:rPr>
+        <w:rFonts w:eastAsia="黑体"/>
         <w:b/>
         <w:bCs/>
         <w:color w:themeColor="background1" w:val="FFFFFF"/>
@@ -8174,6 +8620,7 @@
         <w:spacing w:after="0" w:before="0" w:line="240" w:lineRule="auto"/>
       </w:pPr>
       <w:rPr>
+        <w:rFonts w:eastAsia="黑体"/>
         <w:color w:val="auto"/>
       </w:rPr>
       <w:tblPr/>
@@ -8191,6 +8638,7 @@
     </w:tblStylePr>
     <w:tblStylePr w:type="firstCol">
       <w:rPr>
+        <w:rFonts w:eastAsia="黑体"/>
         <w:b/>
         <w:bCs/>
         <w:color w:themeColor="background1" w:val="FFFFFF"/>
@@ -8210,6 +8658,7 @@
     </w:tblStylePr>
     <w:tblStylePr w:type="lastCol">
       <w:rPr>
+        <w:rFonts w:eastAsia="黑体"/>
         <w:b/>
         <w:bCs/>
         <w:color w:themeColor="background1" w:val="FFFFFF"/>
@@ -8258,6 +8707,7 @@
     </w:tblStylePr>
     <w:tblStylePr w:type="nwCell">
       <w:rPr>
+        <w:rFonts w:eastAsia="黑体"/>
         <w:color w:themeColor="background1" w:val="FFFFFF"/>
       </w:rPr>
       <w:tblPr/>
@@ -8301,6 +8751,7 @@
         <w:spacing w:after="0" w:before="0" w:line="240" w:lineRule="auto"/>
       </w:pPr>
       <w:rPr>
+        <w:rFonts w:eastAsia="黑体"/>
         <w:b/>
         <w:bCs/>
         <w:color w:themeColor="background1" w:val="FFFFFF"/>
@@ -8323,6 +8774,7 @@
         <w:spacing w:after="0" w:before="0" w:line="240" w:lineRule="auto"/>
       </w:pPr>
       <w:rPr>
+        <w:rFonts w:eastAsia="黑体"/>
         <w:color w:val="auto"/>
       </w:rPr>
       <w:tblPr/>
@@ -8340,6 +8792,7 @@
     </w:tblStylePr>
     <w:tblStylePr w:type="firstCol">
       <w:rPr>
+        <w:rFonts w:eastAsia="黑体"/>
         <w:b/>
         <w:bCs/>
         <w:color w:themeColor="background1" w:val="FFFFFF"/>
@@ -8359,6 +8812,7 @@
     </w:tblStylePr>
     <w:tblStylePr w:type="lastCol">
       <w:rPr>
+        <w:rFonts w:eastAsia="黑体"/>
         <w:b/>
         <w:bCs/>
         <w:color w:themeColor="background1" w:val="FFFFFF"/>
@@ -8407,6 +8861,7 @@
     </w:tblStylePr>
     <w:tblStylePr w:type="nwCell">
       <w:rPr>
+        <w:rFonts w:eastAsia="黑体"/>
         <w:color w:themeColor="background1" w:val="FFFFFF"/>
       </w:rPr>
       <w:tblPr/>
@@ -8450,6 +8905,7 @@
         <w:spacing w:after="0" w:before="0" w:line="240" w:lineRule="auto"/>
       </w:pPr>
       <w:rPr>
+        <w:rFonts w:eastAsia="黑体"/>
         <w:b/>
         <w:bCs/>
         <w:color w:themeColor="background1" w:val="FFFFFF"/>
@@ -8472,6 +8928,7 @@
         <w:spacing w:after="0" w:before="0" w:line="240" w:lineRule="auto"/>
       </w:pPr>
       <w:rPr>
+        <w:rFonts w:eastAsia="黑体"/>
         <w:color w:val="auto"/>
       </w:rPr>
       <w:tblPr/>
@@ -8489,6 +8946,7 @@
     </w:tblStylePr>
     <w:tblStylePr w:type="firstCol">
       <w:rPr>
+        <w:rFonts w:eastAsia="黑体"/>
         <w:b/>
         <w:bCs/>
         <w:color w:themeColor="background1" w:val="FFFFFF"/>
@@ -8508,6 +8966,7 @@
     </w:tblStylePr>
     <w:tblStylePr w:type="lastCol">
       <w:rPr>
+        <w:rFonts w:eastAsia="黑体"/>
         <w:b/>
         <w:bCs/>
         <w:color w:themeColor="background1" w:val="FFFFFF"/>
@@ -8556,6 +9015,7 @@
     </w:tblStylePr>
     <w:tblStylePr w:type="nwCell">
       <w:rPr>
+        <w:rFonts w:eastAsia="黑体"/>
         <w:color w:themeColor="background1" w:val="FFFFFF"/>
       </w:rPr>
       <w:tblPr/>
@@ -8599,6 +9059,7 @@
         <w:spacing w:after="0" w:before="0" w:line="240" w:lineRule="auto"/>
       </w:pPr>
       <w:rPr>
+        <w:rFonts w:eastAsia="黑体"/>
         <w:b/>
         <w:bCs/>
         <w:color w:themeColor="background1" w:val="FFFFFF"/>
@@ -8621,6 +9082,7 @@
         <w:spacing w:after="0" w:before="0" w:line="240" w:lineRule="auto"/>
       </w:pPr>
       <w:rPr>
+        <w:rFonts w:eastAsia="黑体"/>
         <w:color w:val="auto"/>
       </w:rPr>
       <w:tblPr/>
@@ -8638,6 +9100,7 @@
     </w:tblStylePr>
     <w:tblStylePr w:type="firstCol">
       <w:rPr>
+        <w:rFonts w:eastAsia="黑体"/>
         <w:b/>
         <w:bCs/>
         <w:color w:themeColor="background1" w:val="FFFFFF"/>
@@ -8657,6 +9120,7 @@
     </w:tblStylePr>
     <w:tblStylePr w:type="lastCol">
       <w:rPr>
+        <w:rFonts w:eastAsia="黑体"/>
         <w:b/>
         <w:bCs/>
         <w:color w:themeColor="background1" w:val="FFFFFF"/>
@@ -8705,6 +9169,7 @@
     </w:tblStylePr>
     <w:tblStylePr w:type="nwCell">
       <w:rPr>
+        <w:rFonts w:eastAsia="黑体"/>
         <w:color w:themeColor="background1" w:val="FFFFFF"/>
       </w:rPr>
       <w:tblPr/>
@@ -8729,6 +9194,7 @@
       <w:spacing w:after="0" w:line="240" w:lineRule="auto"/>
     </w:pPr>
     <w:rPr>
+      <w:rFonts w:eastAsia="黑体"/>
       <w:color w:themeColor="text1" w:val="000000"/>
     </w:rPr>
     <w:tblPr>
@@ -8748,7 +9214,7 @@
     </w:tblPr>
     <w:tblStylePr w:type="firstRow">
       <w:rPr>
-        <w:rFonts w:asciiTheme="majorHAnsi" w:cstheme="majorBidi" w:eastAsiaTheme="majorEastAsia" w:hAnsiTheme="majorHAnsi"/>
+        <w:rFonts w:asciiTheme="majorHAnsi" w:cstheme="majorBidi" w:hAnsiTheme="majorHAnsi" w:eastAsia="黑体"/>
       </w:rPr>
       <w:tblPr/>
       <w:tcPr>
@@ -8760,6 +9226,7 @@
     </w:tblStylePr>
     <w:tblStylePr w:type="lastRow">
       <w:rPr>
+        <w:rFonts w:eastAsia="黑体"/>
         <w:b/>
         <w:bCs/>
         <w:color w:themeColor="text2" w:val="1F497D"/>
@@ -8774,12 +9241,14 @@
     </w:tblStylePr>
     <w:tblStylePr w:type="firstCol">
       <w:rPr>
+        <w:rFonts w:eastAsia="黑体"/>
         <w:b/>
         <w:bCs/>
       </w:rPr>
     </w:tblStylePr>
     <w:tblStylePr w:type="lastCol">
       <w:rPr>
+        <w:rFonts w:eastAsia="黑体"/>
         <w:b/>
         <w:bCs/>
       </w:rPr>
@@ -8813,6 +9282,7 @@
       <w:spacing w:after="0" w:line="240" w:lineRule="auto"/>
     </w:pPr>
     <w:rPr>
+      <w:rFonts w:eastAsia="黑体"/>
       <w:color w:themeColor="text1" w:val="000000"/>
     </w:rPr>
     <w:tblPr>
@@ -8832,7 +9302,7 @@
     </w:tblPr>
     <w:tblStylePr w:type="firstRow">
       <w:rPr>
-        <w:rFonts w:asciiTheme="majorHAnsi" w:cstheme="majorBidi" w:eastAsiaTheme="majorEastAsia" w:hAnsiTheme="majorHAnsi"/>
+        <w:rFonts w:asciiTheme="majorHAnsi" w:cstheme="majorBidi" w:hAnsiTheme="majorHAnsi" w:eastAsia="黑体"/>
       </w:rPr>
       <w:tblPr/>
       <w:tcPr>
@@ -8844,6 +9314,7 @@
     </w:tblStylePr>
     <w:tblStylePr w:type="lastRow">
       <w:rPr>
+        <w:rFonts w:eastAsia="黑体"/>
         <w:b/>
         <w:bCs/>
         <w:color w:themeColor="text2" w:val="1F497D"/>
@@ -8858,12 +9329,14 @@
     </w:tblStylePr>
     <w:tblStylePr w:type="firstCol">
       <w:rPr>
+        <w:rFonts w:eastAsia="黑体"/>
         <w:b/>
         <w:bCs/>
       </w:rPr>
     </w:tblStylePr>
     <w:tblStylePr w:type="lastCol">
       <w:rPr>
+        <w:rFonts w:eastAsia="黑体"/>
         <w:b/>
         <w:bCs/>
       </w:rPr>
@@ -8897,6 +9370,7 @@
       <w:spacing w:after="0" w:line="240" w:lineRule="auto"/>
     </w:pPr>
     <w:rPr>
+      <w:rFonts w:eastAsia="黑体"/>
       <w:color w:themeColor="text1" w:val="000000"/>
     </w:rPr>
     <w:tblPr>
@@ -8916,7 +9390,7 @@
     </w:tblPr>
     <w:tblStylePr w:type="firstRow">
       <w:rPr>
-        <w:rFonts w:asciiTheme="majorHAnsi" w:cstheme="majorBidi" w:eastAsiaTheme="majorEastAsia" w:hAnsiTheme="majorHAnsi"/>
+        <w:rFonts w:asciiTheme="majorHAnsi" w:cstheme="majorBidi" w:hAnsiTheme="majorHAnsi" w:eastAsia="黑体"/>
       </w:rPr>
       <w:tblPr/>
       <w:tcPr>
@@ -8928,6 +9402,7 @@
     </w:tblStylePr>
     <w:tblStylePr w:type="lastRow">
       <w:rPr>
+        <w:rFonts w:eastAsia="黑体"/>
         <w:b/>
         <w:bCs/>
         <w:color w:themeColor="text2" w:val="1F497D"/>
@@ -8942,12 +9417,14 @@
     </w:tblStylePr>
     <w:tblStylePr w:type="firstCol">
       <w:rPr>
+        <w:rFonts w:eastAsia="黑体"/>
         <w:b/>
         <w:bCs/>
       </w:rPr>
     </w:tblStylePr>
     <w:tblStylePr w:type="lastCol">
       <w:rPr>
+        <w:rFonts w:eastAsia="黑体"/>
         <w:b/>
         <w:bCs/>
       </w:rPr>
@@ -8981,6 +9458,7 @@
       <w:spacing w:after="0" w:line="240" w:lineRule="auto"/>
     </w:pPr>
     <w:rPr>
+      <w:rFonts w:eastAsia="黑体"/>
       <w:color w:themeColor="text1" w:val="000000"/>
     </w:rPr>
     <w:tblPr>
@@ -9000,7 +9478,7 @@
     </w:tblPr>
     <w:tblStylePr w:type="firstRow">
       <w:rPr>
-        <w:rFonts w:asciiTheme="majorHAnsi" w:cstheme="majorBidi" w:eastAsiaTheme="majorEastAsia" w:hAnsiTheme="majorHAnsi"/>
+        <w:rFonts w:asciiTheme="majorHAnsi" w:cstheme="majorBidi" w:hAnsiTheme="majorHAnsi" w:eastAsia="黑体"/>
       </w:rPr>
       <w:tblPr/>
       <w:tcPr>
@@ -9012,6 +9490,7 @@
     </w:tblStylePr>
     <w:tblStylePr w:type="lastRow">
       <w:rPr>
+        <w:rFonts w:eastAsia="黑体"/>
         <w:b/>
         <w:bCs/>
         <w:color w:themeColor="text2" w:val="1F497D"/>
@@ -9026,12 +9505,14 @@
     </w:tblStylePr>
     <w:tblStylePr w:type="firstCol">
       <w:rPr>
+        <w:rFonts w:eastAsia="黑体"/>
         <w:b/>
         <w:bCs/>
       </w:rPr>
     </w:tblStylePr>
     <w:tblStylePr w:type="lastCol">
       <w:rPr>
+        <w:rFonts w:eastAsia="黑体"/>
         <w:b/>
         <w:bCs/>
       </w:rPr>
@@ -9065,6 +9546,7 @@
       <w:spacing w:after="0" w:line="240" w:lineRule="auto"/>
     </w:pPr>
     <w:rPr>
+      <w:rFonts w:eastAsia="黑体"/>
       <w:color w:themeColor="text1" w:val="000000"/>
     </w:rPr>
     <w:tblPr>
@@ -9084,7 +9566,7 @@
     </w:tblPr>
     <w:tblStylePr w:type="firstRow">
       <w:rPr>
-        <w:rFonts w:asciiTheme="majorHAnsi" w:cstheme="majorBidi" w:eastAsiaTheme="majorEastAsia" w:hAnsiTheme="majorHAnsi"/>
+        <w:rFonts w:asciiTheme="majorHAnsi" w:cstheme="majorBidi" w:hAnsiTheme="majorHAnsi" w:eastAsia="黑体"/>
       </w:rPr>
       <w:tblPr/>
       <w:tcPr>
@@ -9096,6 +9578,7 @@
     </w:tblStylePr>
     <w:tblStylePr w:type="lastRow">
       <w:rPr>
+        <w:rFonts w:eastAsia="黑体"/>
         <w:b/>
         <w:bCs/>
         <w:color w:themeColor="text2" w:val="1F497D"/>
@@ -9110,12 +9593,14 @@
     </w:tblStylePr>
     <w:tblStylePr w:type="firstCol">
       <w:rPr>
+        <w:rFonts w:eastAsia="黑体"/>
         <w:b/>
         <w:bCs/>
       </w:rPr>
     </w:tblStylePr>
     <w:tblStylePr w:type="lastCol">
       <w:rPr>
+        <w:rFonts w:eastAsia="黑体"/>
         <w:b/>
         <w:bCs/>
       </w:rPr>
@@ -9149,6 +9634,7 @@
       <w:spacing w:after="0" w:line="240" w:lineRule="auto"/>
     </w:pPr>
     <w:rPr>
+      <w:rFonts w:eastAsia="黑体"/>
       <w:color w:themeColor="text1" w:val="000000"/>
     </w:rPr>
     <w:tblPr>
@@ -9168,7 +9654,7 @@
     </w:tblPr>
     <w:tblStylePr w:type="firstRow">
       <w:rPr>
-        <w:rFonts w:asciiTheme="majorHAnsi" w:cstheme="majorBidi" w:eastAsiaTheme="majorEastAsia" w:hAnsiTheme="majorHAnsi"/>
+        <w:rFonts w:asciiTheme="majorHAnsi" w:cstheme="majorBidi" w:hAnsiTheme="majorHAnsi" w:eastAsia="黑体"/>
       </w:rPr>
       <w:tblPr/>
       <w:tcPr>
@@ -9180,6 +9666,7 @@
     </w:tblStylePr>
     <w:tblStylePr w:type="lastRow">
       <w:rPr>
+        <w:rFonts w:eastAsia="黑体"/>
         <w:b/>
         <w:bCs/>
         <w:color w:themeColor="text2" w:val="1F497D"/>
@@ -9194,12 +9681,14 @@
     </w:tblStylePr>
     <w:tblStylePr w:type="firstCol">
       <w:rPr>
+        <w:rFonts w:eastAsia="黑体"/>
         <w:b/>
         <w:bCs/>
       </w:rPr>
     </w:tblStylePr>
     <w:tblStylePr w:type="lastCol">
       <w:rPr>
+        <w:rFonts w:eastAsia="黑体"/>
         <w:b/>
         <w:bCs/>
       </w:rPr>
@@ -9233,6 +9722,7 @@
       <w:spacing w:after="0" w:line="240" w:lineRule="auto"/>
     </w:pPr>
     <w:rPr>
+      <w:rFonts w:eastAsia="黑体"/>
       <w:color w:themeColor="text1" w:val="000000"/>
     </w:rPr>
     <w:tblPr>
@@ -9252,7 +9742,7 @@
     </w:tblPr>
     <w:tblStylePr w:type="firstRow">
       <w:rPr>
-        <w:rFonts w:asciiTheme="majorHAnsi" w:cstheme="majorBidi" w:eastAsiaTheme="majorEastAsia" w:hAnsiTheme="majorHAnsi"/>
+        <w:rFonts w:asciiTheme="majorHAnsi" w:cstheme="majorBidi" w:hAnsiTheme="majorHAnsi" w:eastAsia="黑体"/>
       </w:rPr>
       <w:tblPr/>
       <w:tcPr>
@@ -9264,6 +9754,7 @@
     </w:tblStylePr>
     <w:tblStylePr w:type="lastRow">
       <w:rPr>
+        <w:rFonts w:eastAsia="黑体"/>
         <w:b/>
         <w:bCs/>
         <w:color w:themeColor="text2" w:val="1F497D"/>
@@ -9278,12 +9769,14 @@
     </w:tblStylePr>
     <w:tblStylePr w:type="firstCol">
       <w:rPr>
+        <w:rFonts w:eastAsia="黑体"/>
         <w:b/>
         <w:bCs/>
       </w:rPr>
     </w:tblStylePr>
     <w:tblStylePr w:type="lastCol">
       <w:rPr>
+        <w:rFonts w:eastAsia="黑体"/>
         <w:b/>
         <w:bCs/>
       </w:rPr>
@@ -9317,7 +9810,7 @@
       <w:spacing w:after="0" w:line="240" w:lineRule="auto"/>
     </w:pPr>
     <w:rPr>
-      <w:rFonts w:asciiTheme="majorHAnsi" w:cstheme="majorBidi" w:eastAsiaTheme="majorEastAsia" w:hAnsiTheme="majorHAnsi"/>
+      <w:rFonts w:asciiTheme="majorHAnsi" w:cstheme="majorBidi" w:hAnsiTheme="majorHAnsi" w:eastAsia="黑体"/>
       <w:color w:themeColor="text1" w:val="000000"/>
     </w:rPr>
     <w:tblPr>
@@ -9339,6 +9832,7 @@
     </w:tblPr>
     <w:tblStylePr w:type="firstRow">
       <w:rPr>
+        <w:rFonts w:eastAsia="黑体"/>
         <w:sz w:val="24"/>
         <w:szCs w:val="24"/>
       </w:rPr>
@@ -9445,7 +9939,7 @@
       <w:spacing w:after="0" w:line="240" w:lineRule="auto"/>
     </w:pPr>
     <w:rPr>
-      <w:rFonts w:asciiTheme="majorHAnsi" w:cstheme="majorBidi" w:eastAsiaTheme="majorEastAsia" w:hAnsiTheme="majorHAnsi"/>
+      <w:rFonts w:asciiTheme="majorHAnsi" w:cstheme="majorBidi" w:hAnsiTheme="majorHAnsi" w:eastAsia="黑体"/>
       <w:color w:themeColor="text1" w:val="000000"/>
     </w:rPr>
     <w:tblPr>
@@ -9467,6 +9961,7 @@
     </w:tblPr>
     <w:tblStylePr w:type="firstRow">
       <w:rPr>
+        <w:rFonts w:eastAsia="黑体"/>
         <w:sz w:val="24"/>
         <w:szCs w:val="24"/>
       </w:rPr>
@@ -9573,7 +10068,7 @@
       <w:spacing w:after="0" w:line="240" w:lineRule="auto"/>
     </w:pPr>
     <w:rPr>
-      <w:rFonts w:asciiTheme="majorHAnsi" w:cstheme="majorBidi" w:eastAsiaTheme="majorEastAsia" w:hAnsiTheme="majorHAnsi"/>
+      <w:rFonts w:asciiTheme="majorHAnsi" w:cstheme="majorBidi" w:hAnsiTheme="majorHAnsi" w:eastAsia="黑体"/>
       <w:color w:themeColor="text1" w:val="000000"/>
     </w:rPr>
     <w:tblPr>
@@ -9595,6 +10090,7 @@
     </w:tblPr>
     <w:tblStylePr w:type="firstRow">
       <w:rPr>
+        <w:rFonts w:eastAsia="黑体"/>
         <w:sz w:val="24"/>
         <w:szCs w:val="24"/>
       </w:rPr>
@@ -9701,7 +10197,7 @@
       <w:spacing w:after="0" w:line="240" w:lineRule="auto"/>
     </w:pPr>
     <w:rPr>
-      <w:rFonts w:asciiTheme="majorHAnsi" w:cstheme="majorBidi" w:eastAsiaTheme="majorEastAsia" w:hAnsiTheme="majorHAnsi"/>
+      <w:rFonts w:asciiTheme="majorHAnsi" w:cstheme="majorBidi" w:hAnsiTheme="majorHAnsi" w:eastAsia="黑体"/>
       <w:color w:themeColor="text1" w:val="000000"/>
     </w:rPr>
     <w:tblPr>
@@ -9723,6 +10219,7 @@
     </w:tblPr>
     <w:tblStylePr w:type="firstRow">
       <w:rPr>
+        <w:rFonts w:eastAsia="黑体"/>
         <w:sz w:val="24"/>
         <w:szCs w:val="24"/>
       </w:rPr>
@@ -9829,7 +10326,7 @@
       <w:spacing w:after="0" w:line="240" w:lineRule="auto"/>
     </w:pPr>
     <w:rPr>
-      <w:rFonts w:asciiTheme="majorHAnsi" w:cstheme="majorBidi" w:eastAsiaTheme="majorEastAsia" w:hAnsiTheme="majorHAnsi"/>
+      <w:rFonts w:asciiTheme="majorHAnsi" w:cstheme="majorBidi" w:hAnsiTheme="majorHAnsi" w:eastAsia="黑体"/>
       <w:color w:themeColor="text1" w:val="000000"/>
     </w:rPr>
     <w:tblPr>
@@ -9851,6 +10348,7 @@
     </w:tblPr>
     <w:tblStylePr w:type="firstRow">
       <w:rPr>
+        <w:rFonts w:eastAsia="黑体"/>
         <w:sz w:val="24"/>
         <w:szCs w:val="24"/>
       </w:rPr>
@@ -9957,7 +10455,7 @@
       <w:spacing w:after="0" w:line="240" w:lineRule="auto"/>
     </w:pPr>
     <w:rPr>
-      <w:rFonts w:asciiTheme="majorHAnsi" w:cstheme="majorBidi" w:eastAsiaTheme="majorEastAsia" w:hAnsiTheme="majorHAnsi"/>
+      <w:rFonts w:asciiTheme="majorHAnsi" w:cstheme="majorBidi" w:hAnsiTheme="majorHAnsi" w:eastAsia="黑体"/>
       <w:color w:themeColor="text1" w:val="000000"/>
     </w:rPr>
     <w:tblPr>
@@ -9979,6 +10477,7 @@
     </w:tblPr>
     <w:tblStylePr w:type="firstRow">
       <w:rPr>
+        <w:rFonts w:eastAsia="黑体"/>
         <w:sz w:val="24"/>
         <w:szCs w:val="24"/>
       </w:rPr>
@@ -10085,7 +10584,7 @@
       <w:spacing w:after="0" w:line="240" w:lineRule="auto"/>
     </w:pPr>
     <w:rPr>
-      <w:rFonts w:asciiTheme="majorHAnsi" w:cstheme="majorBidi" w:eastAsiaTheme="majorEastAsia" w:hAnsiTheme="majorHAnsi"/>
+      <w:rFonts w:asciiTheme="majorHAnsi" w:cstheme="majorBidi" w:hAnsiTheme="majorHAnsi" w:eastAsia="黑体"/>
       <w:color w:themeColor="text1" w:val="000000"/>
     </w:rPr>
     <w:tblPr>
@@ -10107,6 +10606,7 @@
     </w:tblPr>
     <w:tblStylePr w:type="firstRow">
       <w:rPr>
+        <w:rFonts w:eastAsia="黑体"/>
         <w:sz w:val="24"/>
         <w:szCs w:val="24"/>
       </w:rPr>
@@ -10236,12 +10736,14 @@
     </w:tcPr>
     <w:tblStylePr w:type="firstRow">
       <w:rPr>
+        <w:rFonts w:eastAsia="黑体"/>
         <w:b/>
         <w:bCs/>
       </w:rPr>
     </w:tblStylePr>
     <w:tblStylePr w:type="lastRow">
       <w:rPr>
+        <w:rFonts w:eastAsia="黑体"/>
         <w:b/>
         <w:bCs/>
       </w:rPr>
@@ -10254,12 +10756,14 @@
     </w:tblStylePr>
     <w:tblStylePr w:type="firstCol">
       <w:rPr>
+        <w:rFonts w:eastAsia="黑体"/>
         <w:b/>
         <w:bCs/>
       </w:rPr>
     </w:tblStylePr>
     <w:tblStylePr w:type="lastCol">
       <w:rPr>
+        <w:rFonts w:eastAsia="黑体"/>
         <w:b/>
         <w:bCs/>
       </w:rPr>
@@ -10309,12 +10813,14 @@
     </w:tcPr>
     <w:tblStylePr w:type="firstRow">
       <w:rPr>
+        <w:rFonts w:eastAsia="黑体"/>
         <w:b/>
         <w:bCs/>
       </w:rPr>
     </w:tblStylePr>
     <w:tblStylePr w:type="lastRow">
       <w:rPr>
+        <w:rFonts w:eastAsia="黑体"/>
         <w:b/>
         <w:bCs/>
       </w:rPr>
@@ -10327,12 +10833,14 @@
     </w:tblStylePr>
     <w:tblStylePr w:type="firstCol">
       <w:rPr>
+        <w:rFonts w:eastAsia="黑体"/>
         <w:b/>
         <w:bCs/>
       </w:rPr>
     </w:tblStylePr>
     <w:tblStylePr w:type="lastCol">
       <w:rPr>
+        <w:rFonts w:eastAsia="黑体"/>
         <w:b/>
         <w:bCs/>
       </w:rPr>
@@ -10382,12 +10890,14 @@
     </w:tcPr>
     <w:tblStylePr w:type="firstRow">
       <w:rPr>
+        <w:rFonts w:eastAsia="黑体"/>
         <w:b/>
         <w:bCs/>
       </w:rPr>
     </w:tblStylePr>
     <w:tblStylePr w:type="lastRow">
       <w:rPr>
+        <w:rFonts w:eastAsia="黑体"/>
         <w:b/>
         <w:bCs/>
       </w:rPr>
@@ -10400,12 +10910,14 @@
     </w:tblStylePr>
     <w:tblStylePr w:type="firstCol">
       <w:rPr>
+        <w:rFonts w:eastAsia="黑体"/>
         <w:b/>
         <w:bCs/>
       </w:rPr>
     </w:tblStylePr>
     <w:tblStylePr w:type="lastCol">
       <w:rPr>
+        <w:rFonts w:eastAsia="黑体"/>
         <w:b/>
         <w:bCs/>
       </w:rPr>
@@ -10455,12 +10967,14 @@
     </w:tcPr>
     <w:tblStylePr w:type="firstRow">
       <w:rPr>
+        <w:rFonts w:eastAsia="黑体"/>
         <w:b/>
         <w:bCs/>
       </w:rPr>
     </w:tblStylePr>
     <w:tblStylePr w:type="lastRow">
       <w:rPr>
+        <w:rFonts w:eastAsia="黑体"/>
         <w:b/>
         <w:bCs/>
       </w:rPr>
@@ -10473,12 +10987,14 @@
     </w:tblStylePr>
     <w:tblStylePr w:type="firstCol">
       <w:rPr>
+        <w:rFonts w:eastAsia="黑体"/>
         <w:b/>
         <w:bCs/>
       </w:rPr>
     </w:tblStylePr>
     <w:tblStylePr w:type="lastCol">
       <w:rPr>
+        <w:rFonts w:eastAsia="黑体"/>
         <w:b/>
         <w:bCs/>
       </w:rPr>
@@ -10528,12 +11044,14 @@
     </w:tcPr>
     <w:tblStylePr w:type="firstRow">
       <w:rPr>
+        <w:rFonts w:eastAsia="黑体"/>
         <w:b/>
         <w:bCs/>
       </w:rPr>
     </w:tblStylePr>
     <w:tblStylePr w:type="lastRow">
       <w:rPr>
+        <w:rFonts w:eastAsia="黑体"/>
         <w:b/>
         <w:bCs/>
       </w:rPr>
@@ -10546,12 +11064,14 @@
     </w:tblStylePr>
     <w:tblStylePr w:type="firstCol">
       <w:rPr>
+        <w:rFonts w:eastAsia="黑体"/>
         <w:b/>
         <w:bCs/>
       </w:rPr>
     </w:tblStylePr>
     <w:tblStylePr w:type="lastCol">
       <w:rPr>
+        <w:rFonts w:eastAsia="黑体"/>
         <w:b/>
         <w:bCs/>
       </w:rPr>
@@ -10601,12 +11121,14 @@
     </w:tcPr>
     <w:tblStylePr w:type="firstRow">
       <w:rPr>
+        <w:rFonts w:eastAsia="黑体"/>
         <w:b/>
         <w:bCs/>
       </w:rPr>
     </w:tblStylePr>
     <w:tblStylePr w:type="lastRow">
       <w:rPr>
+        <w:rFonts w:eastAsia="黑体"/>
         <w:b/>
         <w:bCs/>
       </w:rPr>
@@ -10619,12 +11141,14 @@
     </w:tblStylePr>
     <w:tblStylePr w:type="firstCol">
       <w:rPr>
+        <w:rFonts w:eastAsia="黑体"/>
         <w:b/>
         <w:bCs/>
       </w:rPr>
     </w:tblStylePr>
     <w:tblStylePr w:type="lastCol">
       <w:rPr>
+        <w:rFonts w:eastAsia="黑体"/>
         <w:b/>
         <w:bCs/>
       </w:rPr>
@@ -10674,12 +11198,14 @@
     </w:tcPr>
     <w:tblStylePr w:type="firstRow">
       <w:rPr>
+        <w:rFonts w:eastAsia="黑体"/>
         <w:b/>
         <w:bCs/>
       </w:rPr>
     </w:tblStylePr>
     <w:tblStylePr w:type="lastRow">
       <w:rPr>
+        <w:rFonts w:eastAsia="黑体"/>
         <w:b/>
         <w:bCs/>
       </w:rPr>
@@ -10692,12 +11218,14 @@
     </w:tblStylePr>
     <w:tblStylePr w:type="firstCol">
       <w:rPr>
+        <w:rFonts w:eastAsia="黑体"/>
         <w:b/>
         <w:bCs/>
       </w:rPr>
     </w:tblStylePr>
     <w:tblStylePr w:type="lastCol">
       <w:rPr>
+        <w:rFonts w:eastAsia="黑体"/>
         <w:b/>
         <w:bCs/>
       </w:rPr>
@@ -10724,7 +11252,7 @@
       <w:spacing w:after="0" w:line="240" w:lineRule="auto"/>
     </w:pPr>
     <w:rPr>
-      <w:rFonts w:asciiTheme="majorHAnsi" w:cstheme="majorBidi" w:eastAsiaTheme="majorEastAsia" w:hAnsiTheme="majorHAnsi"/>
+      <w:rFonts w:asciiTheme="majorHAnsi" w:cstheme="majorBidi" w:hAnsiTheme="majorHAnsi" w:eastAsia="黑体"/>
       <w:color w:themeColor="text1" w:val="000000"/>
     </w:rPr>
     <w:tblPr>
@@ -10751,6 +11279,7 @@
     </w:tcPr>
     <w:tblStylePr w:type="firstRow">
       <w:rPr>
+        <w:rFonts w:eastAsia="黑体"/>
         <w:b/>
         <w:bCs/>
         <w:color w:themeColor="text1" w:val="000000"/>
@@ -10762,6 +11291,7 @@
     </w:tblStylePr>
     <w:tblStylePr w:type="lastRow">
       <w:rPr>
+        <w:rFonts w:eastAsia="黑体"/>
         <w:b/>
         <w:bCs/>
         <w:color w:themeColor="text1" w:val="000000"/>
@@ -10781,6 +11311,7 @@
     </w:tblStylePr>
     <w:tblStylePr w:type="firstCol">
       <w:rPr>
+        <w:rFonts w:eastAsia="黑体"/>
         <w:b/>
         <w:bCs/>
         <w:color w:themeColor="text1" w:val="000000"/>
@@ -10800,6 +11331,7 @@
     </w:tblStylePr>
     <w:tblStylePr w:type="lastCol">
       <w:rPr>
+        <w:rFonts w:eastAsia="黑体"/>
         <w:b w:val="0"/>
         <w:bCs w:val="0"/>
         <w:color w:themeColor="text1" w:val="000000"/>
@@ -10849,7 +11381,7 @@
       <w:spacing w:after="0" w:line="240" w:lineRule="auto"/>
     </w:pPr>
     <w:rPr>
-      <w:rFonts w:asciiTheme="majorHAnsi" w:cstheme="majorBidi" w:eastAsiaTheme="majorEastAsia" w:hAnsiTheme="majorHAnsi"/>
+      <w:rFonts w:asciiTheme="majorHAnsi" w:cstheme="majorBidi" w:hAnsiTheme="majorHAnsi" w:eastAsia="黑体"/>
       <w:color w:themeColor="text1" w:val="000000"/>
     </w:rPr>
     <w:tblPr>
@@ -10876,6 +11408,7 @@
     </w:tcPr>
     <w:tblStylePr w:type="firstRow">
       <w:rPr>
+        <w:rFonts w:eastAsia="黑体"/>
         <w:b/>
         <w:bCs/>
         <w:color w:themeColor="text1" w:val="000000"/>
@@ -10887,6 +11420,7 @@
     </w:tblStylePr>
     <w:tblStylePr w:type="lastRow">
       <w:rPr>
+        <w:rFonts w:eastAsia="黑体"/>
         <w:b/>
         <w:bCs/>
         <w:color w:themeColor="text1" w:val="000000"/>
@@ -10906,6 +11440,7 @@
     </w:tblStylePr>
     <w:tblStylePr w:type="firstCol">
       <w:rPr>
+        <w:rFonts w:eastAsia="黑体"/>
         <w:b/>
         <w:bCs/>
         <w:color w:themeColor="text1" w:val="000000"/>
@@ -10925,6 +11460,7 @@
     </w:tblStylePr>
     <w:tblStylePr w:type="lastCol">
       <w:rPr>
+        <w:rFonts w:eastAsia="黑体"/>
         <w:b w:val="0"/>
         <w:bCs w:val="0"/>
         <w:color w:themeColor="text1" w:val="000000"/>
@@ -10974,7 +11510,7 @@
       <w:spacing w:after="0" w:line="240" w:lineRule="auto"/>
     </w:pPr>
     <w:rPr>
-      <w:rFonts w:asciiTheme="majorHAnsi" w:cstheme="majorBidi" w:eastAsiaTheme="majorEastAsia" w:hAnsiTheme="majorHAnsi"/>
+      <w:rFonts w:asciiTheme="majorHAnsi" w:cstheme="majorBidi" w:hAnsiTheme="majorHAnsi" w:eastAsia="黑体"/>
       <w:color w:themeColor="text1" w:val="000000"/>
     </w:rPr>
     <w:tblPr>
@@ -11001,6 +11537,7 @@
     </w:tcPr>
     <w:tblStylePr w:type="firstRow">
       <w:rPr>
+        <w:rFonts w:eastAsia="黑体"/>
         <w:b/>
         <w:bCs/>
         <w:color w:themeColor="text1" w:val="000000"/>
@@ -11012,6 +11549,7 @@
     </w:tblStylePr>
     <w:tblStylePr w:type="lastRow">
       <w:rPr>
+        <w:rFonts w:eastAsia="黑体"/>
         <w:b/>
         <w:bCs/>
         <w:color w:themeColor="text1" w:val="000000"/>
@@ -11031,6 +11569,7 @@
     </w:tblStylePr>
     <w:tblStylePr w:type="firstCol">
       <w:rPr>
+        <w:rFonts w:eastAsia="黑体"/>
         <w:b/>
         <w:bCs/>
         <w:color w:themeColor="text1" w:val="000000"/>
@@ -11050,6 +11589,7 @@
     </w:tblStylePr>
     <w:tblStylePr w:type="lastCol">
       <w:rPr>
+        <w:rFonts w:eastAsia="黑体"/>
         <w:b w:val="0"/>
         <w:bCs w:val="0"/>
         <w:color w:themeColor="text1" w:val="000000"/>
@@ -11099,7 +11639,7 @@
       <w:spacing w:after="0" w:line="240" w:lineRule="auto"/>
     </w:pPr>
     <w:rPr>
-      <w:rFonts w:asciiTheme="majorHAnsi" w:cstheme="majorBidi" w:eastAsiaTheme="majorEastAsia" w:hAnsiTheme="majorHAnsi"/>
+      <w:rFonts w:asciiTheme="majorHAnsi" w:cstheme="majorBidi" w:hAnsiTheme="majorHAnsi" w:eastAsia="黑体"/>
       <w:color w:themeColor="text1" w:val="000000"/>
     </w:rPr>
     <w:tblPr>
@@ -11126,6 +11666,7 @@
     </w:tcPr>
     <w:tblStylePr w:type="firstRow">
       <w:rPr>
+        <w:rFonts w:eastAsia="黑体"/>
         <w:b/>
         <w:bCs/>
         <w:color w:themeColor="text1" w:val="000000"/>
@@ -11137,6 +11678,7 @@
     </w:tblStylePr>
     <w:tblStylePr w:type="lastRow">
       <w:rPr>
+        <w:rFonts w:eastAsia="黑体"/>
         <w:b/>
         <w:bCs/>
         <w:color w:themeColor="text1" w:val="000000"/>
@@ -11156,6 +11698,7 @@
     </w:tblStylePr>
     <w:tblStylePr w:type="firstCol">
       <w:rPr>
+        <w:rFonts w:eastAsia="黑体"/>
         <w:b/>
         <w:bCs/>
         <w:color w:themeColor="text1" w:val="000000"/>
@@ -11175,6 +11718,7 @@
     </w:tblStylePr>
     <w:tblStylePr w:type="lastCol">
       <w:rPr>
+        <w:rFonts w:eastAsia="黑体"/>
         <w:b w:val="0"/>
         <w:bCs w:val="0"/>
         <w:color w:themeColor="text1" w:val="000000"/>
@@ -11224,7 +11768,7 @@
       <w:spacing w:after="0" w:line="240" w:lineRule="auto"/>
     </w:pPr>
     <w:rPr>
-      <w:rFonts w:asciiTheme="majorHAnsi" w:cstheme="majorBidi" w:eastAsiaTheme="majorEastAsia" w:hAnsiTheme="majorHAnsi"/>
+      <w:rFonts w:asciiTheme="majorHAnsi" w:cstheme="majorBidi" w:hAnsiTheme="majorHAnsi" w:eastAsia="黑体"/>
       <w:color w:themeColor="text1" w:val="000000"/>
     </w:rPr>
     <w:tblPr>
@@ -11251,6 +11795,7 @@
     </w:tcPr>
     <w:tblStylePr w:type="firstRow">
       <w:rPr>
+        <w:rFonts w:eastAsia="黑体"/>
         <w:b/>
         <w:bCs/>
         <w:color w:themeColor="text1" w:val="000000"/>
@@ -11262,6 +11807,7 @@
     </w:tblStylePr>
     <w:tblStylePr w:type="lastRow">
       <w:rPr>
+        <w:rFonts w:eastAsia="黑体"/>
         <w:b/>
         <w:bCs/>
         <w:color w:themeColor="text1" w:val="000000"/>
@@ -11281,6 +11827,7 @@
     </w:tblStylePr>
     <w:tblStylePr w:type="firstCol">
       <w:rPr>
+        <w:rFonts w:eastAsia="黑体"/>
         <w:b/>
         <w:bCs/>
         <w:color w:themeColor="text1" w:val="000000"/>
@@ -11300,6 +11847,7 @@
     </w:tblStylePr>
     <w:tblStylePr w:type="lastCol">
       <w:rPr>
+        <w:rFonts w:eastAsia="黑体"/>
         <w:b w:val="0"/>
         <w:bCs w:val="0"/>
         <w:color w:themeColor="text1" w:val="000000"/>
@@ -11349,7 +11897,7 @@
       <w:spacing w:after="0" w:line="240" w:lineRule="auto"/>
     </w:pPr>
     <w:rPr>
-      <w:rFonts w:asciiTheme="majorHAnsi" w:cstheme="majorBidi" w:eastAsiaTheme="majorEastAsia" w:hAnsiTheme="majorHAnsi"/>
+      <w:rFonts w:asciiTheme="majorHAnsi" w:cstheme="majorBidi" w:hAnsiTheme="majorHAnsi" w:eastAsia="黑体"/>
       <w:color w:themeColor="text1" w:val="000000"/>
     </w:rPr>
     <w:tblPr>
@@ -11376,6 +11924,7 @@
     </w:tcPr>
     <w:tblStylePr w:type="firstRow">
       <w:rPr>
+        <w:rFonts w:eastAsia="黑体"/>
         <w:b/>
         <w:bCs/>
         <w:color w:themeColor="text1" w:val="000000"/>
@@ -11387,6 +11936,7 @@
     </w:tblStylePr>
     <w:tblStylePr w:type="lastRow">
       <w:rPr>
+        <w:rFonts w:eastAsia="黑体"/>
         <w:b/>
         <w:bCs/>
         <w:color w:themeColor="text1" w:val="000000"/>
@@ -11406,6 +11956,7 @@
     </w:tblStylePr>
     <w:tblStylePr w:type="firstCol">
       <w:rPr>
+        <w:rFonts w:eastAsia="黑体"/>
         <w:b/>
         <w:bCs/>
         <w:color w:themeColor="text1" w:val="000000"/>
@@ -11425,6 +11976,7 @@
     </w:tblStylePr>
     <w:tblStylePr w:type="lastCol">
       <w:rPr>
+        <w:rFonts w:eastAsia="黑体"/>
         <w:b w:val="0"/>
         <w:bCs w:val="0"/>
         <w:color w:themeColor="text1" w:val="000000"/>
@@ -11474,7 +12026,7 @@
       <w:spacing w:after="0" w:line="240" w:lineRule="auto"/>
     </w:pPr>
     <w:rPr>
-      <w:rFonts w:asciiTheme="majorHAnsi" w:cstheme="majorBidi" w:eastAsiaTheme="majorEastAsia" w:hAnsiTheme="majorHAnsi"/>
+      <w:rFonts w:asciiTheme="majorHAnsi" w:cstheme="majorBidi" w:hAnsiTheme="majorHAnsi" w:eastAsia="黑体"/>
       <w:color w:themeColor="text1" w:val="000000"/>
     </w:rPr>
     <w:tblPr>
@@ -11501,6 +12053,7 @@
     </w:tcPr>
     <w:tblStylePr w:type="firstRow">
       <w:rPr>
+        <w:rFonts w:eastAsia="黑体"/>
         <w:b/>
         <w:bCs/>
         <w:color w:themeColor="text1" w:val="000000"/>
@@ -11512,6 +12065,7 @@
     </w:tblStylePr>
     <w:tblStylePr w:type="lastRow">
       <w:rPr>
+        <w:rFonts w:eastAsia="黑体"/>
         <w:b/>
         <w:bCs/>
         <w:color w:themeColor="text1" w:val="000000"/>
@@ -11531,6 +12085,7 @@
     </w:tblStylePr>
     <w:tblStylePr w:type="firstCol">
       <w:rPr>
+        <w:rFonts w:eastAsia="黑体"/>
         <w:b/>
         <w:bCs/>
         <w:color w:themeColor="text1" w:val="000000"/>
@@ -11550,6 +12105,7 @@
     </w:tblStylePr>
     <w:tblStylePr w:type="lastCol">
       <w:rPr>
+        <w:rFonts w:eastAsia="黑体"/>
         <w:b w:val="0"/>
         <w:bCs w:val="0"/>
         <w:color w:themeColor="text1" w:val="000000"/>
@@ -11622,6 +12178,7 @@
     </w:tcPr>
     <w:tblStylePr w:type="firstRow">
       <w:rPr>
+        <w:rFonts w:eastAsia="黑体"/>
         <w:b/>
         <w:bCs/>
         <w:i w:val="0"/>
@@ -11643,6 +12200,7 @@
     </w:tblStylePr>
     <w:tblStylePr w:type="lastRow">
       <w:rPr>
+        <w:rFonts w:eastAsia="黑体"/>
         <w:b/>
         <w:bCs/>
         <w:i w:val="0"/>
@@ -11664,6 +12222,7 @@
     </w:tblStylePr>
     <w:tblStylePr w:type="firstCol">
       <w:rPr>
+        <w:rFonts w:eastAsia="黑体"/>
         <w:b/>
         <w:bCs/>
         <w:i w:val="0"/>
@@ -11683,6 +12242,7 @@
     </w:tblStylePr>
     <w:tblStylePr w:type="lastCol">
       <w:rPr>
+        <w:rFonts w:eastAsia="黑体"/>
         <w:b/>
         <w:bCs/>
         <w:i w:val="0"/>
@@ -11763,6 +12323,7 @@
     </w:tcPr>
     <w:tblStylePr w:type="firstRow">
       <w:rPr>
+        <w:rFonts w:eastAsia="黑体"/>
         <w:b/>
         <w:bCs/>
         <w:i w:val="0"/>
@@ -11784,6 +12345,7 @@
     </w:tblStylePr>
     <w:tblStylePr w:type="lastRow">
       <w:rPr>
+        <w:rFonts w:eastAsia="黑体"/>
         <w:b/>
         <w:bCs/>
         <w:i w:val="0"/>
@@ -11805,6 +12367,7 @@
     </w:tblStylePr>
     <w:tblStylePr w:type="firstCol">
       <w:rPr>
+        <w:rFonts w:eastAsia="黑体"/>
         <w:b/>
         <w:bCs/>
         <w:i w:val="0"/>
@@ -11824,6 +12387,7 @@
     </w:tblStylePr>
     <w:tblStylePr w:type="lastCol">
       <w:rPr>
+        <w:rFonts w:eastAsia="黑体"/>
         <w:b/>
         <w:bCs/>
         <w:i w:val="0"/>
@@ -11904,6 +12468,7 @@
     </w:tcPr>
     <w:tblStylePr w:type="firstRow">
       <w:rPr>
+        <w:rFonts w:eastAsia="黑体"/>
         <w:b/>
         <w:bCs/>
         <w:i w:val="0"/>
@@ -11925,6 +12490,7 @@
     </w:tblStylePr>
     <w:tblStylePr w:type="lastRow">
       <w:rPr>
+        <w:rFonts w:eastAsia="黑体"/>
         <w:b/>
         <w:bCs/>
         <w:i w:val="0"/>
@@ -11946,6 +12512,7 @@
     </w:tblStylePr>
     <w:tblStylePr w:type="firstCol">
       <w:rPr>
+        <w:rFonts w:eastAsia="黑体"/>
         <w:b/>
         <w:bCs/>
         <w:i w:val="0"/>
@@ -11965,6 +12532,7 @@
     </w:tblStylePr>
     <w:tblStylePr w:type="lastCol">
       <w:rPr>
+        <w:rFonts w:eastAsia="黑体"/>
         <w:b/>
         <w:bCs/>
         <w:i w:val="0"/>
@@ -12045,6 +12613,7 @@
     </w:tcPr>
     <w:tblStylePr w:type="firstRow">
       <w:rPr>
+        <w:rFonts w:eastAsia="黑体"/>
         <w:b/>
         <w:bCs/>
         <w:i w:val="0"/>
@@ -12066,6 +12635,7 @@
     </w:tblStylePr>
     <w:tblStylePr w:type="lastRow">
       <w:rPr>
+        <w:rFonts w:eastAsia="黑体"/>
         <w:b/>
         <w:bCs/>
         <w:i w:val="0"/>
@@ -12087,6 +12657,7 @@
     </w:tblStylePr>
     <w:tblStylePr w:type="firstCol">
       <w:rPr>
+        <w:rFonts w:eastAsia="黑体"/>
         <w:b/>
         <w:bCs/>
         <w:i w:val="0"/>
@@ -12106,6 +12677,7 @@
     </w:tblStylePr>
     <w:tblStylePr w:type="lastCol">
       <w:rPr>
+        <w:rFonts w:eastAsia="黑体"/>
         <w:b/>
         <w:bCs/>
         <w:i w:val="0"/>
@@ -12186,6 +12758,7 @@
     </w:tcPr>
     <w:tblStylePr w:type="firstRow">
       <w:rPr>
+        <w:rFonts w:eastAsia="黑体"/>
         <w:b/>
         <w:bCs/>
         <w:i w:val="0"/>
@@ -12207,6 +12780,7 @@
     </w:tblStylePr>
     <w:tblStylePr w:type="lastRow">
       <w:rPr>
+        <w:rFonts w:eastAsia="黑体"/>
         <w:b/>
         <w:bCs/>
         <w:i w:val="0"/>
@@ -12228,6 +12802,7 @@
     </w:tblStylePr>
     <w:tblStylePr w:type="firstCol">
       <w:rPr>
+        <w:rFonts w:eastAsia="黑体"/>
         <w:b/>
         <w:bCs/>
         <w:i w:val="0"/>
@@ -12247,6 +12822,7 @@
     </w:tblStylePr>
     <w:tblStylePr w:type="lastCol">
       <w:rPr>
+        <w:rFonts w:eastAsia="黑体"/>
         <w:b/>
         <w:bCs/>
         <w:i w:val="0"/>
@@ -12327,6 +12903,7 @@
     </w:tcPr>
     <w:tblStylePr w:type="firstRow">
       <w:rPr>
+        <w:rFonts w:eastAsia="黑体"/>
         <w:b/>
         <w:bCs/>
         <w:i w:val="0"/>
@@ -12348,6 +12925,7 @@
     </w:tblStylePr>
     <w:tblStylePr w:type="lastRow">
       <w:rPr>
+        <w:rFonts w:eastAsia="黑体"/>
         <w:b/>
         <w:bCs/>
         <w:i w:val="0"/>
@@ -12369,6 +12947,7 @@
     </w:tblStylePr>
     <w:tblStylePr w:type="firstCol">
       <w:rPr>
+        <w:rFonts w:eastAsia="黑体"/>
         <w:b/>
         <w:bCs/>
         <w:i w:val="0"/>
@@ -12388,6 +12967,7 @@
     </w:tblStylePr>
     <w:tblStylePr w:type="lastCol">
       <w:rPr>
+        <w:rFonts w:eastAsia="黑体"/>
         <w:b/>
         <w:bCs/>
         <w:i w:val="0"/>
@@ -12468,6 +13048,7 @@
     </w:tcPr>
     <w:tblStylePr w:type="firstRow">
       <w:rPr>
+        <w:rFonts w:eastAsia="黑体"/>
         <w:b/>
         <w:bCs/>
         <w:i w:val="0"/>
@@ -12489,6 +13070,7 @@
     </w:tblStylePr>
     <w:tblStylePr w:type="lastRow">
       <w:rPr>
+        <w:rFonts w:eastAsia="黑体"/>
         <w:b/>
         <w:bCs/>
         <w:i w:val="0"/>
@@ -12510,6 +13092,7 @@
     </w:tblStylePr>
     <w:tblStylePr w:type="firstCol">
       <w:rPr>
+        <w:rFonts w:eastAsia="黑体"/>
         <w:b/>
         <w:bCs/>
         <w:i w:val="0"/>
@@ -12529,6 +13112,7 @@
     </w:tblStylePr>
     <w:tblStylePr w:type="lastCol">
       <w:rPr>
+        <w:rFonts w:eastAsia="黑体"/>
         <w:b/>
         <w:bCs/>
         <w:i w:val="0"/>
@@ -12586,6 +13170,7 @@
       <w:spacing w:after="0" w:line="240" w:lineRule="auto"/>
     </w:pPr>
     <w:rPr>
+      <w:rFonts w:eastAsia="黑体"/>
       <w:color w:themeColor="background1" w:val="FFFFFF"/>
     </w:rPr>
     <w:tblPr>
@@ -12604,6 +13189,7 @@
     </w:tcPr>
     <w:tblStylePr w:type="firstRow">
       <w:rPr>
+        <w:rFonts w:eastAsia="黑体"/>
         <w:b/>
         <w:bCs/>
       </w:rPr>
@@ -12700,6 +13286,7 @@
       <w:spacing w:after="0" w:line="240" w:lineRule="auto"/>
     </w:pPr>
     <w:rPr>
+      <w:rFonts w:eastAsia="黑体"/>
       <w:color w:themeColor="background1" w:val="FFFFFF"/>
     </w:rPr>
     <w:tblPr>
@@ -12718,6 +13305,7 @@
     </w:tcPr>
     <w:tblStylePr w:type="firstRow">
       <w:rPr>
+        <w:rFonts w:eastAsia="黑体"/>
         <w:b/>
         <w:bCs/>
       </w:rPr>
@@ -12814,6 +13402,7 @@
       <w:spacing w:after="0" w:line="240" w:lineRule="auto"/>
     </w:pPr>
     <w:rPr>
+      <w:rFonts w:eastAsia="黑体"/>
       <w:color w:themeColor="background1" w:val="FFFFFF"/>
     </w:rPr>
     <w:tblPr>
@@ -12832,6 +13421,7 @@
     </w:tcPr>
     <w:tblStylePr w:type="firstRow">
       <w:rPr>
+        <w:rFonts w:eastAsia="黑体"/>
         <w:b/>
         <w:bCs/>
       </w:rPr>
@@ -12928,6 +13518,7 @@
       <w:spacing w:after="0" w:line="240" w:lineRule="auto"/>
     </w:pPr>
     <w:rPr>
+      <w:rFonts w:eastAsia="黑体"/>
       <w:color w:themeColor="background1" w:val="FFFFFF"/>
     </w:rPr>
     <w:tblPr>
@@ -12946,6 +13537,7 @@
     </w:tcPr>
     <w:tblStylePr w:type="firstRow">
       <w:rPr>
+        <w:rFonts w:eastAsia="黑体"/>
         <w:b/>
         <w:bCs/>
       </w:rPr>
@@ -13042,6 +13634,7 @@
       <w:spacing w:after="0" w:line="240" w:lineRule="auto"/>
     </w:pPr>
     <w:rPr>
+      <w:rFonts w:eastAsia="黑体"/>
       <w:color w:themeColor="background1" w:val="FFFFFF"/>
     </w:rPr>
     <w:tblPr>
@@ -13060,6 +13653,7 @@
     </w:tcPr>
     <w:tblStylePr w:type="firstRow">
       <w:rPr>
+        <w:rFonts w:eastAsia="黑体"/>
         <w:b/>
         <w:bCs/>
       </w:rPr>
@@ -13156,6 +13750,7 @@
       <w:spacing w:after="0" w:line="240" w:lineRule="auto"/>
     </w:pPr>
     <w:rPr>
+      <w:rFonts w:eastAsia="黑体"/>
       <w:color w:themeColor="background1" w:val="FFFFFF"/>
     </w:rPr>
     <w:tblPr>
@@ -13174,6 +13769,7 @@
     </w:tcPr>
     <w:tblStylePr w:type="firstRow">
       <w:rPr>
+        <w:rFonts w:eastAsia="黑体"/>
         <w:b/>
         <w:bCs/>
       </w:rPr>
@@ -13270,6 +13866,7 @@
       <w:spacing w:after="0" w:line="240" w:lineRule="auto"/>
     </w:pPr>
     <w:rPr>
+      <w:rFonts w:eastAsia="黑体"/>
       <w:color w:themeColor="background1" w:val="FFFFFF"/>
     </w:rPr>
     <w:tblPr>
@@ -13288,6 +13885,7 @@
     </w:tcPr>
     <w:tblStylePr w:type="firstRow">
       <w:rPr>
+        <w:rFonts w:eastAsia="黑体"/>
         <w:b/>
         <w:bCs/>
       </w:rPr>
@@ -13384,6 +13982,7 @@
       <w:spacing w:after="0" w:line="240" w:lineRule="auto"/>
     </w:pPr>
     <w:rPr>
+      <w:rFonts w:eastAsia="黑体"/>
       <w:color w:themeColor="text1" w:val="000000"/>
     </w:rPr>
     <w:tblPr>
@@ -13410,6 +14009,7 @@
     </w:tcPr>
     <w:tblStylePr w:type="firstRow">
       <w:rPr>
+        <w:rFonts w:eastAsia="黑体"/>
         <w:b/>
         <w:bCs/>
       </w:rPr>
@@ -13428,6 +14028,7 @@
     </w:tblStylePr>
     <w:tblStylePr w:type="lastRow">
       <w:rPr>
+        <w:rFonts w:eastAsia="黑体"/>
         <w:b/>
         <w:bCs/>
         <w:color w:themeColor="background1" w:val="FFFFFF"/>
@@ -13442,6 +14043,7 @@
     </w:tblStylePr>
     <w:tblStylePr w:type="firstCol">
       <w:rPr>
+        <w:rFonts w:eastAsia="黑体"/>
         <w:color w:themeColor="background1" w:val="FFFFFF"/>
       </w:rPr>
       <w:tblPr/>
@@ -13459,6 +14061,7 @@
     </w:tblStylePr>
     <w:tblStylePr w:type="lastCol">
       <w:rPr>
+        <w:rFonts w:eastAsia="黑体"/>
         <w:color w:themeColor="background1" w:val="FFFFFF"/>
       </w:rPr>
       <w:tblPr/>
@@ -13488,11 +14091,13 @@
     </w:tblStylePr>
     <w:tblStylePr w:type="neCell">
       <w:rPr>
+        <w:rFonts w:eastAsia="黑体"/>
         <w:color w:themeColor="text1" w:val="000000"/>
       </w:rPr>
     </w:tblStylePr>
     <w:tblStylePr w:type="nwCell">
       <w:rPr>
+        <w:rFonts w:eastAsia="黑体"/>
         <w:color w:themeColor="text1" w:val="000000"/>
       </w:rPr>
     </w:tblStylePr>
@@ -13506,6 +14111,7 @@
       <w:spacing w:after="0" w:line="240" w:lineRule="auto"/>
     </w:pPr>
     <w:rPr>
+      <w:rFonts w:eastAsia="黑体"/>
       <w:color w:themeColor="text1" w:val="000000"/>
     </w:rPr>
     <w:tblPr>
@@ -13532,6 +14138,7 @@
     </w:tcPr>
     <w:tblStylePr w:type="firstRow">
       <w:rPr>
+        <w:rFonts w:eastAsia="黑体"/>
         <w:b/>
         <w:bCs/>
       </w:rPr>
@@ -13550,6 +14157,7 @@
     </w:tblStylePr>
     <w:tblStylePr w:type="lastRow">
       <w:rPr>
+        <w:rFonts w:eastAsia="黑体"/>
         <w:b/>
         <w:bCs/>
         <w:color w:themeColor="background1" w:val="FFFFFF"/>
@@ -13564,6 +14172,7 @@
     </w:tblStylePr>
     <w:tblStylePr w:type="firstCol">
       <w:rPr>
+        <w:rFonts w:eastAsia="黑体"/>
         <w:color w:themeColor="background1" w:val="FFFFFF"/>
       </w:rPr>
       <w:tblPr/>
@@ -13581,6 +14190,7 @@
     </w:tblStylePr>
     <w:tblStylePr w:type="lastCol">
       <w:rPr>
+        <w:rFonts w:eastAsia="黑体"/>
         <w:color w:themeColor="background1" w:val="FFFFFF"/>
       </w:rPr>
       <w:tblPr/>
@@ -13610,11 +14220,13 @@
     </w:tblStylePr>
     <w:tblStylePr w:type="neCell">
       <w:rPr>
+        <w:rFonts w:eastAsia="黑体"/>
         <w:color w:themeColor="text1" w:val="000000"/>
       </w:rPr>
     </w:tblStylePr>
     <w:tblStylePr w:type="nwCell">
       <w:rPr>
+        <w:rFonts w:eastAsia="黑体"/>
         <w:color w:themeColor="text1" w:val="000000"/>
       </w:rPr>
     </w:tblStylePr>
@@ -13628,6 +14240,7 @@
       <w:spacing w:after="0" w:line="240" w:lineRule="auto"/>
     </w:pPr>
     <w:rPr>
+      <w:rFonts w:eastAsia="黑体"/>
       <w:color w:themeColor="text1" w:val="000000"/>
     </w:rPr>
     <w:tblPr>
@@ -13654,6 +14267,7 @@
     </w:tcPr>
     <w:tblStylePr w:type="firstRow">
       <w:rPr>
+        <w:rFonts w:eastAsia="黑体"/>
         <w:b/>
         <w:bCs/>
       </w:rPr>
@@ -13672,6 +14286,7 @@
     </w:tblStylePr>
     <w:tblStylePr w:type="lastRow">
       <w:rPr>
+        <w:rFonts w:eastAsia="黑体"/>
         <w:b/>
         <w:bCs/>
         <w:color w:themeColor="background1" w:val="FFFFFF"/>
@@ -13686,6 +14301,7 @@
     </w:tblStylePr>
     <w:tblStylePr w:type="firstCol">
       <w:rPr>
+        <w:rFonts w:eastAsia="黑体"/>
         <w:color w:themeColor="background1" w:val="FFFFFF"/>
       </w:rPr>
       <w:tblPr/>
@@ -13703,6 +14319,7 @@
     </w:tblStylePr>
     <w:tblStylePr w:type="lastCol">
       <w:rPr>
+        <w:rFonts w:eastAsia="黑体"/>
         <w:color w:themeColor="background1" w:val="FFFFFF"/>
       </w:rPr>
       <w:tblPr/>
@@ -13732,11 +14349,13 @@
     </w:tblStylePr>
     <w:tblStylePr w:type="neCell">
       <w:rPr>
+        <w:rFonts w:eastAsia="黑体"/>
         <w:color w:themeColor="text1" w:val="000000"/>
       </w:rPr>
     </w:tblStylePr>
     <w:tblStylePr w:type="nwCell">
       <w:rPr>
+        <w:rFonts w:eastAsia="黑体"/>
         <w:color w:themeColor="text1" w:val="000000"/>
       </w:rPr>
     </w:tblStylePr>
@@ -13750,6 +14369,7 @@
       <w:spacing w:after="0" w:line="240" w:lineRule="auto"/>
     </w:pPr>
     <w:rPr>
+      <w:rFonts w:eastAsia="黑体"/>
       <w:color w:themeColor="text1" w:val="000000"/>
     </w:rPr>
     <w:tblPr>
@@ -13776,6 +14396,7 @@
     </w:tcPr>
     <w:tblStylePr w:type="firstRow">
       <w:rPr>
+        <w:rFonts w:eastAsia="黑体"/>
         <w:b/>
         <w:bCs/>
       </w:rPr>
@@ -13794,6 +14415,7 @@
     </w:tblStylePr>
     <w:tblStylePr w:type="lastRow">
       <w:rPr>
+        <w:rFonts w:eastAsia="黑体"/>
         <w:b/>
         <w:bCs/>
         <w:color w:themeColor="background1" w:val="FFFFFF"/>
@@ -13808,6 +14430,7 @@
     </w:tblStylePr>
     <w:tblStylePr w:type="firstCol">
       <w:rPr>
+        <w:rFonts w:eastAsia="黑体"/>
         <w:color w:themeColor="background1" w:val="FFFFFF"/>
       </w:rPr>
       <w:tblPr/>
@@ -13825,6 +14448,7 @@
     </w:tblStylePr>
     <w:tblStylePr w:type="lastCol">
       <w:rPr>
+        <w:rFonts w:eastAsia="黑体"/>
         <w:color w:themeColor="background1" w:val="FFFFFF"/>
       </w:rPr>
       <w:tblPr/>
@@ -13862,6 +14486,7 @@
       <w:spacing w:after="0" w:line="240" w:lineRule="auto"/>
     </w:pPr>
     <w:rPr>
+      <w:rFonts w:eastAsia="黑体"/>
       <w:color w:themeColor="text1" w:val="000000"/>
     </w:rPr>
     <w:tblPr>
@@ -13888,6 +14513,7 @@
     </w:tcPr>
     <w:tblStylePr w:type="firstRow">
       <w:rPr>
+        <w:rFonts w:eastAsia="黑体"/>
         <w:b/>
         <w:bCs/>
       </w:rPr>
@@ -13906,6 +14532,7 @@
     </w:tblStylePr>
     <w:tblStylePr w:type="lastRow">
       <w:rPr>
+        <w:rFonts w:eastAsia="黑体"/>
         <w:b/>
         <w:bCs/>
         <w:color w:themeColor="background1" w:val="FFFFFF"/>
@@ -13920,6 +14547,7 @@
     </w:tblStylePr>
     <w:tblStylePr w:type="firstCol">
       <w:rPr>
+        <w:rFonts w:eastAsia="黑体"/>
         <w:color w:themeColor="background1" w:val="FFFFFF"/>
       </w:rPr>
       <w:tblPr/>
@@ -13937,6 +14565,7 @@
     </w:tblStylePr>
     <w:tblStylePr w:type="lastCol">
       <w:rPr>
+        <w:rFonts w:eastAsia="黑体"/>
         <w:color w:themeColor="background1" w:val="FFFFFF"/>
       </w:rPr>
       <w:tblPr/>
@@ -13966,11 +14595,13 @@
     </w:tblStylePr>
     <w:tblStylePr w:type="neCell">
       <w:rPr>
+        <w:rFonts w:eastAsia="黑体"/>
         <w:color w:themeColor="text1" w:val="000000"/>
       </w:rPr>
     </w:tblStylePr>
     <w:tblStylePr w:type="nwCell">
       <w:rPr>
+        <w:rFonts w:eastAsia="黑体"/>
         <w:color w:themeColor="text1" w:val="000000"/>
       </w:rPr>
     </w:tblStylePr>
@@ -13984,6 +14615,7 @@
       <w:spacing w:after="0" w:line="240" w:lineRule="auto"/>
     </w:pPr>
     <w:rPr>
+      <w:rFonts w:eastAsia="黑体"/>
       <w:color w:themeColor="text1" w:val="000000"/>
     </w:rPr>
     <w:tblPr>
@@ -14010,6 +14642,7 @@
     </w:tcPr>
     <w:tblStylePr w:type="firstRow">
       <w:rPr>
+        <w:rFonts w:eastAsia="黑体"/>
         <w:b/>
         <w:bCs/>
       </w:rPr>
@@ -14028,6 +14661,7 @@
     </w:tblStylePr>
     <w:tblStylePr w:type="lastRow">
       <w:rPr>
+        <w:rFonts w:eastAsia="黑体"/>
         <w:b/>
         <w:bCs/>
         <w:color w:themeColor="background1" w:val="FFFFFF"/>
@@ -14042,6 +14676,7 @@
     </w:tblStylePr>
     <w:tblStylePr w:type="firstCol">
       <w:rPr>
+        <w:rFonts w:eastAsia="黑体"/>
         <w:color w:themeColor="background1" w:val="FFFFFF"/>
       </w:rPr>
       <w:tblPr/>
@@ -14059,6 +14694,7 @@
     </w:tblStylePr>
     <w:tblStylePr w:type="lastCol">
       <w:rPr>
+        <w:rFonts w:eastAsia="黑体"/>
         <w:color w:themeColor="background1" w:val="FFFFFF"/>
       </w:rPr>
       <w:tblPr/>
@@ -14088,11 +14724,13 @@
     </w:tblStylePr>
     <w:tblStylePr w:type="neCell">
       <w:rPr>
+        <w:rFonts w:eastAsia="黑体"/>
         <w:color w:themeColor="text1" w:val="000000"/>
       </w:rPr>
     </w:tblStylePr>
     <w:tblStylePr w:type="nwCell">
       <w:rPr>
+        <w:rFonts w:eastAsia="黑体"/>
         <w:color w:themeColor="text1" w:val="000000"/>
       </w:rPr>
     </w:tblStylePr>
@@ -14106,6 +14744,7 @@
       <w:spacing w:after="0" w:line="240" w:lineRule="auto"/>
     </w:pPr>
     <w:rPr>
+      <w:rFonts w:eastAsia="黑体"/>
       <w:color w:themeColor="text1" w:val="000000"/>
     </w:rPr>
     <w:tblPr>
@@ -14132,6 +14771,7 @@
     </w:tcPr>
     <w:tblStylePr w:type="firstRow">
       <w:rPr>
+        <w:rFonts w:eastAsia="黑体"/>
         <w:b/>
         <w:bCs/>
       </w:rPr>
@@ -14150,6 +14790,7 @@
     </w:tblStylePr>
     <w:tblStylePr w:type="lastRow">
       <w:rPr>
+        <w:rFonts w:eastAsia="黑体"/>
         <w:b/>
         <w:bCs/>
         <w:color w:themeColor="background1" w:val="FFFFFF"/>
@@ -14164,6 +14805,7 @@
     </w:tblStylePr>
     <w:tblStylePr w:type="firstCol">
       <w:rPr>
+        <w:rFonts w:eastAsia="黑体"/>
         <w:color w:themeColor="background1" w:val="FFFFFF"/>
       </w:rPr>
       <w:tblPr/>
@@ -14181,6 +14823,7 @@
     </w:tblStylePr>
     <w:tblStylePr w:type="lastCol">
       <w:rPr>
+        <w:rFonts w:eastAsia="黑体"/>
         <w:color w:themeColor="background1" w:val="FFFFFF"/>
       </w:rPr>
       <w:tblPr/>
@@ -14210,11 +14853,13 @@
     </w:tblStylePr>
     <w:tblStylePr w:type="neCell">
       <w:rPr>
+        <w:rFonts w:eastAsia="黑体"/>
         <w:color w:themeColor="text1" w:val="000000"/>
       </w:rPr>
     </w:tblStylePr>
     <w:tblStylePr w:type="nwCell">
       <w:rPr>
+        <w:rFonts w:eastAsia="黑体"/>
         <w:color w:themeColor="text1" w:val="000000"/>
       </w:rPr>
     </w:tblStylePr>
@@ -14228,6 +14873,7 @@
       <w:spacing w:after="0" w:line="240" w:lineRule="auto"/>
     </w:pPr>
     <w:rPr>
+      <w:rFonts w:eastAsia="黑体"/>
       <w:color w:themeColor="text1" w:val="000000"/>
     </w:rPr>
     <w:tblPr>
@@ -14246,6 +14892,7 @@
     </w:tcPr>
     <w:tblStylePr w:type="firstRow">
       <w:rPr>
+        <w:rFonts w:eastAsia="黑体"/>
         <w:b/>
         <w:bCs/>
         <w:color w:themeColor="background1" w:val="FFFFFF"/>
@@ -14260,6 +14907,7 @@
     </w:tblStylePr>
     <w:tblStylePr w:type="lastRow">
       <w:rPr>
+        <w:rFonts w:eastAsia="黑体"/>
         <w:b/>
         <w:bCs/>
         <w:color w:themeColor="accent2" w:themeShade="CC" w:val="9E3A38"/>
@@ -14274,12 +14922,14 @@
     </w:tblStylePr>
     <w:tblStylePr w:type="firstCol">
       <w:rPr>
+        <w:rFonts w:eastAsia="黑体"/>
         <w:b/>
         <w:bCs/>
       </w:rPr>
     </w:tblStylePr>
     <w:tblStylePr w:type="lastCol">
       <w:rPr>
+        <w:rFonts w:eastAsia="黑体"/>
         <w:b/>
         <w:bCs/>
       </w:rPr>
@@ -14314,6 +14964,7 @@
       <w:spacing w:after="0" w:line="240" w:lineRule="auto"/>
     </w:pPr>
     <w:rPr>
+      <w:rFonts w:eastAsia="黑体"/>
       <w:color w:themeColor="text1" w:val="000000"/>
     </w:rPr>
     <w:tblPr>
@@ -14332,6 +14983,7 @@
     </w:tcPr>
     <w:tblStylePr w:type="firstRow">
       <w:rPr>
+        <w:rFonts w:eastAsia="黑体"/>
         <w:b/>
         <w:bCs/>
         <w:color w:themeColor="background1" w:val="FFFFFF"/>
@@ -14346,6 +14998,7 @@
     </w:tblStylePr>
     <w:tblStylePr w:type="lastRow">
       <w:rPr>
+        <w:rFonts w:eastAsia="黑体"/>
         <w:b/>
         <w:bCs/>
         <w:color w:themeColor="accent2" w:themeShade="CC" w:val="9E3A38"/>
@@ -14360,12 +15013,14 @@
     </w:tblStylePr>
     <w:tblStylePr w:type="firstCol">
       <w:rPr>
+        <w:rFonts w:eastAsia="黑体"/>
         <w:b/>
         <w:bCs/>
       </w:rPr>
     </w:tblStylePr>
     <w:tblStylePr w:type="lastCol">
       <w:rPr>
+        <w:rFonts w:eastAsia="黑体"/>
         <w:b/>
         <w:bCs/>
       </w:rPr>
@@ -14400,6 +15055,7 @@
       <w:spacing w:after="0" w:line="240" w:lineRule="auto"/>
     </w:pPr>
     <w:rPr>
+      <w:rFonts w:eastAsia="黑体"/>
       <w:color w:themeColor="text1" w:val="000000"/>
     </w:rPr>
     <w:tblPr>
@@ -14418,6 +15074,7 @@
     </w:tcPr>
     <w:tblStylePr w:type="firstRow">
       <w:rPr>
+        <w:rFonts w:eastAsia="黑体"/>
         <w:b/>
         <w:bCs/>
         <w:color w:themeColor="background1" w:val="FFFFFF"/>
@@ -14432,6 +15089,7 @@
     </w:tblStylePr>
     <w:tblStylePr w:type="lastRow">
       <w:rPr>
+        <w:rFonts w:eastAsia="黑体"/>
         <w:b/>
         <w:bCs/>
         <w:color w:themeColor="accent2" w:themeShade="CC" w:val="9E3A38"/>
@@ -14446,12 +15104,14 @@
     </w:tblStylePr>
     <w:tblStylePr w:type="firstCol">
       <w:rPr>
+        <w:rFonts w:eastAsia="黑体"/>
         <w:b/>
         <w:bCs/>
       </w:rPr>
     </w:tblStylePr>
     <w:tblStylePr w:type="lastCol">
       <w:rPr>
+        <w:rFonts w:eastAsia="黑体"/>
         <w:b/>
         <w:bCs/>
       </w:rPr>
@@ -14486,6 +15146,7 @@
       <w:spacing w:after="0" w:line="240" w:lineRule="auto"/>
     </w:pPr>
     <w:rPr>
+      <w:rFonts w:eastAsia="黑体"/>
       <w:color w:themeColor="text1" w:val="000000"/>
     </w:rPr>
     <w:tblPr>
@@ -14504,6 +15165,7 @@
     </w:tcPr>
     <w:tblStylePr w:type="firstRow">
       <w:rPr>
+        <w:rFonts w:eastAsia="黑体"/>
         <w:b/>
         <w:bCs/>
         <w:color w:themeColor="background1" w:val="FFFFFF"/>
@@ -14518,6 +15180,7 @@
     </w:tblStylePr>
     <w:tblStylePr w:type="lastRow">
       <w:rPr>
+        <w:rFonts w:eastAsia="黑体"/>
         <w:b/>
         <w:bCs/>
         <w:color w:themeColor="accent4" w:themeShade="CC" w:val="664E82"/>
@@ -14532,12 +15195,14 @@
     </w:tblStylePr>
     <w:tblStylePr w:type="firstCol">
       <w:rPr>
+        <w:rFonts w:eastAsia="黑体"/>
         <w:b/>
         <w:bCs/>
       </w:rPr>
     </w:tblStylePr>
     <w:tblStylePr w:type="lastCol">
       <w:rPr>
+        <w:rFonts w:eastAsia="黑体"/>
         <w:b/>
         <w:bCs/>
       </w:rPr>
@@ -14572,6 +15237,7 @@
       <w:spacing w:after="0" w:line="240" w:lineRule="auto"/>
     </w:pPr>
     <w:rPr>
+      <w:rFonts w:eastAsia="黑体"/>
       <w:color w:themeColor="text1" w:val="000000"/>
     </w:rPr>
     <w:tblPr>
@@ -14590,6 +15256,7 @@
     </w:tcPr>
     <w:tblStylePr w:type="firstRow">
       <w:rPr>
+        <w:rFonts w:eastAsia="黑体"/>
         <w:b/>
         <w:bCs/>
         <w:color w:themeColor="background1" w:val="FFFFFF"/>
@@ -14604,6 +15271,7 @@
     </w:tblStylePr>
     <w:tblStylePr w:type="lastRow">
       <w:rPr>
+        <w:rFonts w:eastAsia="黑体"/>
         <w:b/>
         <w:bCs/>
         <w:color w:themeColor="accent3" w:themeShade="CC" w:val="7E9C40"/>
@@ -14618,12 +15286,14 @@
     </w:tblStylePr>
     <w:tblStylePr w:type="firstCol">
       <w:rPr>
+        <w:rFonts w:eastAsia="黑体"/>
         <w:b/>
         <w:bCs/>
       </w:rPr>
     </w:tblStylePr>
     <w:tblStylePr w:type="lastCol">
       <w:rPr>
+        <w:rFonts w:eastAsia="黑体"/>
         <w:b/>
         <w:bCs/>
       </w:rPr>
@@ -14658,6 +15328,7 @@
       <w:spacing w:after="0" w:line="240" w:lineRule="auto"/>
     </w:pPr>
     <w:rPr>
+      <w:rFonts w:eastAsia="黑体"/>
       <w:color w:themeColor="text1" w:val="000000"/>
     </w:rPr>
     <w:tblPr>
@@ -14676,6 +15347,7 @@
     </w:tcPr>
     <w:tblStylePr w:type="firstRow">
       <w:rPr>
+        <w:rFonts w:eastAsia="黑体"/>
         <w:b/>
         <w:bCs/>
         <w:color w:themeColor="background1" w:val="FFFFFF"/>
@@ -14690,6 +15362,7 @@
     </w:tblStylePr>
     <w:tblStylePr w:type="lastRow">
       <w:rPr>
+        <w:rFonts w:eastAsia="黑体"/>
         <w:b/>
         <w:bCs/>
         <w:color w:themeColor="accent6" w:themeShade="CC" w:val="F2730A"/>
@@ -14704,12 +15377,14 @@
     </w:tblStylePr>
     <w:tblStylePr w:type="firstCol">
       <w:rPr>
+        <w:rFonts w:eastAsia="黑体"/>
         <w:b/>
         <w:bCs/>
       </w:rPr>
     </w:tblStylePr>
     <w:tblStylePr w:type="lastCol">
       <w:rPr>
+        <w:rFonts w:eastAsia="黑体"/>
         <w:b/>
         <w:bCs/>
       </w:rPr>
@@ -14744,6 +15419,7 @@
       <w:spacing w:after="0" w:line="240" w:lineRule="auto"/>
     </w:pPr>
     <w:rPr>
+      <w:rFonts w:eastAsia="黑体"/>
       <w:color w:themeColor="text1" w:val="000000"/>
     </w:rPr>
     <w:tblPr>
@@ -14762,6 +15438,7 @@
     </w:tcPr>
     <w:tblStylePr w:type="firstRow">
       <w:rPr>
+        <w:rFonts w:eastAsia="黑体"/>
         <w:b/>
         <w:bCs/>
         <w:color w:themeColor="background1" w:val="FFFFFF"/>
@@ -14776,6 +15453,7 @@
     </w:tblStylePr>
     <w:tblStylePr w:type="lastRow">
       <w:rPr>
+        <w:rFonts w:eastAsia="黑体"/>
         <w:b/>
         <w:bCs/>
         <w:color w:themeColor="accent5" w:themeShade="CC" w:val="348DA5"/>
@@ -14790,12 +15468,14 @@
     </w:tblStylePr>
     <w:tblStylePr w:type="firstCol">
       <w:rPr>
+        <w:rFonts w:eastAsia="黑体"/>
         <w:b/>
         <w:bCs/>
       </w:rPr>
     </w:tblStylePr>
     <w:tblStylePr w:type="lastCol">
       <w:rPr>
+        <w:rFonts w:eastAsia="黑体"/>
         <w:b/>
         <w:bCs/>
       </w:rPr>
@@ -14830,6 +15510,7 @@
       <w:spacing w:after="0" w:line="240" w:lineRule="auto"/>
     </w:pPr>
     <w:rPr>
+      <w:rFonts w:eastAsia="黑体"/>
       <w:color w:themeColor="text1" w:val="000000"/>
     </w:rPr>
     <w:tblPr>
@@ -14851,6 +15532,7 @@
     </w:tcPr>
     <w:tblStylePr w:type="firstRow">
       <w:rPr>
+        <w:rFonts w:eastAsia="黑体"/>
         <w:b/>
         <w:bCs/>
       </w:rPr>
@@ -14861,6 +15543,7 @@
     </w:tblStylePr>
     <w:tblStylePr w:type="lastRow">
       <w:rPr>
+        <w:rFonts w:eastAsia="黑体"/>
         <w:b/>
         <w:bCs/>
         <w:color w:themeColor="text1" w:val="000000"/>
@@ -14872,6 +15555,7 @@
     </w:tblStylePr>
     <w:tblStylePr w:type="firstCol">
       <w:rPr>
+        <w:rFonts w:eastAsia="黑体"/>
         <w:color w:themeColor="background1" w:val="FFFFFF"/>
       </w:rPr>
       <w:tblPr/>
@@ -14881,6 +15565,7 @@
     </w:tblStylePr>
     <w:tblStylePr w:type="lastCol">
       <w:rPr>
+        <w:rFonts w:eastAsia="黑体"/>
         <w:color w:themeColor="background1" w:val="FFFFFF"/>
       </w:rPr>
       <w:tblPr/>
@@ -14910,6 +15595,7 @@
       <w:spacing w:after="0" w:line="240" w:lineRule="auto"/>
     </w:pPr>
     <w:rPr>
+      <w:rFonts w:eastAsia="黑体"/>
       <w:color w:themeColor="text1" w:val="000000"/>
     </w:rPr>
     <w:tblPr>
@@ -14931,6 +15617,7 @@
     </w:tcPr>
     <w:tblStylePr w:type="firstRow">
       <w:rPr>
+        <w:rFonts w:eastAsia="黑体"/>
         <w:b/>
         <w:bCs/>
       </w:rPr>
@@ -14941,6 +15628,7 @@
     </w:tblStylePr>
     <w:tblStylePr w:type="lastRow">
       <w:rPr>
+        <w:rFonts w:eastAsia="黑体"/>
         <w:b/>
         <w:bCs/>
         <w:color w:themeColor="text1" w:val="000000"/>
@@ -14952,6 +15640,7 @@
     </w:tblStylePr>
     <w:tblStylePr w:type="firstCol">
       <w:rPr>
+        <w:rFonts w:eastAsia="黑体"/>
         <w:color w:themeColor="background1" w:val="FFFFFF"/>
       </w:rPr>
       <w:tblPr/>
@@ -14961,6 +15650,7 @@
     </w:tblStylePr>
     <w:tblStylePr w:type="lastCol">
       <w:rPr>
+        <w:rFonts w:eastAsia="黑体"/>
         <w:color w:themeColor="background1" w:val="FFFFFF"/>
       </w:rPr>
       <w:tblPr/>
@@ -14990,6 +15680,7 @@
       <w:spacing w:after="0" w:line="240" w:lineRule="auto"/>
     </w:pPr>
     <w:rPr>
+      <w:rFonts w:eastAsia="黑体"/>
       <w:color w:themeColor="text1" w:val="000000"/>
     </w:rPr>
     <w:tblPr>
@@ -15011,6 +15702,7 @@
     </w:tcPr>
     <w:tblStylePr w:type="firstRow">
       <w:rPr>
+        <w:rFonts w:eastAsia="黑体"/>
         <w:b/>
         <w:bCs/>
       </w:rPr>
@@ -15021,6 +15713,7 @@
     </w:tblStylePr>
     <w:tblStylePr w:type="lastRow">
       <w:rPr>
+        <w:rFonts w:eastAsia="黑体"/>
         <w:b/>
         <w:bCs/>
         <w:color w:themeColor="text1" w:val="000000"/>
@@ -15032,6 +15725,7 @@
     </w:tblStylePr>
     <w:tblStylePr w:type="firstCol">
       <w:rPr>
+        <w:rFonts w:eastAsia="黑体"/>
         <w:color w:themeColor="background1" w:val="FFFFFF"/>
       </w:rPr>
       <w:tblPr/>
@@ -15041,6 +15735,7 @@
     </w:tblStylePr>
     <w:tblStylePr w:type="lastCol">
       <w:rPr>
+        <w:rFonts w:eastAsia="黑体"/>
         <w:color w:themeColor="background1" w:val="FFFFFF"/>
       </w:rPr>
       <w:tblPr/>
@@ -15070,6 +15765,7 @@
       <w:spacing w:after="0" w:line="240" w:lineRule="auto"/>
     </w:pPr>
     <w:rPr>
+      <w:rFonts w:eastAsia="黑体"/>
       <w:color w:themeColor="text1" w:val="000000"/>
     </w:rPr>
     <w:tblPr>
@@ -15091,6 +15787,7 @@
     </w:tcPr>
     <w:tblStylePr w:type="firstRow">
       <w:rPr>
+        <w:rFonts w:eastAsia="黑体"/>
         <w:b/>
         <w:bCs/>
       </w:rPr>
@@ -15101,6 +15798,7 @@
     </w:tblStylePr>
     <w:tblStylePr w:type="lastRow">
       <w:rPr>
+        <w:rFonts w:eastAsia="黑体"/>
         <w:b/>
         <w:bCs/>
         <w:color w:themeColor="text1" w:val="000000"/>
@@ -15112,6 +15810,7 @@
     </w:tblStylePr>
     <w:tblStylePr w:type="firstCol">
       <w:rPr>
+        <w:rFonts w:eastAsia="黑体"/>
         <w:color w:themeColor="background1" w:val="FFFFFF"/>
       </w:rPr>
       <w:tblPr/>
@@ -15121,6 +15820,7 @@
     </w:tblStylePr>
     <w:tblStylePr w:type="lastCol">
       <w:rPr>
+        <w:rFonts w:eastAsia="黑体"/>
         <w:color w:themeColor="background1" w:val="FFFFFF"/>
       </w:rPr>
       <w:tblPr/>
@@ -15150,6 +15850,7 @@
       <w:spacing w:after="0" w:line="240" w:lineRule="auto"/>
     </w:pPr>
     <w:rPr>
+      <w:rFonts w:eastAsia="黑体"/>
       <w:color w:themeColor="text1" w:val="000000"/>
     </w:rPr>
     <w:tblPr>
@@ -15171,6 +15872,7 @@
     </w:tcPr>
     <w:tblStylePr w:type="firstRow">
       <w:rPr>
+        <w:rFonts w:eastAsia="黑体"/>
         <w:b/>
         <w:bCs/>
       </w:rPr>
@@ -15181,6 +15883,7 @@
     </w:tblStylePr>
     <w:tblStylePr w:type="lastRow">
       <w:rPr>
+        <w:rFonts w:eastAsia="黑体"/>
         <w:b/>
         <w:bCs/>
         <w:color w:themeColor="text1" w:val="000000"/>
@@ -15192,6 +15895,7 @@
     </w:tblStylePr>
     <w:tblStylePr w:type="firstCol">
       <w:rPr>
+        <w:rFonts w:eastAsia="黑体"/>
         <w:color w:themeColor="background1" w:val="FFFFFF"/>
       </w:rPr>
       <w:tblPr/>
@@ -15201,6 +15905,7 @@
     </w:tblStylePr>
     <w:tblStylePr w:type="lastCol">
       <w:rPr>
+        <w:rFonts w:eastAsia="黑体"/>
         <w:color w:themeColor="background1" w:val="FFFFFF"/>
       </w:rPr>
       <w:tblPr/>
@@ -15230,6 +15935,7 @@
       <w:spacing w:after="0" w:line="240" w:lineRule="auto"/>
     </w:pPr>
     <w:rPr>
+      <w:rFonts w:eastAsia="黑体"/>
       <w:color w:themeColor="text1" w:val="000000"/>
     </w:rPr>
     <w:tblPr>
@@ -15251,6 +15957,7 @@
     </w:tcPr>
     <w:tblStylePr w:type="firstRow">
       <w:rPr>
+        <w:rFonts w:eastAsia="黑体"/>
         <w:b/>
         <w:bCs/>
       </w:rPr>
@@ -15261,6 +15968,7 @@
     </w:tblStylePr>
     <w:tblStylePr w:type="lastRow">
       <w:rPr>
+        <w:rFonts w:eastAsia="黑体"/>
         <w:b/>
         <w:bCs/>
         <w:color w:themeColor="text1" w:val="000000"/>
@@ -15272,6 +15980,7 @@
     </w:tblStylePr>
     <w:tblStylePr w:type="firstCol">
       <w:rPr>
+        <w:rFonts w:eastAsia="黑体"/>
         <w:color w:themeColor="background1" w:val="FFFFFF"/>
       </w:rPr>
       <w:tblPr/>
@@ -15281,6 +15990,7 @@
     </w:tblStylePr>
     <w:tblStylePr w:type="lastCol">
       <w:rPr>
+        <w:rFonts w:eastAsia="黑体"/>
         <w:color w:themeColor="background1" w:val="FFFFFF"/>
       </w:rPr>
       <w:tblPr/>
@@ -15310,6 +16020,7 @@
       <w:spacing w:after="0" w:line="240" w:lineRule="auto"/>
     </w:pPr>
     <w:rPr>
+      <w:rFonts w:eastAsia="黑体"/>
       <w:color w:themeColor="text1" w:val="000000"/>
     </w:rPr>
     <w:tblPr>
@@ -15331,6 +16042,7 @@
     </w:tcPr>
     <w:tblStylePr w:type="firstRow">
       <w:rPr>
+        <w:rFonts w:eastAsia="黑体"/>
         <w:b/>
         <w:bCs/>
       </w:rPr>
@@ -15341,6 +16053,7 @@
     </w:tblStylePr>
     <w:tblStylePr w:type="lastRow">
       <w:rPr>
+        <w:rFonts w:eastAsia="黑体"/>
         <w:b/>
         <w:bCs/>
         <w:color w:themeColor="text1" w:val="000000"/>
@@ -15352,6 +16065,7 @@
     </w:tblStylePr>
     <w:tblStylePr w:type="firstCol">
       <w:rPr>
+        <w:rFonts w:eastAsia="黑体"/>
         <w:color w:themeColor="background1" w:val="FFFFFF"/>
       </w:rPr>
       <w:tblPr/>
@@ -15361,6 +16075,7 @@
     </w:tblStylePr>
     <w:tblStylePr w:type="lastCol">
       <w:rPr>
+        <w:rFonts w:eastAsia="黑体"/>
         <w:color w:themeColor="background1" w:val="FFFFFF"/>
       </w:rPr>
       <w:tblPr/>
@@ -15393,6 +16108,7 @@
     <w:name w:val="KeywordTok"/>
     <w:basedOn w:val="VerbatimChar"/>
     <w:rPr>
+      <w:rFonts w:eastAsia="黑体"/>
       <w:b/>
       <w:color w:val="007020"/>
     </w:rPr>
@@ -15401,6 +16117,7 @@
     <w:name w:val="DataTypeTok"/>
     <w:basedOn w:val="VerbatimChar"/>
     <w:rPr>
+      <w:rFonts w:eastAsia="黑体"/>
       <w:color w:val="902000"/>
     </w:rPr>
   </w:style>
@@ -15408,6 +16125,7 @@
     <w:name w:val="DecValTok"/>
     <w:basedOn w:val="VerbatimChar"/>
     <w:rPr>
+      <w:rFonts w:eastAsia="黑体"/>
       <w:color w:val="40a070"/>
     </w:rPr>
   </w:style>
@@ -15415,6 +16133,7 @@
     <w:name w:val="BaseNTok"/>
     <w:basedOn w:val="VerbatimChar"/>
     <w:rPr>
+      <w:rFonts w:eastAsia="黑体"/>
       <w:color w:val="40a070"/>
     </w:rPr>
   </w:style>
@@ -15422,6 +16141,7 @@
     <w:name w:val="FloatTok"/>
     <w:basedOn w:val="VerbatimChar"/>
     <w:rPr>
+      <w:rFonts w:eastAsia="黑体"/>
       <w:color w:val="40a070"/>
     </w:rPr>
   </w:style>
@@ -15429,6 +16149,7 @@
     <w:name w:val="ConstantTok"/>
     <w:basedOn w:val="VerbatimChar"/>
     <w:rPr>
+      <w:rFonts w:eastAsia="黑体"/>
       <w:color w:val="880000"/>
     </w:rPr>
   </w:style>
@@ -15436,6 +16157,7 @@
     <w:name w:val="CharTok"/>
     <w:basedOn w:val="VerbatimChar"/>
     <w:rPr>
+      <w:rFonts w:eastAsia="黑体"/>
       <w:color w:val="4070a0"/>
     </w:rPr>
   </w:style>
@@ -15443,6 +16165,7 @@
     <w:name w:val="SpecialCharTok"/>
     <w:basedOn w:val="VerbatimChar"/>
     <w:rPr>
+      <w:rFonts w:eastAsia="黑体"/>
       <w:color w:val="4070a0"/>
     </w:rPr>
   </w:style>
@@ -15450,6 +16173,7 @@
     <w:name w:val="StringTok"/>
     <w:basedOn w:val="VerbatimChar"/>
     <w:rPr>
+      <w:rFonts w:eastAsia="黑体"/>
       <w:color w:val="4070a0"/>
     </w:rPr>
   </w:style>
@@ -15457,6 +16181,7 @@
     <w:name w:val="VerbatimStringTok"/>
     <w:basedOn w:val="VerbatimChar"/>
     <w:rPr>
+      <w:rFonts w:eastAsia="黑体"/>
       <w:color w:val="4070a0"/>
     </w:rPr>
   </w:style>
@@ -15464,6 +16189,7 @@
     <w:name w:val="SpecialStringTok"/>
     <w:basedOn w:val="VerbatimChar"/>
     <w:rPr>
+      <w:rFonts w:eastAsia="黑体"/>
       <w:color w:val="bb6688"/>
     </w:rPr>
   </w:style>
@@ -15471,6 +16197,7 @@
     <w:name w:val="ImportTok"/>
     <w:basedOn w:val="VerbatimChar"/>
     <w:rPr>
+      <w:rFonts w:eastAsia="黑体"/>
       <w:b/>
       <w:color w:val="008000"/>
     </w:rPr>
@@ -15479,6 +16206,7 @@
     <w:name w:val="CommentTok"/>
     <w:basedOn w:val="VerbatimChar"/>
     <w:rPr>
+      <w:rFonts w:eastAsia="黑体"/>
       <w:i/>
       <w:color w:val="60a0b0"/>
     </w:rPr>
@@ -15487,6 +16215,7 @@
     <w:name w:val="DocumentationTok"/>
     <w:basedOn w:val="VerbatimChar"/>
     <w:rPr>
+      <w:rFonts w:eastAsia="黑体"/>
       <w:i/>
       <w:color w:val="ba2121"/>
     </w:rPr>
@@ -15495,6 +16224,7 @@
     <w:name w:val="AnnotationTok"/>
     <w:basedOn w:val="VerbatimChar"/>
     <w:rPr>
+      <w:rFonts w:eastAsia="黑体"/>
       <w:b/>
       <w:i/>
       <w:color w:val="60a0b0"/>
@@ -15504,6 +16234,7 @@
     <w:name w:val="CommentVarTok"/>
     <w:basedOn w:val="VerbatimChar"/>
     <w:rPr>
+      <w:rFonts w:eastAsia="黑体"/>
       <w:b/>
       <w:i/>
       <w:color w:val="60a0b0"/>
@@ -15513,6 +16244,7 @@
     <w:name w:val="OtherTok"/>
     <w:basedOn w:val="VerbatimChar"/>
     <w:rPr>
+      <w:rFonts w:eastAsia="黑体"/>
       <w:color w:val="007020"/>
     </w:rPr>
   </w:style>
@@ -15520,6 +16252,7 @@
     <w:name w:val="FunctionTok"/>
     <w:basedOn w:val="VerbatimChar"/>
     <w:rPr>
+      <w:rFonts w:eastAsia="黑体"/>
       <w:color w:val="06287e"/>
     </w:rPr>
   </w:style>
@@ -15527,6 +16260,7 @@
     <w:name w:val="VariableTok"/>
     <w:basedOn w:val="VerbatimChar"/>
     <w:rPr>
+      <w:rFonts w:eastAsia="黑体"/>
       <w:color w:val="19177c"/>
     </w:rPr>
   </w:style>
@@ -15534,6 +16268,7 @@
     <w:name w:val="ControlFlowTok"/>
     <w:basedOn w:val="VerbatimChar"/>
     <w:rPr>
+      <w:rFonts w:eastAsia="黑体"/>
       <w:b/>
       <w:color w:val="007020"/>
     </w:rPr>
@@ -15542,6 +16277,7 @@
     <w:name w:val="OperatorTok"/>
     <w:basedOn w:val="VerbatimChar"/>
     <w:rPr>
+      <w:rFonts w:eastAsia="黑体"/>
       <w:color w:val="666666"/>
     </w:rPr>
   </w:style>
@@ -15549,18 +16285,22 @@
     <w:name w:val="BuiltInTok"/>
     <w:basedOn w:val="VerbatimChar"/>
     <w:rPr>
+      <w:rFonts w:eastAsia="黑体"/>
       <w:color w:val="008000"/>
     </w:rPr>
   </w:style>
   <w:style w:type="character" w:customStyle="1" w:styleId="ExtensionTok">
     <w:name w:val="ExtensionTok"/>
     <w:basedOn w:val="VerbatimChar"/>
-    <w:rPr/>
+    <w:rPr>
+      <w:rFonts w:eastAsia="黑体"/>
+    </w:rPr>
   </w:style>
   <w:style w:type="character" w:customStyle="1" w:styleId="PreprocessorTok">
     <w:name w:val="PreprocessorTok"/>
     <w:basedOn w:val="VerbatimChar"/>
     <w:rPr>
+      <w:rFonts w:eastAsia="黑体"/>
       <w:color w:val="bc7a00"/>
     </w:rPr>
   </w:style>
@@ -15568,18 +16308,22 @@
     <w:name w:val="AttributeTok"/>
     <w:basedOn w:val="VerbatimChar"/>
     <w:rPr>
+      <w:rFonts w:eastAsia="黑体"/>
       <w:color w:val="7d9029"/>
     </w:rPr>
   </w:style>
   <w:style w:type="character" w:customStyle="1" w:styleId="RegionMarkerTok">
     <w:name w:val="RegionMarkerTok"/>
     <w:basedOn w:val="VerbatimChar"/>
-    <w:rPr/>
+    <w:rPr>
+      <w:rFonts w:eastAsia="黑体"/>
+    </w:rPr>
   </w:style>
   <w:style w:type="character" w:customStyle="1" w:styleId="InformationTok">
     <w:name w:val="InformationTok"/>
     <w:basedOn w:val="VerbatimChar"/>
     <w:rPr>
+      <w:rFonts w:eastAsia="黑体"/>
       <w:b/>
       <w:i/>
       <w:color w:val="60a0b0"/>
@@ -15589,6 +16333,7 @@
     <w:name w:val="WarningTok"/>
     <w:basedOn w:val="VerbatimChar"/>
     <w:rPr>
+      <w:rFonts w:eastAsia="黑体"/>
       <w:b/>
       <w:i/>
       <w:color w:val="60a0b0"/>
@@ -15598,6 +16343,7 @@
     <w:name w:val="AlertTok"/>
     <w:basedOn w:val="VerbatimChar"/>
     <w:rPr>
+      <w:rFonts w:eastAsia="黑体"/>
       <w:b/>
       <w:color w:val="ff0000"/>
     </w:rPr>
@@ -15606,6 +16352,7 @@
     <w:name w:val="ErrorTok"/>
     <w:basedOn w:val="VerbatimChar"/>
     <w:rPr>
+      <w:rFonts w:eastAsia="黑体"/>
       <w:b/>
       <w:color w:val="ff0000"/>
     </w:rPr>
@@ -15613,7 +16360,9 @@
   <w:style w:type="character" w:customStyle="1" w:styleId="NormalTok">
     <w:name w:val="NormalTok"/>
     <w:basedOn w:val="VerbatimChar"/>
-    <w:rPr/>
+    <w:rPr>
+      <w:rFonts w:eastAsia="黑体"/>
+    </w:rPr>
   </w:style>
 </w:styles>
 </file>
@@ -15662,12 +16411,12 @@
     <a:fontScheme name="Office">
       <a:majorFont>
         <a:latin typeface="Calibri"/>
-        <a:ea typeface=""/>
+        <a:ea typeface="黑体"/>
         <a:cs typeface=""/>
         <a:font script="Jpan" typeface="ＭＳ ゴシック"/>
         <a:font script="Hang" typeface="맑은 고딕"/>
-        <a:font script="Hans" typeface="宋体"/>
-        <a:font script="Hant" typeface="新細明體"/>
+        <a:font script="Hans" typeface="黑体"/>
+        <a:font script="Hant" typeface="黑体"/>
         <a:font script="Arab" typeface="Times New Roman"/>
         <a:font script="Hebr" typeface="Times New Roman"/>
         <a:font script="Thai" typeface="Angsana New"/>
@@ -15697,12 +16446,12 @@
       </a:majorFont>
       <a:minorFont>
         <a:latin typeface="Cambria"/>
-        <a:ea typeface=""/>
+        <a:ea typeface="黑体"/>
         <a:cs typeface=""/>
         <a:font script="Jpan" typeface="ＭＳ 明朝"/>
         <a:font script="Hang" typeface="맑은 고딕"/>
-        <a:font script="Hans" typeface="宋体"/>
-        <a:font script="Hant" typeface="新細明體"/>
+        <a:font script="Hans" typeface="黑体"/>
+        <a:font script="Hant" typeface="黑体"/>
         <a:font script="Arab" typeface="Arial"/>
         <a:font script="Hebr" typeface="Arial"/>
         <a:font script="Thai" typeface="Cordia New"/>

--- a/10-保护电路/05-短路保护/短路检测保护电路/短路检测保护电路.docx
+++ b/10-保护电路/05-短路保护/短路检测保护电路/短路检测保护电路.docx
@@ -3340,7 +3340,7 @@
           <w:color w:val="555555"/>
           <w:sz w:val="21"/>
         </w:rPr>
-        <w:t>材料收集者：杜文杰，WX手机：19519196569，QQ:3478827729</w:t>
+        <w:t>材料收集者：杜文杰，微信/手机：19519196569，QQ:3478827729</w:t>
       </w:r>
     </w:p>
     <w:sectPr>
